--- a/NEEDS_DATA.docx
+++ b/NEEDS_DATA.docx
@@ -17,7 +17,7 @@
     </w:p>
     <w:p>
       <w:r>
-        <w:t xml:space="preserve">Generated 2026-09-12. Every field below was blank in the automated sources. Fill any of them in </w:t>
+        <w:t xml:space="preserve">Generated 2026-09-13. Every field below was blank in the automated sources. Fill any of them in </w:t>
       </w:r>
       <w:r>
         <w:rPr>
@@ -1387,7 +1387,7 @@
         <w:pStyle w:val="Heading2"/>
       </w:pPr>
       <w:r>
-        <w:t>Studies with no numeric performance figure (243 of 257)</w:t>
+        <w:t>Studies with no numeric performance figure (250 of 265)</w:t>
       </w:r>
     </w:p>
     <w:p>
@@ -2475,7 +2475,7 @@
               <w:rPr>
                 <w:sz w:val="16"/>
               </w:rPr>
-              <w:t>SevenNet-0, MatterSim, MACE-MP-0, CHGNet</w:t>
+              <w:t>SevenNet-0, MACE-MP-0, MatterSim, CHGNet</w:t>
             </w:r>
           </w:p>
         </w:tc>
@@ -3477,7 +3477,7 @@
               <w:rPr>
                 <w:sz w:val="16"/>
               </w:rPr>
-              <w:t>GRACE-1L-OAM, SevenNet-0, MatterSim, MACE-MP-0</w:t>
+              <w:t>GRACE-1L-OAM, SevenNet-0, MACE-MP-0, MatterSim</w:t>
             </w:r>
           </w:p>
         </w:tc>
@@ -4319,7 +4319,7 @@
               <w:rPr>
                 <w:sz w:val="16"/>
               </w:rPr>
-              <w:t>MatterSim, MatterGen</w:t>
+              <w:t>MatterGen, MatterSim</w:t>
             </w:r>
           </w:p>
         </w:tc>
@@ -4531,7 +4531,7 @@
               <w:rPr>
                 <w:sz w:val="16"/>
               </w:rPr>
-              <w:t>MatterSim, SevenNet, NequIP, CHGNet, MACE, UMA</w:t>
+              <w:t>MatterSim, SevenNet, CHGNet, NequIP, MACE, UMA</w:t>
             </w:r>
           </w:p>
         </w:tc>
@@ -15833,58 +15833,64 @@
                   <w:sz w:val="16"/>
                   <w:u w:val="single"/>
                 </w:rPr>
-                <w:t>From Empirical Design To Autonomous Ecosystems: AI-Driven Advances, Challenges, And Future Directions In Precision Nanom</w:t>
-              </w:r>
-            </w:hyperlink>
-          </w:p>
-        </w:tc>
-        <w:tc>
-          <w:tcPr>
-            <w:tcW w:type="dxa" w:w="1680"/>
-          </w:tcPr>
-          <w:p>
-            <w:pPr>
-              <w:jc w:val="left"/>
-            </w:pPr>
-            <w:r/>
-          </w:p>
-        </w:tc>
-        <w:tc>
-          <w:tcPr>
-            <w:tcW w:type="dxa" w:w="1680"/>
-          </w:tcPr>
-          <w:p>
-            <w:pPr>
-              <w:jc w:val="left"/>
-            </w:pPr>
-            <w:r/>
-          </w:p>
-        </w:tc>
-        <w:tc>
-          <w:tcPr>
-            <w:tcW w:type="dxa" w:w="1680"/>
-          </w:tcPr>
-          <w:p>
-            <w:pPr>
-              <w:jc w:val="left"/>
-            </w:pPr>
-            <w:r/>
-          </w:p>
-        </w:tc>
-        <w:tc>
-          <w:tcPr>
-            <w:tcW w:type="dxa" w:w="1680"/>
-          </w:tcPr>
-          <w:p>
-            <w:pPr>
-              <w:jc w:val="left"/>
-            </w:pPr>
-            <w:r/>
-            <w:r>
-              <w:rPr>
-                <w:sz w:val="16"/>
-              </w:rPr>
-              <w:t>2026-08-14</w:t>
+                <w:t>MXene-based biosensors for hospital-on-chip diagnostics: a coordination chemistry framework from materials design to cli</w:t>
+              </w:r>
+            </w:hyperlink>
+          </w:p>
+        </w:tc>
+        <w:tc>
+          <w:tcPr>
+            <w:tcW w:type="dxa" w:w="1680"/>
+          </w:tcPr>
+          <w:p>
+            <w:pPr>
+              <w:jc w:val="left"/>
+            </w:pPr>
+            <w:r/>
+          </w:p>
+        </w:tc>
+        <w:tc>
+          <w:tcPr>
+            <w:tcW w:type="dxa" w:w="1680"/>
+          </w:tcPr>
+          <w:p>
+            <w:pPr>
+              <w:jc w:val="left"/>
+            </w:pPr>
+            <w:r/>
+            <w:r>
+              <w:rPr>
+                <w:sz w:val="16"/>
+              </w:rPr>
+              <w:t>2D material</w:t>
+            </w:r>
+          </w:p>
+        </w:tc>
+        <w:tc>
+          <w:tcPr>
+            <w:tcW w:type="dxa" w:w="1680"/>
+          </w:tcPr>
+          <w:p>
+            <w:pPr>
+              <w:jc w:val="left"/>
+            </w:pPr>
+            <w:r/>
+          </w:p>
+        </w:tc>
+        <w:tc>
+          <w:tcPr>
+            <w:tcW w:type="dxa" w:w="1680"/>
+          </w:tcPr>
+          <w:p>
+            <w:pPr>
+              <w:jc w:val="left"/>
+            </w:pPr>
+            <w:r/>
+            <w:r>
+              <w:rPr>
+                <w:sz w:val="16"/>
+              </w:rPr>
+              <w:t>2026-09-13</w:t>
             </w:r>
           </w:p>
         </w:tc>
@@ -15904,7 +15910,7 @@
                   <w:sz w:val="16"/>
                   <w:u w:val="single"/>
                 </w:rPr>
-                <w:t>10.5281/zenodo.21931873</w:t>
+                <w:t>10.1016/j.ccr.2026.218514</w:t>
               </w:r>
             </w:hyperlink>
           </w:p>
@@ -15927,48 +15933,42 @@
                   <w:sz w:val="16"/>
                   <w:u w:val="single"/>
                 </w:rPr>
-                <w:t>Electrostatic Phenomenology Benchmarks for Machine-Learned Interatomic Potentials in Electrochemistry: Beyond the Energy</w:t>
-              </w:r>
-            </w:hyperlink>
-          </w:p>
-        </w:tc>
-        <w:tc>
-          <w:tcPr>
-            <w:tcW w:type="dxa" w:w="1680"/>
-          </w:tcPr>
-          <w:p>
-            <w:pPr>
-              <w:jc w:val="left"/>
-            </w:pPr>
-            <w:r/>
-          </w:p>
-        </w:tc>
-        <w:tc>
-          <w:tcPr>
-            <w:tcW w:type="dxa" w:w="1680"/>
-          </w:tcPr>
-          <w:p>
-            <w:pPr>
-              <w:jc w:val="left"/>
-            </w:pPr>
-            <w:r/>
-          </w:p>
-        </w:tc>
-        <w:tc>
-          <w:tcPr>
-            <w:tcW w:type="dxa" w:w="1680"/>
-          </w:tcPr>
-          <w:p>
-            <w:pPr>
-              <w:jc w:val="left"/>
-            </w:pPr>
-            <w:r/>
-            <w:r>
-              <w:rPr>
-                <w:sz w:val="16"/>
-              </w:rPr>
-              <w:t>MLIP</w:t>
-            </w:r>
+                <w:t>From Empirical Design To Autonomous Ecosystems: AI-Driven Advances, Challenges, And Future Directions In Precision Nanom</w:t>
+              </w:r>
+            </w:hyperlink>
+          </w:p>
+        </w:tc>
+        <w:tc>
+          <w:tcPr>
+            <w:tcW w:type="dxa" w:w="1680"/>
+          </w:tcPr>
+          <w:p>
+            <w:pPr>
+              <w:jc w:val="left"/>
+            </w:pPr>
+            <w:r/>
+          </w:p>
+        </w:tc>
+        <w:tc>
+          <w:tcPr>
+            <w:tcW w:type="dxa" w:w="1680"/>
+          </w:tcPr>
+          <w:p>
+            <w:pPr>
+              <w:jc w:val="left"/>
+            </w:pPr>
+            <w:r/>
+          </w:p>
+        </w:tc>
+        <w:tc>
+          <w:tcPr>
+            <w:tcW w:type="dxa" w:w="1680"/>
+          </w:tcPr>
+          <w:p>
+            <w:pPr>
+              <w:jc w:val="left"/>
+            </w:pPr>
+            <w:r/>
           </w:p>
         </w:tc>
         <w:tc>
@@ -16004,7 +16004,7 @@
                   <w:sz w:val="16"/>
                   <w:u w:val="single"/>
                 </w:rPr>
-                <w:t>link</w:t>
+                <w:t>10.5281/zenodo.21931873</w:t>
               </w:r>
             </w:hyperlink>
           </w:p>
@@ -16027,7 +16027,7 @@
                   <w:sz w:val="16"/>
                   <w:u w:val="single"/>
                 </w:rPr>
-                <w:t>The Past and Future of AI Scientists</w:t>
+                <w:t>Electrostatic Phenomenology Benchmarks for Machine-Learned Interatomic Potentials in Electrochemistry: Beyond the Energy</w:t>
               </w:r>
             </w:hyperlink>
           </w:p>
@@ -16127,64 +16127,64 @@
                   <w:sz w:val="16"/>
                   <w:u w:val="single"/>
                 </w:rPr>
-                <w:t>Graph neural network prediction of temperature-dependent hydrogen diffusion and thermal conductivity tensors of tungsten</w:t>
-              </w:r>
-            </w:hyperlink>
-          </w:p>
-        </w:tc>
-        <w:tc>
-          <w:tcPr>
-            <w:tcW w:type="dxa" w:w="1680"/>
-          </w:tcPr>
-          <w:p>
-            <w:pPr>
-              <w:jc w:val="left"/>
-            </w:pPr>
-            <w:r/>
-          </w:p>
-        </w:tc>
-        <w:tc>
-          <w:tcPr>
-            <w:tcW w:type="dxa" w:w="1680"/>
-          </w:tcPr>
-          <w:p>
-            <w:pPr>
-              <w:jc w:val="left"/>
-            </w:pPr>
-            <w:r/>
-          </w:p>
-        </w:tc>
-        <w:tc>
-          <w:tcPr>
-            <w:tcW w:type="dxa" w:w="1680"/>
-          </w:tcPr>
-          <w:p>
-            <w:pPr>
-              <w:jc w:val="left"/>
-            </w:pPr>
-            <w:r/>
-            <w:r>
-              <w:rPr>
-                <w:sz w:val="16"/>
-              </w:rPr>
-              <w:t>MD</w:t>
-            </w:r>
-          </w:p>
-        </w:tc>
-        <w:tc>
-          <w:tcPr>
-            <w:tcW w:type="dxa" w:w="1680"/>
-          </w:tcPr>
-          <w:p>
-            <w:pPr>
-              <w:jc w:val="left"/>
-            </w:pPr>
-            <w:r/>
-            <w:r>
-              <w:rPr>
-                <w:sz w:val="16"/>
-              </w:rPr>
-              <w:t>2026-08-16</w:t>
+                <w:t>The Past and Future of AI Scientists</w:t>
+              </w:r>
+            </w:hyperlink>
+          </w:p>
+        </w:tc>
+        <w:tc>
+          <w:tcPr>
+            <w:tcW w:type="dxa" w:w="1680"/>
+          </w:tcPr>
+          <w:p>
+            <w:pPr>
+              <w:jc w:val="left"/>
+            </w:pPr>
+            <w:r/>
+          </w:p>
+        </w:tc>
+        <w:tc>
+          <w:tcPr>
+            <w:tcW w:type="dxa" w:w="1680"/>
+          </w:tcPr>
+          <w:p>
+            <w:pPr>
+              <w:jc w:val="left"/>
+            </w:pPr>
+            <w:r/>
+          </w:p>
+        </w:tc>
+        <w:tc>
+          <w:tcPr>
+            <w:tcW w:type="dxa" w:w="1680"/>
+          </w:tcPr>
+          <w:p>
+            <w:pPr>
+              <w:jc w:val="left"/>
+            </w:pPr>
+            <w:r/>
+            <w:r>
+              <w:rPr>
+                <w:sz w:val="16"/>
+              </w:rPr>
+              <w:t>MLIP</w:t>
+            </w:r>
+          </w:p>
+        </w:tc>
+        <w:tc>
+          <w:tcPr>
+            <w:tcW w:type="dxa" w:w="1680"/>
+          </w:tcPr>
+          <w:p>
+            <w:pPr>
+              <w:jc w:val="left"/>
+            </w:pPr>
+            <w:r/>
+            <w:r>
+              <w:rPr>
+                <w:sz w:val="16"/>
+              </w:rPr>
+              <w:t>2026-08-14</w:t>
             </w:r>
           </w:p>
         </w:tc>
@@ -16227,64 +16227,64 @@
                   <w:sz w:val="16"/>
                   <w:u w:val="single"/>
                 </w:rPr>
-                <w:t>Machine Learning-Accelerated Band-Edge Engineering of Pnictogen Chalcohalide Solid Solutions for Solar Energy Technologi</w:t>
-              </w:r>
-            </w:hyperlink>
-          </w:p>
-        </w:tc>
-        <w:tc>
-          <w:tcPr>
-            <w:tcW w:type="dxa" w:w="1680"/>
-          </w:tcPr>
-          <w:p>
-            <w:pPr>
-              <w:jc w:val="left"/>
-            </w:pPr>
-            <w:r/>
-          </w:p>
-        </w:tc>
-        <w:tc>
-          <w:tcPr>
-            <w:tcW w:type="dxa" w:w="1680"/>
-          </w:tcPr>
-          <w:p>
-            <w:pPr>
-              <w:jc w:val="left"/>
-            </w:pPr>
-            <w:r/>
-          </w:p>
-        </w:tc>
-        <w:tc>
-          <w:tcPr>
-            <w:tcW w:type="dxa" w:w="1680"/>
-          </w:tcPr>
-          <w:p>
-            <w:pPr>
-              <w:jc w:val="left"/>
-            </w:pPr>
-            <w:r/>
-            <w:r>
-              <w:rPr>
-                <w:sz w:val="16"/>
-              </w:rPr>
-              <w:t>DFT</w:t>
-            </w:r>
-          </w:p>
-        </w:tc>
-        <w:tc>
-          <w:tcPr>
-            <w:tcW w:type="dxa" w:w="1680"/>
-          </w:tcPr>
-          <w:p>
-            <w:pPr>
-              <w:jc w:val="left"/>
-            </w:pPr>
-            <w:r/>
-            <w:r>
-              <w:rPr>
-                <w:sz w:val="16"/>
-              </w:rPr>
-              <w:t>2026-08-17</w:t>
+                <w:t>Graph neural network prediction of temperature-dependent hydrogen diffusion and thermal conductivity tensors of tungsten</w:t>
+              </w:r>
+            </w:hyperlink>
+          </w:p>
+        </w:tc>
+        <w:tc>
+          <w:tcPr>
+            <w:tcW w:type="dxa" w:w="1680"/>
+          </w:tcPr>
+          <w:p>
+            <w:pPr>
+              <w:jc w:val="left"/>
+            </w:pPr>
+            <w:r/>
+          </w:p>
+        </w:tc>
+        <w:tc>
+          <w:tcPr>
+            <w:tcW w:type="dxa" w:w="1680"/>
+          </w:tcPr>
+          <w:p>
+            <w:pPr>
+              <w:jc w:val="left"/>
+            </w:pPr>
+            <w:r/>
+          </w:p>
+        </w:tc>
+        <w:tc>
+          <w:tcPr>
+            <w:tcW w:type="dxa" w:w="1680"/>
+          </w:tcPr>
+          <w:p>
+            <w:pPr>
+              <w:jc w:val="left"/>
+            </w:pPr>
+            <w:r/>
+            <w:r>
+              <w:rPr>
+                <w:sz w:val="16"/>
+              </w:rPr>
+              <w:t>MD</w:t>
+            </w:r>
+          </w:p>
+        </w:tc>
+        <w:tc>
+          <w:tcPr>
+            <w:tcW w:type="dxa" w:w="1680"/>
+          </w:tcPr>
+          <w:p>
+            <w:pPr>
+              <w:jc w:val="left"/>
+            </w:pPr>
+            <w:r/>
+            <w:r>
+              <w:rPr>
+                <w:sz w:val="16"/>
+              </w:rPr>
+              <w:t>2026-08-16</w:t>
             </w:r>
           </w:p>
         </w:tc>
@@ -16327,42 +16327,48 @@
                   <w:sz w:val="16"/>
                   <w:u w:val="single"/>
                 </w:rPr>
-                <w:t xml:space="preserve">Extracting a nitrile-centered, ether-assisted motif hierarchy for lithium-battery electrolyte design from billion-scale </w:t>
-              </w:r>
-            </w:hyperlink>
-          </w:p>
-        </w:tc>
-        <w:tc>
-          <w:tcPr>
-            <w:tcW w:type="dxa" w:w="1680"/>
-          </w:tcPr>
-          <w:p>
-            <w:pPr>
-              <w:jc w:val="left"/>
-            </w:pPr>
-            <w:r/>
-          </w:p>
-        </w:tc>
-        <w:tc>
-          <w:tcPr>
-            <w:tcW w:type="dxa" w:w="1680"/>
-          </w:tcPr>
-          <w:p>
-            <w:pPr>
-              <w:jc w:val="left"/>
-            </w:pPr>
-            <w:r/>
-          </w:p>
-        </w:tc>
-        <w:tc>
-          <w:tcPr>
-            <w:tcW w:type="dxa" w:w="1680"/>
-          </w:tcPr>
-          <w:p>
-            <w:pPr>
-              <w:jc w:val="left"/>
-            </w:pPr>
-            <w:r/>
+                <w:t>Machine Learning-Accelerated Band-Edge Engineering of Pnictogen Chalcohalide Solid Solutions for Solar Energy Technologi</w:t>
+              </w:r>
+            </w:hyperlink>
+          </w:p>
+        </w:tc>
+        <w:tc>
+          <w:tcPr>
+            <w:tcW w:type="dxa" w:w="1680"/>
+          </w:tcPr>
+          <w:p>
+            <w:pPr>
+              <w:jc w:val="left"/>
+            </w:pPr>
+            <w:r/>
+          </w:p>
+        </w:tc>
+        <w:tc>
+          <w:tcPr>
+            <w:tcW w:type="dxa" w:w="1680"/>
+          </w:tcPr>
+          <w:p>
+            <w:pPr>
+              <w:jc w:val="left"/>
+            </w:pPr>
+            <w:r/>
+          </w:p>
+        </w:tc>
+        <w:tc>
+          <w:tcPr>
+            <w:tcW w:type="dxa" w:w="1680"/>
+          </w:tcPr>
+          <w:p>
+            <w:pPr>
+              <w:jc w:val="left"/>
+            </w:pPr>
+            <w:r/>
+            <w:r>
+              <w:rPr>
+                <w:sz w:val="16"/>
+              </w:rPr>
+              <w:t>DFT</w:t>
+            </w:r>
           </w:p>
         </w:tc>
         <w:tc>
@@ -16421,48 +16427,42 @@
                   <w:sz w:val="16"/>
                   <w:u w:val="single"/>
                 </w:rPr>
-                <w:t>Discovery of novel magnetic Y-Mn-B compounds via advanced machine learning guided framework</w:t>
-              </w:r>
-            </w:hyperlink>
-          </w:p>
-        </w:tc>
-        <w:tc>
-          <w:tcPr>
-            <w:tcW w:type="dxa" w:w="1680"/>
-          </w:tcPr>
-          <w:p>
-            <w:pPr>
-              <w:jc w:val="left"/>
-            </w:pPr>
-            <w:r/>
-          </w:p>
-        </w:tc>
-        <w:tc>
-          <w:tcPr>
-            <w:tcW w:type="dxa" w:w="1680"/>
-          </w:tcPr>
-          <w:p>
-            <w:pPr>
-              <w:jc w:val="left"/>
-            </w:pPr>
-            <w:r/>
-          </w:p>
-        </w:tc>
-        <w:tc>
-          <w:tcPr>
-            <w:tcW w:type="dxa" w:w="1680"/>
-          </w:tcPr>
-          <w:p>
-            <w:pPr>
-              <w:jc w:val="left"/>
-            </w:pPr>
-            <w:r/>
-            <w:r>
-              <w:rPr>
-                <w:sz w:val="16"/>
-              </w:rPr>
-              <w:t>DFT</w:t>
-            </w:r>
+                <w:t xml:space="preserve">Extracting a nitrile-centered, ether-assisted motif hierarchy for lithium-battery electrolyte design from billion-scale </w:t>
+              </w:r>
+            </w:hyperlink>
+          </w:p>
+        </w:tc>
+        <w:tc>
+          <w:tcPr>
+            <w:tcW w:type="dxa" w:w="1680"/>
+          </w:tcPr>
+          <w:p>
+            <w:pPr>
+              <w:jc w:val="left"/>
+            </w:pPr>
+            <w:r/>
+          </w:p>
+        </w:tc>
+        <w:tc>
+          <w:tcPr>
+            <w:tcW w:type="dxa" w:w="1680"/>
+          </w:tcPr>
+          <w:p>
+            <w:pPr>
+              <w:jc w:val="left"/>
+            </w:pPr>
+            <w:r/>
+          </w:p>
+        </w:tc>
+        <w:tc>
+          <w:tcPr>
+            <w:tcW w:type="dxa" w:w="1680"/>
+          </w:tcPr>
+          <w:p>
+            <w:pPr>
+              <w:jc w:val="left"/>
+            </w:pPr>
+            <w:r/>
           </w:p>
         </w:tc>
         <w:tc>
@@ -16521,47 +16521,47 @@
                   <w:sz w:val="16"/>
                   <w:u w:val="single"/>
                 </w:rPr>
-                <w:t>Unlocking Multi-Component Bulk-Materials Molecular Dynamics with a Small-Footprint Machine Learning Interatomic Potentia</w:t>
-              </w:r>
-            </w:hyperlink>
-          </w:p>
-        </w:tc>
-        <w:tc>
-          <w:tcPr>
-            <w:tcW w:type="dxa" w:w="1680"/>
-          </w:tcPr>
-          <w:p>
-            <w:pPr>
-              <w:jc w:val="left"/>
-            </w:pPr>
-            <w:r/>
-          </w:p>
-        </w:tc>
-        <w:tc>
-          <w:tcPr>
-            <w:tcW w:type="dxa" w:w="1680"/>
-          </w:tcPr>
-          <w:p>
-            <w:pPr>
-              <w:jc w:val="left"/>
-            </w:pPr>
-            <w:r/>
-          </w:p>
-        </w:tc>
-        <w:tc>
-          <w:tcPr>
-            <w:tcW w:type="dxa" w:w="1680"/>
-          </w:tcPr>
-          <w:p>
-            <w:pPr>
-              <w:jc w:val="left"/>
-            </w:pPr>
-            <w:r/>
-            <w:r>
-              <w:rPr>
-                <w:sz w:val="16"/>
-              </w:rPr>
-              <w:t>MD, MLIP</w:t>
+                <w:t>Discovery of novel magnetic Y-Mn-B compounds via advanced machine learning guided framework</w:t>
+              </w:r>
+            </w:hyperlink>
+          </w:p>
+        </w:tc>
+        <w:tc>
+          <w:tcPr>
+            <w:tcW w:type="dxa" w:w="1680"/>
+          </w:tcPr>
+          <w:p>
+            <w:pPr>
+              <w:jc w:val="left"/>
+            </w:pPr>
+            <w:r/>
+          </w:p>
+        </w:tc>
+        <w:tc>
+          <w:tcPr>
+            <w:tcW w:type="dxa" w:w="1680"/>
+          </w:tcPr>
+          <w:p>
+            <w:pPr>
+              <w:jc w:val="left"/>
+            </w:pPr>
+            <w:r/>
+          </w:p>
+        </w:tc>
+        <w:tc>
+          <w:tcPr>
+            <w:tcW w:type="dxa" w:w="1680"/>
+          </w:tcPr>
+          <w:p>
+            <w:pPr>
+              <w:jc w:val="left"/>
+            </w:pPr>
+            <w:r/>
+            <w:r>
+              <w:rPr>
+                <w:sz w:val="16"/>
+              </w:rPr>
+              <w:t>DFT</w:t>
             </w:r>
           </w:p>
         </w:tc>
@@ -16621,47 +16621,47 @@
                   <w:sz w:val="16"/>
                   <w:u w:val="single"/>
                 </w:rPr>
-                <w:t>ChemReporter: A Framework for Curating and Exporting Large-Scale Chemical Datasets for MLIP Training</w:t>
-              </w:r>
-            </w:hyperlink>
-          </w:p>
-        </w:tc>
-        <w:tc>
-          <w:tcPr>
-            <w:tcW w:type="dxa" w:w="1680"/>
-          </w:tcPr>
-          <w:p>
-            <w:pPr>
-              <w:jc w:val="left"/>
-            </w:pPr>
-            <w:r/>
-          </w:p>
-        </w:tc>
-        <w:tc>
-          <w:tcPr>
-            <w:tcW w:type="dxa" w:w="1680"/>
-          </w:tcPr>
-          <w:p>
-            <w:pPr>
-              <w:jc w:val="left"/>
-            </w:pPr>
-            <w:r/>
-          </w:p>
-        </w:tc>
-        <w:tc>
-          <w:tcPr>
-            <w:tcW w:type="dxa" w:w="1680"/>
-          </w:tcPr>
-          <w:p>
-            <w:pPr>
-              <w:jc w:val="left"/>
-            </w:pPr>
-            <w:r/>
-            <w:r>
-              <w:rPr>
-                <w:sz w:val="16"/>
-              </w:rPr>
-              <w:t>MLIP</w:t>
+                <w:t>Unlocking Multi-Component Bulk-Materials Molecular Dynamics with a Small-Footprint Machine Learning Interatomic Potentia</w:t>
+              </w:r>
+            </w:hyperlink>
+          </w:p>
+        </w:tc>
+        <w:tc>
+          <w:tcPr>
+            <w:tcW w:type="dxa" w:w="1680"/>
+          </w:tcPr>
+          <w:p>
+            <w:pPr>
+              <w:jc w:val="left"/>
+            </w:pPr>
+            <w:r/>
+          </w:p>
+        </w:tc>
+        <w:tc>
+          <w:tcPr>
+            <w:tcW w:type="dxa" w:w="1680"/>
+          </w:tcPr>
+          <w:p>
+            <w:pPr>
+              <w:jc w:val="left"/>
+            </w:pPr>
+            <w:r/>
+          </w:p>
+        </w:tc>
+        <w:tc>
+          <w:tcPr>
+            <w:tcW w:type="dxa" w:w="1680"/>
+          </w:tcPr>
+          <w:p>
+            <w:pPr>
+              <w:jc w:val="left"/>
+            </w:pPr>
+            <w:r/>
+            <w:r>
+              <w:rPr>
+                <w:sz w:val="16"/>
+              </w:rPr>
+              <w:t>MD, MLIP</w:t>
             </w:r>
           </w:p>
         </w:tc>
@@ -16721,58 +16721,64 @@
                   <w:sz w:val="16"/>
                   <w:u w:val="single"/>
                 </w:rPr>
-                <w:t>Active learning molecular beam epitaxy of complex quantum materials</w:t>
-              </w:r>
-            </w:hyperlink>
-          </w:p>
-        </w:tc>
-        <w:tc>
-          <w:tcPr>
-            <w:tcW w:type="dxa" w:w="1680"/>
-          </w:tcPr>
-          <w:p>
-            <w:pPr>
-              <w:jc w:val="left"/>
-            </w:pPr>
-            <w:r/>
-          </w:p>
-        </w:tc>
-        <w:tc>
-          <w:tcPr>
-            <w:tcW w:type="dxa" w:w="1680"/>
-          </w:tcPr>
-          <w:p>
-            <w:pPr>
-              <w:jc w:val="left"/>
-            </w:pPr>
-            <w:r/>
-          </w:p>
-        </w:tc>
-        <w:tc>
-          <w:tcPr>
-            <w:tcW w:type="dxa" w:w="1680"/>
-          </w:tcPr>
-          <w:p>
-            <w:pPr>
-              <w:jc w:val="left"/>
-            </w:pPr>
-            <w:r/>
-          </w:p>
-        </w:tc>
-        <w:tc>
-          <w:tcPr>
-            <w:tcW w:type="dxa" w:w="1680"/>
-          </w:tcPr>
-          <w:p>
-            <w:pPr>
-              <w:jc w:val="left"/>
-            </w:pPr>
-            <w:r/>
-            <w:r>
-              <w:rPr>
-                <w:sz w:val="16"/>
-              </w:rPr>
-              <w:t>2026-08-18</w:t>
+                <w:t>ChemReporter: A Framework for Curating and Exporting Large-Scale Chemical Datasets for MLIP Training</w:t>
+              </w:r>
+            </w:hyperlink>
+          </w:p>
+        </w:tc>
+        <w:tc>
+          <w:tcPr>
+            <w:tcW w:type="dxa" w:w="1680"/>
+          </w:tcPr>
+          <w:p>
+            <w:pPr>
+              <w:jc w:val="left"/>
+            </w:pPr>
+            <w:r/>
+          </w:p>
+        </w:tc>
+        <w:tc>
+          <w:tcPr>
+            <w:tcW w:type="dxa" w:w="1680"/>
+          </w:tcPr>
+          <w:p>
+            <w:pPr>
+              <w:jc w:val="left"/>
+            </w:pPr>
+            <w:r/>
+          </w:p>
+        </w:tc>
+        <w:tc>
+          <w:tcPr>
+            <w:tcW w:type="dxa" w:w="1680"/>
+          </w:tcPr>
+          <w:p>
+            <w:pPr>
+              <w:jc w:val="left"/>
+            </w:pPr>
+            <w:r/>
+            <w:r>
+              <w:rPr>
+                <w:sz w:val="16"/>
+              </w:rPr>
+              <w:t>MLIP</w:t>
+            </w:r>
+          </w:p>
+        </w:tc>
+        <w:tc>
+          <w:tcPr>
+            <w:tcW w:type="dxa" w:w="1680"/>
+          </w:tcPr>
+          <w:p>
+            <w:pPr>
+              <w:jc w:val="left"/>
+            </w:pPr>
+            <w:r/>
+            <w:r>
+              <w:rPr>
+                <w:sz w:val="16"/>
+              </w:rPr>
+              <w:t>2026-08-17</w:t>
             </w:r>
           </w:p>
         </w:tc>
@@ -16815,64 +16821,58 @@
                   <w:sz w:val="16"/>
                   <w:u w:val="single"/>
                 </w:rPr>
-                <w:t>PyAPX: python toolkit for atomic configuration pattern exploration</w:t>
-              </w:r>
-            </w:hyperlink>
-          </w:p>
-        </w:tc>
-        <w:tc>
-          <w:tcPr>
-            <w:tcW w:type="dxa" w:w="1680"/>
-          </w:tcPr>
-          <w:p>
-            <w:pPr>
-              <w:jc w:val="left"/>
-            </w:pPr>
-            <w:r/>
-          </w:p>
-        </w:tc>
-        <w:tc>
-          <w:tcPr>
-            <w:tcW w:type="dxa" w:w="1680"/>
-          </w:tcPr>
-          <w:p>
-            <w:pPr>
-              <w:jc w:val="left"/>
-            </w:pPr>
-            <w:r/>
-          </w:p>
-        </w:tc>
-        <w:tc>
-          <w:tcPr>
-            <w:tcW w:type="dxa" w:w="1680"/>
-          </w:tcPr>
-          <w:p>
-            <w:pPr>
-              <w:jc w:val="left"/>
-            </w:pPr>
-            <w:r/>
-            <w:r>
-              <w:rPr>
-                <w:sz w:val="16"/>
-              </w:rPr>
-              <w:t>DFT, MLIP</w:t>
-            </w:r>
-          </w:p>
-        </w:tc>
-        <w:tc>
-          <w:tcPr>
-            <w:tcW w:type="dxa" w:w="1680"/>
-          </w:tcPr>
-          <w:p>
-            <w:pPr>
-              <w:jc w:val="left"/>
-            </w:pPr>
-            <w:r/>
-            <w:r>
-              <w:rPr>
-                <w:sz w:val="16"/>
-              </w:rPr>
-              <w:t>2026-08-19</w:t>
+                <w:t>Active learning molecular beam epitaxy of complex quantum materials</w:t>
+              </w:r>
+            </w:hyperlink>
+          </w:p>
+        </w:tc>
+        <w:tc>
+          <w:tcPr>
+            <w:tcW w:type="dxa" w:w="1680"/>
+          </w:tcPr>
+          <w:p>
+            <w:pPr>
+              <w:jc w:val="left"/>
+            </w:pPr>
+            <w:r/>
+          </w:p>
+        </w:tc>
+        <w:tc>
+          <w:tcPr>
+            <w:tcW w:type="dxa" w:w="1680"/>
+          </w:tcPr>
+          <w:p>
+            <w:pPr>
+              <w:jc w:val="left"/>
+            </w:pPr>
+            <w:r/>
+          </w:p>
+        </w:tc>
+        <w:tc>
+          <w:tcPr>
+            <w:tcW w:type="dxa" w:w="1680"/>
+          </w:tcPr>
+          <w:p>
+            <w:pPr>
+              <w:jc w:val="left"/>
+            </w:pPr>
+            <w:r/>
+          </w:p>
+        </w:tc>
+        <w:tc>
+          <w:tcPr>
+            <w:tcW w:type="dxa" w:w="1680"/>
+          </w:tcPr>
+          <w:p>
+            <w:pPr>
+              <w:jc w:val="left"/>
+            </w:pPr>
+            <w:r/>
+            <w:r>
+              <w:rPr>
+                <w:sz w:val="16"/>
+              </w:rPr>
+              <w:t>2026-08-18</w:t>
             </w:r>
           </w:p>
         </w:tc>
@@ -16892,7 +16892,7 @@
                   <w:sz w:val="16"/>
                   <w:u w:val="single"/>
                 </w:rPr>
-                <w:t>10.1038/s41598-026-66072-5</w:t>
+                <w:t>link</w:t>
               </w:r>
             </w:hyperlink>
           </w:p>
@@ -16915,47 +16915,47 @@
                   <w:sz w:val="16"/>
                   <w:u w:val="single"/>
                 </w:rPr>
-                <w:t>A single design choice determines whether machine learning models of materials make physically impossible predictions</w:t>
-              </w:r>
-            </w:hyperlink>
-          </w:p>
-        </w:tc>
-        <w:tc>
-          <w:tcPr>
-            <w:tcW w:type="dxa" w:w="1680"/>
-          </w:tcPr>
-          <w:p>
-            <w:pPr>
-              <w:jc w:val="left"/>
-            </w:pPr>
-            <w:r/>
-          </w:p>
-        </w:tc>
-        <w:tc>
-          <w:tcPr>
-            <w:tcW w:type="dxa" w:w="1680"/>
-          </w:tcPr>
-          <w:p>
-            <w:pPr>
-              <w:jc w:val="left"/>
-            </w:pPr>
-            <w:r/>
-          </w:p>
-        </w:tc>
-        <w:tc>
-          <w:tcPr>
-            <w:tcW w:type="dxa" w:w="1680"/>
-          </w:tcPr>
-          <w:p>
-            <w:pPr>
-              <w:jc w:val="left"/>
-            </w:pPr>
-            <w:r/>
-            <w:r>
-              <w:rPr>
-                <w:sz w:val="16"/>
-              </w:rPr>
-              <w:t>DFT</w:t>
+                <w:t>PyAPX: python toolkit for atomic configuration pattern exploration</w:t>
+              </w:r>
+            </w:hyperlink>
+          </w:p>
+        </w:tc>
+        <w:tc>
+          <w:tcPr>
+            <w:tcW w:type="dxa" w:w="1680"/>
+          </w:tcPr>
+          <w:p>
+            <w:pPr>
+              <w:jc w:val="left"/>
+            </w:pPr>
+            <w:r/>
+          </w:p>
+        </w:tc>
+        <w:tc>
+          <w:tcPr>
+            <w:tcW w:type="dxa" w:w="1680"/>
+          </w:tcPr>
+          <w:p>
+            <w:pPr>
+              <w:jc w:val="left"/>
+            </w:pPr>
+            <w:r/>
+          </w:p>
+        </w:tc>
+        <w:tc>
+          <w:tcPr>
+            <w:tcW w:type="dxa" w:w="1680"/>
+          </w:tcPr>
+          <w:p>
+            <w:pPr>
+              <w:jc w:val="left"/>
+            </w:pPr>
+            <w:r/>
+            <w:r>
+              <w:rPr>
+                <w:sz w:val="16"/>
+              </w:rPr>
+              <w:t>DFT, MLIP</w:t>
             </w:r>
           </w:p>
         </w:tc>
@@ -16992,7 +16992,7 @@
                   <w:sz w:val="16"/>
                   <w:u w:val="single"/>
                 </w:rPr>
-                <w:t>link</w:t>
+                <w:t>10.1038/s41598-026-66072-5</w:t>
               </w:r>
             </w:hyperlink>
           </w:p>
@@ -17015,47 +17015,47 @@
                   <w:sz w:val="16"/>
                   <w:u w:val="single"/>
                 </w:rPr>
-                <w:t>Dynamic Ensembles of Phosphine-Stabilized Gold Nanoclusters</w:t>
-              </w:r>
-            </w:hyperlink>
-          </w:p>
-        </w:tc>
-        <w:tc>
-          <w:tcPr>
-            <w:tcW w:type="dxa" w:w="1680"/>
-          </w:tcPr>
-          <w:p>
-            <w:pPr>
-              <w:jc w:val="left"/>
-            </w:pPr>
-            <w:r/>
-          </w:p>
-        </w:tc>
-        <w:tc>
-          <w:tcPr>
-            <w:tcW w:type="dxa" w:w="1680"/>
-          </w:tcPr>
-          <w:p>
-            <w:pPr>
-              <w:jc w:val="left"/>
-            </w:pPr>
-            <w:r/>
-          </w:p>
-        </w:tc>
-        <w:tc>
-          <w:tcPr>
-            <w:tcW w:type="dxa" w:w="1680"/>
-          </w:tcPr>
-          <w:p>
-            <w:pPr>
-              <w:jc w:val="left"/>
-            </w:pPr>
-            <w:r/>
-            <w:r>
-              <w:rPr>
-                <w:sz w:val="16"/>
-              </w:rPr>
-              <w:t>MD, MLIP</w:t>
+                <w:t>A single design choice determines whether machine learning models of materials make physically impossible predictions</w:t>
+              </w:r>
+            </w:hyperlink>
+          </w:p>
+        </w:tc>
+        <w:tc>
+          <w:tcPr>
+            <w:tcW w:type="dxa" w:w="1680"/>
+          </w:tcPr>
+          <w:p>
+            <w:pPr>
+              <w:jc w:val="left"/>
+            </w:pPr>
+            <w:r/>
+          </w:p>
+        </w:tc>
+        <w:tc>
+          <w:tcPr>
+            <w:tcW w:type="dxa" w:w="1680"/>
+          </w:tcPr>
+          <w:p>
+            <w:pPr>
+              <w:jc w:val="left"/>
+            </w:pPr>
+            <w:r/>
+          </w:p>
+        </w:tc>
+        <w:tc>
+          <w:tcPr>
+            <w:tcW w:type="dxa" w:w="1680"/>
+          </w:tcPr>
+          <w:p>
+            <w:pPr>
+              <w:jc w:val="left"/>
+            </w:pPr>
+            <w:r/>
+            <w:r>
+              <w:rPr>
+                <w:sz w:val="16"/>
+              </w:rPr>
+              <w:t>DFT</w:t>
             </w:r>
           </w:p>
         </w:tc>
@@ -17115,58 +17115,64 @@
                   <w:sz w:val="16"/>
                   <w:u w:val="single"/>
                 </w:rPr>
-                <w:t>Generative AI and Emerging Technologies: Transforming Engineering, Innovation and Entrepreneurship</w:t>
-              </w:r>
-            </w:hyperlink>
-          </w:p>
-        </w:tc>
-        <w:tc>
-          <w:tcPr>
-            <w:tcW w:type="dxa" w:w="1680"/>
-          </w:tcPr>
-          <w:p>
-            <w:pPr>
-              <w:jc w:val="left"/>
-            </w:pPr>
-            <w:r/>
-          </w:p>
-        </w:tc>
-        <w:tc>
-          <w:tcPr>
-            <w:tcW w:type="dxa" w:w="1680"/>
-          </w:tcPr>
-          <w:p>
-            <w:pPr>
-              <w:jc w:val="left"/>
-            </w:pPr>
-            <w:r/>
-          </w:p>
-        </w:tc>
-        <w:tc>
-          <w:tcPr>
-            <w:tcW w:type="dxa" w:w="1680"/>
-          </w:tcPr>
-          <w:p>
-            <w:pPr>
-              <w:jc w:val="left"/>
-            </w:pPr>
-            <w:r/>
-          </w:p>
-        </w:tc>
-        <w:tc>
-          <w:tcPr>
-            <w:tcW w:type="dxa" w:w="1680"/>
-          </w:tcPr>
-          <w:p>
-            <w:pPr>
-              <w:jc w:val="left"/>
-            </w:pPr>
-            <w:r/>
-            <w:r>
-              <w:rPr>
-                <w:sz w:val="16"/>
-              </w:rPr>
-              <w:t>2026-08-20</w:t>
+                <w:t>Dynamic Ensembles of Phosphine-Stabilized Gold Nanoclusters</w:t>
+              </w:r>
+            </w:hyperlink>
+          </w:p>
+        </w:tc>
+        <w:tc>
+          <w:tcPr>
+            <w:tcW w:type="dxa" w:w="1680"/>
+          </w:tcPr>
+          <w:p>
+            <w:pPr>
+              <w:jc w:val="left"/>
+            </w:pPr>
+            <w:r/>
+          </w:p>
+        </w:tc>
+        <w:tc>
+          <w:tcPr>
+            <w:tcW w:type="dxa" w:w="1680"/>
+          </w:tcPr>
+          <w:p>
+            <w:pPr>
+              <w:jc w:val="left"/>
+            </w:pPr>
+            <w:r/>
+          </w:p>
+        </w:tc>
+        <w:tc>
+          <w:tcPr>
+            <w:tcW w:type="dxa" w:w="1680"/>
+          </w:tcPr>
+          <w:p>
+            <w:pPr>
+              <w:jc w:val="left"/>
+            </w:pPr>
+            <w:r/>
+            <w:r>
+              <w:rPr>
+                <w:sz w:val="16"/>
+              </w:rPr>
+              <w:t>MD, MLIP</w:t>
+            </w:r>
+          </w:p>
+        </w:tc>
+        <w:tc>
+          <w:tcPr>
+            <w:tcW w:type="dxa" w:w="1680"/>
+          </w:tcPr>
+          <w:p>
+            <w:pPr>
+              <w:jc w:val="left"/>
+            </w:pPr>
+            <w:r/>
+            <w:r>
+              <w:rPr>
+                <w:sz w:val="16"/>
+              </w:rPr>
+              <w:t>2026-08-19</w:t>
             </w:r>
           </w:p>
         </w:tc>
@@ -17186,7 +17192,7 @@
                   <w:sz w:val="16"/>
                   <w:u w:val="single"/>
                 </w:rPr>
-                <w:t>10.5281/zenodo.22025110</w:t>
+                <w:t>link</w:t>
               </w:r>
             </w:hyperlink>
           </w:p>
@@ -17209,64 +17215,58 @@
                   <w:sz w:val="16"/>
                   <w:u w:val="single"/>
                 </w:rPr>
-                <w:t>Machine Learning to Foundation Models: Artificial Intelligence for Nanophotonic Modeling and Scientific Discovery</w:t>
-              </w:r>
-            </w:hyperlink>
-          </w:p>
-        </w:tc>
-        <w:tc>
-          <w:tcPr>
-            <w:tcW w:type="dxa" w:w="1680"/>
-          </w:tcPr>
-          <w:p>
-            <w:pPr>
-              <w:jc w:val="left"/>
-            </w:pPr>
-            <w:r/>
-          </w:p>
-        </w:tc>
-        <w:tc>
-          <w:tcPr>
-            <w:tcW w:type="dxa" w:w="1680"/>
-          </w:tcPr>
-          <w:p>
-            <w:pPr>
-              <w:jc w:val="left"/>
-            </w:pPr>
-            <w:r/>
-          </w:p>
-        </w:tc>
-        <w:tc>
-          <w:tcPr>
-            <w:tcW w:type="dxa" w:w="1680"/>
-          </w:tcPr>
-          <w:p>
-            <w:pPr>
-              <w:jc w:val="left"/>
-            </w:pPr>
-            <w:r/>
-            <w:r>
-              <w:rPr>
-                <w:sz w:val="16"/>
-              </w:rPr>
-              <w:t>MLIP</w:t>
-            </w:r>
-          </w:p>
-        </w:tc>
-        <w:tc>
-          <w:tcPr>
-            <w:tcW w:type="dxa" w:w="1680"/>
-          </w:tcPr>
-          <w:p>
-            <w:pPr>
-              <w:jc w:val="left"/>
-            </w:pPr>
-            <w:r/>
-            <w:r>
-              <w:rPr>
-                <w:sz w:val="16"/>
-              </w:rPr>
-              <w:t>2026-08-21</w:t>
+                <w:t>Generative AI and Emerging Technologies: Transforming Engineering, Innovation and Entrepreneurship</w:t>
+              </w:r>
+            </w:hyperlink>
+          </w:p>
+        </w:tc>
+        <w:tc>
+          <w:tcPr>
+            <w:tcW w:type="dxa" w:w="1680"/>
+          </w:tcPr>
+          <w:p>
+            <w:pPr>
+              <w:jc w:val="left"/>
+            </w:pPr>
+            <w:r/>
+          </w:p>
+        </w:tc>
+        <w:tc>
+          <w:tcPr>
+            <w:tcW w:type="dxa" w:w="1680"/>
+          </w:tcPr>
+          <w:p>
+            <w:pPr>
+              <w:jc w:val="left"/>
+            </w:pPr>
+            <w:r/>
+          </w:p>
+        </w:tc>
+        <w:tc>
+          <w:tcPr>
+            <w:tcW w:type="dxa" w:w="1680"/>
+          </w:tcPr>
+          <w:p>
+            <w:pPr>
+              <w:jc w:val="left"/>
+            </w:pPr>
+            <w:r/>
+          </w:p>
+        </w:tc>
+        <w:tc>
+          <w:tcPr>
+            <w:tcW w:type="dxa" w:w="1680"/>
+          </w:tcPr>
+          <w:p>
+            <w:pPr>
+              <w:jc w:val="left"/>
+            </w:pPr>
+            <w:r/>
+            <w:r>
+              <w:rPr>
+                <w:sz w:val="16"/>
+              </w:rPr>
+              <w:t>2026-08-20</w:t>
             </w:r>
           </w:p>
         </w:tc>
@@ -17286,7 +17286,7 @@
                   <w:sz w:val="16"/>
                   <w:u w:val="single"/>
                 </w:rPr>
-                <w:t>10.48550/arxiv.2608.21612</w:t>
+                <w:t>10.5281/zenodo.22025110</w:t>
               </w:r>
             </w:hyperlink>
           </w:p>
@@ -17309,58 +17309,64 @@
                   <w:sz w:val="16"/>
                   <w:u w:val="single"/>
                 </w:rPr>
-                <w:t>Diagnosing and narrowing the simulation-to-real gap in powder X-ray diffraction with a wet-dry agentic loop</w:t>
-              </w:r>
-            </w:hyperlink>
-          </w:p>
-        </w:tc>
-        <w:tc>
-          <w:tcPr>
-            <w:tcW w:type="dxa" w:w="1680"/>
-          </w:tcPr>
-          <w:p>
-            <w:pPr>
-              <w:jc w:val="left"/>
-            </w:pPr>
-            <w:r/>
-          </w:p>
-        </w:tc>
-        <w:tc>
-          <w:tcPr>
-            <w:tcW w:type="dxa" w:w="1680"/>
-          </w:tcPr>
-          <w:p>
-            <w:pPr>
-              <w:jc w:val="left"/>
-            </w:pPr>
-            <w:r/>
-          </w:p>
-        </w:tc>
-        <w:tc>
-          <w:tcPr>
-            <w:tcW w:type="dxa" w:w="1680"/>
-          </w:tcPr>
-          <w:p>
-            <w:pPr>
-              <w:jc w:val="left"/>
-            </w:pPr>
-            <w:r/>
-          </w:p>
-        </w:tc>
-        <w:tc>
-          <w:tcPr>
-            <w:tcW w:type="dxa" w:w="1680"/>
-          </w:tcPr>
-          <w:p>
-            <w:pPr>
-              <w:jc w:val="left"/>
-            </w:pPr>
-            <w:r/>
-            <w:r>
-              <w:rPr>
-                <w:sz w:val="16"/>
-              </w:rPr>
-              <w:t>2026-08-23</w:t>
+                <w:t>Machine Learning to Foundation Models: Artificial Intelligence for Nanophotonic Modeling and Scientific Discovery</w:t>
+              </w:r>
+            </w:hyperlink>
+          </w:p>
+        </w:tc>
+        <w:tc>
+          <w:tcPr>
+            <w:tcW w:type="dxa" w:w="1680"/>
+          </w:tcPr>
+          <w:p>
+            <w:pPr>
+              <w:jc w:val="left"/>
+            </w:pPr>
+            <w:r/>
+          </w:p>
+        </w:tc>
+        <w:tc>
+          <w:tcPr>
+            <w:tcW w:type="dxa" w:w="1680"/>
+          </w:tcPr>
+          <w:p>
+            <w:pPr>
+              <w:jc w:val="left"/>
+            </w:pPr>
+            <w:r/>
+          </w:p>
+        </w:tc>
+        <w:tc>
+          <w:tcPr>
+            <w:tcW w:type="dxa" w:w="1680"/>
+          </w:tcPr>
+          <w:p>
+            <w:pPr>
+              <w:jc w:val="left"/>
+            </w:pPr>
+            <w:r/>
+            <w:r>
+              <w:rPr>
+                <w:sz w:val="16"/>
+              </w:rPr>
+              <w:t>MLIP</w:t>
+            </w:r>
+          </w:p>
+        </w:tc>
+        <w:tc>
+          <w:tcPr>
+            <w:tcW w:type="dxa" w:w="1680"/>
+          </w:tcPr>
+          <w:p>
+            <w:pPr>
+              <w:jc w:val="left"/>
+            </w:pPr>
+            <w:r/>
+            <w:r>
+              <w:rPr>
+                <w:sz w:val="16"/>
+              </w:rPr>
+              <w:t>2026-08-21</w:t>
             </w:r>
           </w:p>
         </w:tc>
@@ -17380,7 +17386,7 @@
                   <w:sz w:val="16"/>
                   <w:u w:val="single"/>
                 </w:rPr>
-                <w:t>link</w:t>
+                <w:t>10.48550/arxiv.2608.21612</w:t>
               </w:r>
             </w:hyperlink>
           </w:p>
@@ -17403,58 +17409,58 @@
                   <w:sz w:val="16"/>
                   <w:u w:val="single"/>
                 </w:rPr>
-                <w:t xml:space="preserve">Dataset for the publication- A cylindrical sintering method for more realistic grain boundaries in nanocrystalline thin </w:t>
-              </w:r>
-            </w:hyperlink>
-          </w:p>
-        </w:tc>
-        <w:tc>
-          <w:tcPr>
-            <w:tcW w:type="dxa" w:w="1680"/>
-          </w:tcPr>
-          <w:p>
-            <w:pPr>
-              <w:jc w:val="left"/>
-            </w:pPr>
-            <w:r/>
-          </w:p>
-        </w:tc>
-        <w:tc>
-          <w:tcPr>
-            <w:tcW w:type="dxa" w:w="1680"/>
-          </w:tcPr>
-          <w:p>
-            <w:pPr>
-              <w:jc w:val="left"/>
-            </w:pPr>
-            <w:r/>
-          </w:p>
-        </w:tc>
-        <w:tc>
-          <w:tcPr>
-            <w:tcW w:type="dxa" w:w="1680"/>
-          </w:tcPr>
-          <w:p>
-            <w:pPr>
-              <w:jc w:val="left"/>
-            </w:pPr>
-            <w:r/>
-          </w:p>
-        </w:tc>
-        <w:tc>
-          <w:tcPr>
-            <w:tcW w:type="dxa" w:w="1680"/>
-          </w:tcPr>
-          <w:p>
-            <w:pPr>
-              <w:jc w:val="left"/>
-            </w:pPr>
-            <w:r/>
-            <w:r>
-              <w:rPr>
-                <w:sz w:val="16"/>
-              </w:rPr>
-              <w:t>2026-08-24</w:t>
+                <w:t>Diagnosing and narrowing the simulation-to-real gap in powder X-ray diffraction with a wet-dry agentic loop</w:t>
+              </w:r>
+            </w:hyperlink>
+          </w:p>
+        </w:tc>
+        <w:tc>
+          <w:tcPr>
+            <w:tcW w:type="dxa" w:w="1680"/>
+          </w:tcPr>
+          <w:p>
+            <w:pPr>
+              <w:jc w:val="left"/>
+            </w:pPr>
+            <w:r/>
+          </w:p>
+        </w:tc>
+        <w:tc>
+          <w:tcPr>
+            <w:tcW w:type="dxa" w:w="1680"/>
+          </w:tcPr>
+          <w:p>
+            <w:pPr>
+              <w:jc w:val="left"/>
+            </w:pPr>
+            <w:r/>
+          </w:p>
+        </w:tc>
+        <w:tc>
+          <w:tcPr>
+            <w:tcW w:type="dxa" w:w="1680"/>
+          </w:tcPr>
+          <w:p>
+            <w:pPr>
+              <w:jc w:val="left"/>
+            </w:pPr>
+            <w:r/>
+          </w:p>
+        </w:tc>
+        <w:tc>
+          <w:tcPr>
+            <w:tcW w:type="dxa" w:w="1680"/>
+          </w:tcPr>
+          <w:p>
+            <w:pPr>
+              <w:jc w:val="left"/>
+            </w:pPr>
+            <w:r/>
+            <w:r>
+              <w:rPr>
+                <w:sz w:val="16"/>
+              </w:rPr>
+              <w:t>2026-08-23</w:t>
             </w:r>
           </w:p>
         </w:tc>
@@ -17474,7 +17480,7 @@
                   <w:sz w:val="16"/>
                   <w:u w:val="single"/>
                 </w:rPr>
-                <w:t>10.5281/zenodo.22111105</w:t>
+                <w:t>link</w:t>
               </w:r>
             </w:hyperlink>
           </w:p>
@@ -17497,64 +17503,58 @@
                   <w:sz w:val="16"/>
                   <w:u w:val="single"/>
                 </w:rPr>
-                <w:t>Continuous Scalar Kernels for Quotients of Variable-Cell Periodic Structures: Compactness, Acquisition, and Target Bound</w:t>
-              </w:r>
-            </w:hyperlink>
-          </w:p>
-        </w:tc>
-        <w:tc>
-          <w:tcPr>
-            <w:tcW w:type="dxa" w:w="1680"/>
-          </w:tcPr>
-          <w:p>
-            <w:pPr>
-              <w:jc w:val="left"/>
-            </w:pPr>
-            <w:r/>
-          </w:p>
-        </w:tc>
-        <w:tc>
-          <w:tcPr>
-            <w:tcW w:type="dxa" w:w="1680"/>
-          </w:tcPr>
-          <w:p>
-            <w:pPr>
-              <w:jc w:val="left"/>
-            </w:pPr>
-            <w:r/>
-          </w:p>
-        </w:tc>
-        <w:tc>
-          <w:tcPr>
-            <w:tcW w:type="dxa" w:w="1680"/>
-          </w:tcPr>
-          <w:p>
-            <w:pPr>
-              <w:jc w:val="left"/>
-            </w:pPr>
-            <w:r/>
-            <w:r>
-              <w:rPr>
-                <w:sz w:val="16"/>
-              </w:rPr>
-              <w:t>MLIP</w:t>
-            </w:r>
-          </w:p>
-        </w:tc>
-        <w:tc>
-          <w:tcPr>
-            <w:tcW w:type="dxa" w:w="1680"/>
-          </w:tcPr>
-          <w:p>
-            <w:pPr>
-              <w:jc w:val="left"/>
-            </w:pPr>
-            <w:r/>
-            <w:r>
-              <w:rPr>
-                <w:sz w:val="16"/>
-              </w:rPr>
-              <w:t>2026-08-25</w:t>
+                <w:t xml:space="preserve">Dataset for the publication- A cylindrical sintering method for more realistic grain boundaries in nanocrystalline thin </w:t>
+              </w:r>
+            </w:hyperlink>
+          </w:p>
+        </w:tc>
+        <w:tc>
+          <w:tcPr>
+            <w:tcW w:type="dxa" w:w="1680"/>
+          </w:tcPr>
+          <w:p>
+            <w:pPr>
+              <w:jc w:val="left"/>
+            </w:pPr>
+            <w:r/>
+          </w:p>
+        </w:tc>
+        <w:tc>
+          <w:tcPr>
+            <w:tcW w:type="dxa" w:w="1680"/>
+          </w:tcPr>
+          <w:p>
+            <w:pPr>
+              <w:jc w:val="left"/>
+            </w:pPr>
+            <w:r/>
+          </w:p>
+        </w:tc>
+        <w:tc>
+          <w:tcPr>
+            <w:tcW w:type="dxa" w:w="1680"/>
+          </w:tcPr>
+          <w:p>
+            <w:pPr>
+              <w:jc w:val="left"/>
+            </w:pPr>
+            <w:r/>
+          </w:p>
+        </w:tc>
+        <w:tc>
+          <w:tcPr>
+            <w:tcW w:type="dxa" w:w="1680"/>
+          </w:tcPr>
+          <w:p>
+            <w:pPr>
+              <w:jc w:val="left"/>
+            </w:pPr>
+            <w:r/>
+            <w:r>
+              <w:rPr>
+                <w:sz w:val="16"/>
+              </w:rPr>
+              <w:t>2026-08-24</w:t>
             </w:r>
           </w:p>
         </w:tc>
@@ -17574,7 +17574,7 @@
                   <w:sz w:val="16"/>
                   <w:u w:val="single"/>
                 </w:rPr>
-                <w:t>10.26434/chemrxiv.15006891/v3</w:t>
+                <w:t>10.5281/zenodo.22111105</w:t>
               </w:r>
             </w:hyperlink>
           </w:p>
@@ -17597,47 +17597,47 @@
                   <w:sz w:val="16"/>
                   <w:u w:val="single"/>
                 </w:rPr>
-                <w:t>Attention-based composition learning for thermodynamic and electronic property prediction in inorganic materials</w:t>
-              </w:r>
-            </w:hyperlink>
-          </w:p>
-        </w:tc>
-        <w:tc>
-          <w:tcPr>
-            <w:tcW w:type="dxa" w:w="1680"/>
-          </w:tcPr>
-          <w:p>
-            <w:pPr>
-              <w:jc w:val="left"/>
-            </w:pPr>
-            <w:r/>
-          </w:p>
-        </w:tc>
-        <w:tc>
-          <w:tcPr>
-            <w:tcW w:type="dxa" w:w="1680"/>
-          </w:tcPr>
-          <w:p>
-            <w:pPr>
-              <w:jc w:val="left"/>
-            </w:pPr>
-            <w:r/>
-          </w:p>
-        </w:tc>
-        <w:tc>
-          <w:tcPr>
-            <w:tcW w:type="dxa" w:w="1680"/>
-          </w:tcPr>
-          <w:p>
-            <w:pPr>
-              <w:jc w:val="left"/>
-            </w:pPr>
-            <w:r/>
-            <w:r>
-              <w:rPr>
-                <w:sz w:val="16"/>
-              </w:rPr>
-              <w:t>DFT</w:t>
+                <w:t>Continuous Scalar Kernels for Quotients of Variable-Cell Periodic Structures: Compactness, Acquisition, and Target Bound</w:t>
+              </w:r>
+            </w:hyperlink>
+          </w:p>
+        </w:tc>
+        <w:tc>
+          <w:tcPr>
+            <w:tcW w:type="dxa" w:w="1680"/>
+          </w:tcPr>
+          <w:p>
+            <w:pPr>
+              <w:jc w:val="left"/>
+            </w:pPr>
+            <w:r/>
+          </w:p>
+        </w:tc>
+        <w:tc>
+          <w:tcPr>
+            <w:tcW w:type="dxa" w:w="1680"/>
+          </w:tcPr>
+          <w:p>
+            <w:pPr>
+              <w:jc w:val="left"/>
+            </w:pPr>
+            <w:r/>
+          </w:p>
+        </w:tc>
+        <w:tc>
+          <w:tcPr>
+            <w:tcW w:type="dxa" w:w="1680"/>
+          </w:tcPr>
+          <w:p>
+            <w:pPr>
+              <w:jc w:val="left"/>
+            </w:pPr>
+            <w:r/>
+            <w:r>
+              <w:rPr>
+                <w:sz w:val="16"/>
+              </w:rPr>
+              <w:t>MLIP</w:t>
             </w:r>
           </w:p>
         </w:tc>
@@ -17674,7 +17674,7 @@
                   <w:sz w:val="16"/>
                   <w:u w:val="single"/>
                 </w:rPr>
-                <w:t>10.1016/j.nxmate.2026.103265</w:t>
+                <w:t>10.26434/chemrxiv.15006891/v3</w:t>
               </w:r>
             </w:hyperlink>
           </w:p>
@@ -17697,42 +17697,48 @@
                   <w:sz w:val="16"/>
                   <w:u w:val="single"/>
                 </w:rPr>
-                <w:t>Machine learning for biomaterials design</w:t>
-              </w:r>
-            </w:hyperlink>
-          </w:p>
-        </w:tc>
-        <w:tc>
-          <w:tcPr>
-            <w:tcW w:type="dxa" w:w="1680"/>
-          </w:tcPr>
-          <w:p>
-            <w:pPr>
-              <w:jc w:val="left"/>
-            </w:pPr>
-            <w:r/>
-          </w:p>
-        </w:tc>
-        <w:tc>
-          <w:tcPr>
-            <w:tcW w:type="dxa" w:w="1680"/>
-          </w:tcPr>
-          <w:p>
-            <w:pPr>
-              <w:jc w:val="left"/>
-            </w:pPr>
-            <w:r/>
-          </w:p>
-        </w:tc>
-        <w:tc>
-          <w:tcPr>
-            <w:tcW w:type="dxa" w:w="1680"/>
-          </w:tcPr>
-          <w:p>
-            <w:pPr>
-              <w:jc w:val="left"/>
-            </w:pPr>
-            <w:r/>
+                <w:t>Attention-based composition learning for thermodynamic and electronic property prediction in inorganic materials</w:t>
+              </w:r>
+            </w:hyperlink>
+          </w:p>
+        </w:tc>
+        <w:tc>
+          <w:tcPr>
+            <w:tcW w:type="dxa" w:w="1680"/>
+          </w:tcPr>
+          <w:p>
+            <w:pPr>
+              <w:jc w:val="left"/>
+            </w:pPr>
+            <w:r/>
+          </w:p>
+        </w:tc>
+        <w:tc>
+          <w:tcPr>
+            <w:tcW w:type="dxa" w:w="1680"/>
+          </w:tcPr>
+          <w:p>
+            <w:pPr>
+              <w:jc w:val="left"/>
+            </w:pPr>
+            <w:r/>
+          </w:p>
+        </w:tc>
+        <w:tc>
+          <w:tcPr>
+            <w:tcW w:type="dxa" w:w="1680"/>
+          </w:tcPr>
+          <w:p>
+            <w:pPr>
+              <w:jc w:val="left"/>
+            </w:pPr>
+            <w:r/>
+            <w:r>
+              <w:rPr>
+                <w:sz w:val="16"/>
+              </w:rPr>
+              <w:t>DFT</w:t>
+            </w:r>
           </w:p>
         </w:tc>
         <w:tc>
@@ -17768,7 +17774,7 @@
                   <w:sz w:val="16"/>
                   <w:u w:val="single"/>
                 </w:rPr>
-                <w:t>10.1038/s44222-026-00476-w</w:t>
+                <w:t>10.1016/j.nxmate.2026.103265</w:t>
               </w:r>
             </w:hyperlink>
           </w:p>
@@ -17791,64 +17797,58 @@
                   <w:sz w:val="16"/>
                   <w:u w:val="single"/>
                 </w:rPr>
-                <w:t>DeepField: Condensed-Phase Quantum Learning for All-Atom Protein Dynamics in Explicit Water</w:t>
-              </w:r>
-            </w:hyperlink>
-          </w:p>
-        </w:tc>
-        <w:tc>
-          <w:tcPr>
-            <w:tcW w:type="dxa" w:w="1680"/>
-          </w:tcPr>
-          <w:p>
-            <w:pPr>
-              <w:jc w:val="left"/>
-            </w:pPr>
-            <w:r/>
-          </w:p>
-        </w:tc>
-        <w:tc>
-          <w:tcPr>
-            <w:tcW w:type="dxa" w:w="1680"/>
-          </w:tcPr>
-          <w:p>
-            <w:pPr>
-              <w:jc w:val="left"/>
-            </w:pPr>
-            <w:r/>
-          </w:p>
-        </w:tc>
-        <w:tc>
-          <w:tcPr>
-            <w:tcW w:type="dxa" w:w="1680"/>
-          </w:tcPr>
-          <w:p>
-            <w:pPr>
-              <w:jc w:val="left"/>
-            </w:pPr>
-            <w:r/>
-            <w:r>
-              <w:rPr>
-                <w:sz w:val="16"/>
-              </w:rPr>
-              <w:t>MD, MLIP</w:t>
-            </w:r>
-          </w:p>
-        </w:tc>
-        <w:tc>
-          <w:tcPr>
-            <w:tcW w:type="dxa" w:w="1680"/>
-          </w:tcPr>
-          <w:p>
-            <w:pPr>
-              <w:jc w:val="left"/>
-            </w:pPr>
-            <w:r/>
-            <w:r>
-              <w:rPr>
-                <w:sz w:val="16"/>
-              </w:rPr>
-              <w:t>2026-08-26</w:t>
+                <w:t>Machine learning for biomaterials design</w:t>
+              </w:r>
+            </w:hyperlink>
+          </w:p>
+        </w:tc>
+        <w:tc>
+          <w:tcPr>
+            <w:tcW w:type="dxa" w:w="1680"/>
+          </w:tcPr>
+          <w:p>
+            <w:pPr>
+              <w:jc w:val="left"/>
+            </w:pPr>
+            <w:r/>
+          </w:p>
+        </w:tc>
+        <w:tc>
+          <w:tcPr>
+            <w:tcW w:type="dxa" w:w="1680"/>
+          </w:tcPr>
+          <w:p>
+            <w:pPr>
+              <w:jc w:val="left"/>
+            </w:pPr>
+            <w:r/>
+          </w:p>
+        </w:tc>
+        <w:tc>
+          <w:tcPr>
+            <w:tcW w:type="dxa" w:w="1680"/>
+          </w:tcPr>
+          <w:p>
+            <w:pPr>
+              <w:jc w:val="left"/>
+            </w:pPr>
+            <w:r/>
+          </w:p>
+        </w:tc>
+        <w:tc>
+          <w:tcPr>
+            <w:tcW w:type="dxa" w:w="1680"/>
+          </w:tcPr>
+          <w:p>
+            <w:pPr>
+              <w:jc w:val="left"/>
+            </w:pPr>
+            <w:r/>
+            <w:r>
+              <w:rPr>
+                <w:sz w:val="16"/>
+              </w:rPr>
+              <w:t>2026-08-25</w:t>
             </w:r>
           </w:p>
         </w:tc>
@@ -17868,7 +17868,7 @@
                   <w:sz w:val="16"/>
                   <w:u w:val="single"/>
                 </w:rPr>
-                <w:t>10.26434/chemrxiv.15007896/v1</w:t>
+                <w:t>10.1038/s44222-026-00476-w</w:t>
               </w:r>
             </w:hyperlink>
           </w:p>
@@ -17891,42 +17891,48 @@
                   <w:sz w:val="16"/>
                   <w:u w:val="single"/>
                 </w:rPr>
-                <w:t xml:space="preserve">Preprint of the publication- A cylindrical sintering method for more realistic grain boundaries in nanocrystalline thin </w:t>
-              </w:r>
-            </w:hyperlink>
-          </w:p>
-        </w:tc>
-        <w:tc>
-          <w:tcPr>
-            <w:tcW w:type="dxa" w:w="1680"/>
-          </w:tcPr>
-          <w:p>
-            <w:pPr>
-              <w:jc w:val="left"/>
-            </w:pPr>
-            <w:r/>
-          </w:p>
-        </w:tc>
-        <w:tc>
-          <w:tcPr>
-            <w:tcW w:type="dxa" w:w="1680"/>
-          </w:tcPr>
-          <w:p>
-            <w:pPr>
-              <w:jc w:val="left"/>
-            </w:pPr>
-            <w:r/>
-          </w:p>
-        </w:tc>
-        <w:tc>
-          <w:tcPr>
-            <w:tcW w:type="dxa" w:w="1680"/>
-          </w:tcPr>
-          <w:p>
-            <w:pPr>
-              <w:jc w:val="left"/>
-            </w:pPr>
-            <w:r/>
+                <w:t>DeepField: Condensed-Phase Quantum Learning for All-Atom Protein Dynamics in Explicit Water</w:t>
+              </w:r>
+            </w:hyperlink>
+          </w:p>
+        </w:tc>
+        <w:tc>
+          <w:tcPr>
+            <w:tcW w:type="dxa" w:w="1680"/>
+          </w:tcPr>
+          <w:p>
+            <w:pPr>
+              <w:jc w:val="left"/>
+            </w:pPr>
+            <w:r/>
+          </w:p>
+        </w:tc>
+        <w:tc>
+          <w:tcPr>
+            <w:tcW w:type="dxa" w:w="1680"/>
+          </w:tcPr>
+          <w:p>
+            <w:pPr>
+              <w:jc w:val="left"/>
+            </w:pPr>
+            <w:r/>
+          </w:p>
+        </w:tc>
+        <w:tc>
+          <w:tcPr>
+            <w:tcW w:type="dxa" w:w="1680"/>
+          </w:tcPr>
+          <w:p>
+            <w:pPr>
+              <w:jc w:val="left"/>
+            </w:pPr>
+            <w:r/>
+            <w:r>
+              <w:rPr>
+                <w:sz w:val="16"/>
+              </w:rPr>
+              <w:t>MD, MLIP</w:t>
+            </w:r>
           </w:p>
         </w:tc>
         <w:tc>
@@ -17962,7 +17968,7 @@
                   <w:sz w:val="16"/>
                   <w:u w:val="single"/>
                 </w:rPr>
-                <w:t>10.5281/zenodo.22112768</w:t>
+                <w:t>10.26434/chemrxiv.15007896/v1</w:t>
               </w:r>
             </w:hyperlink>
           </w:p>
@@ -17985,7 +17991,7 @@
                   <w:sz w:val="16"/>
                   <w:u w:val="single"/>
                 </w:rPr>
-                <w:t>Enhancing materials discovery with valence-constrained design in generative modeling</w:t>
+                <w:t xml:space="preserve">Preprint of the publication- A cylindrical sintering method for more realistic grain boundaries in nanocrystalline thin </w:t>
               </w:r>
             </w:hyperlink>
           </w:p>
@@ -18049,14 +18055,14 @@
               <w:jc w:val="left"/>
             </w:pPr>
             <w:r/>
-            <w:hyperlink r:id="rId198">
-              <w:r>
-                <w:rPr>
-                  <w:color w:val="0B4F9E"/>
-                  <w:sz w:val="16"/>
-                  <w:u w:val="single"/>
-                </w:rPr>
-                <w:t>10.1038/s43588-026-01037-2</w:t>
+            <w:hyperlink r:id="rId197">
+              <w:r>
+                <w:rPr>
+                  <w:color w:val="0B4F9E"/>
+                  <w:sz w:val="16"/>
+                  <w:u w:val="single"/>
+                </w:rPr>
+                <w:t>10.5281/zenodo.22112768</w:t>
               </w:r>
             </w:hyperlink>
           </w:p>
@@ -18072,6 +18078,77 @@
               <w:jc w:val="left"/>
             </w:pPr>
             <w:r/>
+            <w:hyperlink r:id="rId198">
+              <w:r>
+                <w:rPr>
+                  <w:color w:val="0B4F9E"/>
+                  <w:sz w:val="16"/>
+                  <w:u w:val="single"/>
+                </w:rPr>
+                <w:t>Enhancing materials discovery with valence-constrained design in generative modeling</w:t>
+              </w:r>
+            </w:hyperlink>
+          </w:p>
+        </w:tc>
+        <w:tc>
+          <w:tcPr>
+            <w:tcW w:type="dxa" w:w="1680"/>
+          </w:tcPr>
+          <w:p>
+            <w:pPr>
+              <w:jc w:val="left"/>
+            </w:pPr>
+            <w:r/>
+          </w:p>
+        </w:tc>
+        <w:tc>
+          <w:tcPr>
+            <w:tcW w:type="dxa" w:w="1680"/>
+          </w:tcPr>
+          <w:p>
+            <w:pPr>
+              <w:jc w:val="left"/>
+            </w:pPr>
+            <w:r/>
+          </w:p>
+        </w:tc>
+        <w:tc>
+          <w:tcPr>
+            <w:tcW w:type="dxa" w:w="1680"/>
+          </w:tcPr>
+          <w:p>
+            <w:pPr>
+              <w:jc w:val="left"/>
+            </w:pPr>
+            <w:r/>
+          </w:p>
+        </w:tc>
+        <w:tc>
+          <w:tcPr>
+            <w:tcW w:type="dxa" w:w="1680"/>
+          </w:tcPr>
+          <w:p>
+            <w:pPr>
+              <w:jc w:val="left"/>
+            </w:pPr>
+            <w:r/>
+            <w:r>
+              <w:rPr>
+                <w:sz w:val="16"/>
+              </w:rPr>
+              <w:t>2026-08-26</w:t>
+            </w:r>
+          </w:p>
+        </w:tc>
+        <w:tc>
+          <w:tcPr>
+            <w:tcW w:type="dxa" w:w="1680"/>
+          </w:tcPr>
+          <w:p>
+            <w:pPr>
+              <w:jc w:val="left"/>
+            </w:pPr>
+            <w:r/>
             <w:hyperlink r:id="rId199">
               <w:r>
                 <w:rPr>
@@ -18079,78 +18156,7 @@
                   <w:sz w:val="16"/>
                   <w:u w:val="single"/>
                 </w:rPr>
-                <w:t>Bayesian Optimization for Self-Driving Materials Laboratories: From Algorithms to Physics-Informed Workflows</w:t>
-              </w:r>
-            </w:hyperlink>
-          </w:p>
-        </w:tc>
-        <w:tc>
-          <w:tcPr>
-            <w:tcW w:type="dxa" w:w="1680"/>
-          </w:tcPr>
-          <w:p>
-            <w:pPr>
-              <w:jc w:val="left"/>
-            </w:pPr>
-            <w:r/>
-          </w:p>
-        </w:tc>
-        <w:tc>
-          <w:tcPr>
-            <w:tcW w:type="dxa" w:w="1680"/>
-          </w:tcPr>
-          <w:p>
-            <w:pPr>
-              <w:jc w:val="left"/>
-            </w:pPr>
-            <w:r/>
-          </w:p>
-        </w:tc>
-        <w:tc>
-          <w:tcPr>
-            <w:tcW w:type="dxa" w:w="1680"/>
-          </w:tcPr>
-          <w:p>
-            <w:pPr>
-              <w:jc w:val="left"/>
-            </w:pPr>
-            <w:r/>
-          </w:p>
-        </w:tc>
-        <w:tc>
-          <w:tcPr>
-            <w:tcW w:type="dxa" w:w="1680"/>
-          </w:tcPr>
-          <w:p>
-            <w:pPr>
-              <w:jc w:val="left"/>
-            </w:pPr>
-            <w:r/>
-            <w:r>
-              <w:rPr>
-                <w:sz w:val="16"/>
-              </w:rPr>
-              <w:t>2026-08-26</w:t>
-            </w:r>
-          </w:p>
-        </w:tc>
-        <w:tc>
-          <w:tcPr>
-            <w:tcW w:type="dxa" w:w="1680"/>
-          </w:tcPr>
-          <w:p>
-            <w:pPr>
-              <w:jc w:val="left"/>
-            </w:pPr>
-            <w:r/>
-            <w:hyperlink r:id="rId199">
-              <w:r>
-                <w:rPr>
-                  <w:color w:val="0B4F9E"/>
-                  <w:sz w:val="16"/>
-                  <w:u w:val="single"/>
-                </w:rPr>
-                <w:t>link</w:t>
+                <w:t>10.1038/s43588-026-01037-2</w:t>
               </w:r>
             </w:hyperlink>
           </w:p>
@@ -18173,64 +18179,58 @@
                   <w:sz w:val="16"/>
                   <w:u w:val="single"/>
                 </w:rPr>
-                <w:t>Comparative study of ensemble-based uncertainty quantification methods for neural network interatomic potentials</w:t>
-              </w:r>
-            </w:hyperlink>
-          </w:p>
-        </w:tc>
-        <w:tc>
-          <w:tcPr>
-            <w:tcW w:type="dxa" w:w="1680"/>
-          </w:tcPr>
-          <w:p>
-            <w:pPr>
-              <w:jc w:val="left"/>
-            </w:pPr>
-            <w:r/>
-          </w:p>
-        </w:tc>
-        <w:tc>
-          <w:tcPr>
-            <w:tcW w:type="dxa" w:w="1680"/>
-          </w:tcPr>
-          <w:p>
-            <w:pPr>
-              <w:jc w:val="left"/>
-            </w:pPr>
-            <w:r/>
-          </w:p>
-        </w:tc>
-        <w:tc>
-          <w:tcPr>
-            <w:tcW w:type="dxa" w:w="1680"/>
-          </w:tcPr>
-          <w:p>
-            <w:pPr>
-              <w:jc w:val="left"/>
-            </w:pPr>
-            <w:r/>
-            <w:r>
-              <w:rPr>
-                <w:sz w:val="16"/>
-              </w:rPr>
-              <w:t>DFT, phonons, MLIP</w:t>
-            </w:r>
-          </w:p>
-        </w:tc>
-        <w:tc>
-          <w:tcPr>
-            <w:tcW w:type="dxa" w:w="1680"/>
-          </w:tcPr>
-          <w:p>
-            <w:pPr>
-              <w:jc w:val="left"/>
-            </w:pPr>
-            <w:r/>
-            <w:r>
-              <w:rPr>
-                <w:sz w:val="16"/>
-              </w:rPr>
-              <w:t>2026-08-27</w:t>
+                <w:t>Bayesian Optimization for Self-Driving Materials Laboratories: From Algorithms to Physics-Informed Workflows</w:t>
+              </w:r>
+            </w:hyperlink>
+          </w:p>
+        </w:tc>
+        <w:tc>
+          <w:tcPr>
+            <w:tcW w:type="dxa" w:w="1680"/>
+          </w:tcPr>
+          <w:p>
+            <w:pPr>
+              <w:jc w:val="left"/>
+            </w:pPr>
+            <w:r/>
+          </w:p>
+        </w:tc>
+        <w:tc>
+          <w:tcPr>
+            <w:tcW w:type="dxa" w:w="1680"/>
+          </w:tcPr>
+          <w:p>
+            <w:pPr>
+              <w:jc w:val="left"/>
+            </w:pPr>
+            <w:r/>
+          </w:p>
+        </w:tc>
+        <w:tc>
+          <w:tcPr>
+            <w:tcW w:type="dxa" w:w="1680"/>
+          </w:tcPr>
+          <w:p>
+            <w:pPr>
+              <w:jc w:val="left"/>
+            </w:pPr>
+            <w:r/>
+          </w:p>
+        </w:tc>
+        <w:tc>
+          <w:tcPr>
+            <w:tcW w:type="dxa" w:w="1680"/>
+          </w:tcPr>
+          <w:p>
+            <w:pPr>
+              <w:jc w:val="left"/>
+            </w:pPr>
+            <w:r/>
+            <w:r>
+              <w:rPr>
+                <w:sz w:val="16"/>
+              </w:rPr>
+              <w:t>2026-08-26</w:t>
             </w:r>
           </w:p>
         </w:tc>
@@ -18250,7 +18250,7 @@
                   <w:sz w:val="16"/>
                   <w:u w:val="single"/>
                 </w:rPr>
-                <w:t>10.1088/2632-2153/ae9fb4</w:t>
+                <w:t>link</w:t>
               </w:r>
             </w:hyperlink>
           </w:p>
@@ -18273,47 +18273,47 @@
                   <w:sz w:val="16"/>
                   <w:u w:val="single"/>
                 </w:rPr>
-                <w:t>A multi-scale mixture of experts model for cross-size structural prediction of Cu nanoparticles</w:t>
-              </w:r>
-            </w:hyperlink>
-          </w:p>
-        </w:tc>
-        <w:tc>
-          <w:tcPr>
-            <w:tcW w:type="dxa" w:w="1680"/>
-          </w:tcPr>
-          <w:p>
-            <w:pPr>
-              <w:jc w:val="left"/>
-            </w:pPr>
-            <w:r/>
-          </w:p>
-        </w:tc>
-        <w:tc>
-          <w:tcPr>
-            <w:tcW w:type="dxa" w:w="1680"/>
-          </w:tcPr>
-          <w:p>
-            <w:pPr>
-              <w:jc w:val="left"/>
-            </w:pPr>
-            <w:r/>
-          </w:p>
-        </w:tc>
-        <w:tc>
-          <w:tcPr>
-            <w:tcW w:type="dxa" w:w="1680"/>
-          </w:tcPr>
-          <w:p>
-            <w:pPr>
-              <w:jc w:val="left"/>
-            </w:pPr>
-            <w:r/>
-            <w:r>
-              <w:rPr>
-                <w:sz w:val="16"/>
-              </w:rPr>
-              <w:t>DFT, MD, MLIP</w:t>
+                <w:t>Comparative study of ensemble-based uncertainty quantification methods for neural network interatomic potentials</w:t>
+              </w:r>
+            </w:hyperlink>
+          </w:p>
+        </w:tc>
+        <w:tc>
+          <w:tcPr>
+            <w:tcW w:type="dxa" w:w="1680"/>
+          </w:tcPr>
+          <w:p>
+            <w:pPr>
+              <w:jc w:val="left"/>
+            </w:pPr>
+            <w:r/>
+          </w:p>
+        </w:tc>
+        <w:tc>
+          <w:tcPr>
+            <w:tcW w:type="dxa" w:w="1680"/>
+          </w:tcPr>
+          <w:p>
+            <w:pPr>
+              <w:jc w:val="left"/>
+            </w:pPr>
+            <w:r/>
+          </w:p>
+        </w:tc>
+        <w:tc>
+          <w:tcPr>
+            <w:tcW w:type="dxa" w:w="1680"/>
+          </w:tcPr>
+          <w:p>
+            <w:pPr>
+              <w:jc w:val="left"/>
+            </w:pPr>
+            <w:r/>
+            <w:r>
+              <w:rPr>
+                <w:sz w:val="16"/>
+              </w:rPr>
+              <w:t>DFT, phonons, MLIP</w:t>
             </w:r>
           </w:p>
         </w:tc>
@@ -18350,7 +18350,7 @@
                   <w:sz w:val="16"/>
                   <w:u w:val="single"/>
                 </w:rPr>
-                <w:t>10.1038/s41524-026-02280-x</w:t>
+                <w:t>10.1088/2632-2153/ae9fb4</w:t>
               </w:r>
             </w:hyperlink>
           </w:p>
@@ -18373,7 +18373,7 @@
                   <w:sz w:val="16"/>
                   <w:u w:val="single"/>
                 </w:rPr>
-                <w:t>Benchmarking of Fast and Interpretable UF Machine Learning Potentials</w:t>
+                <w:t>A multi-scale mixture of experts model for cross-size structural prediction of Cu nanoparticles</w:t>
               </w:r>
             </w:hyperlink>
           </w:p>
@@ -18450,7 +18450,7 @@
                   <w:sz w:val="16"/>
                   <w:u w:val="single"/>
                 </w:rPr>
-                <w:t>10.48550/arxiv.2608.27277</w:t>
+                <w:t>10.1038/s41524-026-02280-x</w:t>
               </w:r>
             </w:hyperlink>
           </w:p>
@@ -18473,47 +18473,47 @@
                   <w:sz w:val="16"/>
                   <w:u w:val="single"/>
                 </w:rPr>
-                <w:t>Carbon Nanotube-Induced Magnetic Shielding Effects on 129Xe NMR from Equivariant Neural Networks</w:t>
-              </w:r>
-            </w:hyperlink>
-          </w:p>
-        </w:tc>
-        <w:tc>
-          <w:tcPr>
-            <w:tcW w:type="dxa" w:w="1680"/>
-          </w:tcPr>
-          <w:p>
-            <w:pPr>
-              <w:jc w:val="left"/>
-            </w:pPr>
-            <w:r/>
-          </w:p>
-        </w:tc>
-        <w:tc>
-          <w:tcPr>
-            <w:tcW w:type="dxa" w:w="1680"/>
-          </w:tcPr>
-          <w:p>
-            <w:pPr>
-              <w:jc w:val="left"/>
-            </w:pPr>
-            <w:r/>
-          </w:p>
-        </w:tc>
-        <w:tc>
-          <w:tcPr>
-            <w:tcW w:type="dxa" w:w="1680"/>
-          </w:tcPr>
-          <w:p>
-            <w:pPr>
-              <w:jc w:val="left"/>
-            </w:pPr>
-            <w:r/>
-            <w:r>
-              <w:rPr>
-                <w:sz w:val="16"/>
-              </w:rPr>
-              <w:t>MD, MLIP</w:t>
+                <w:t>Benchmarking of Fast and Interpretable UF Machine Learning Potentials</w:t>
+              </w:r>
+            </w:hyperlink>
+          </w:p>
+        </w:tc>
+        <w:tc>
+          <w:tcPr>
+            <w:tcW w:type="dxa" w:w="1680"/>
+          </w:tcPr>
+          <w:p>
+            <w:pPr>
+              <w:jc w:val="left"/>
+            </w:pPr>
+            <w:r/>
+          </w:p>
+        </w:tc>
+        <w:tc>
+          <w:tcPr>
+            <w:tcW w:type="dxa" w:w="1680"/>
+          </w:tcPr>
+          <w:p>
+            <w:pPr>
+              <w:jc w:val="left"/>
+            </w:pPr>
+            <w:r/>
+          </w:p>
+        </w:tc>
+        <w:tc>
+          <w:tcPr>
+            <w:tcW w:type="dxa" w:w="1680"/>
+          </w:tcPr>
+          <w:p>
+            <w:pPr>
+              <w:jc w:val="left"/>
+            </w:pPr>
+            <w:r/>
+            <w:r>
+              <w:rPr>
+                <w:sz w:val="16"/>
+              </w:rPr>
+              <w:t>DFT, MD, MLIP</w:t>
             </w:r>
           </w:p>
         </w:tc>
@@ -18550,7 +18550,7 @@
                   <w:sz w:val="16"/>
                   <w:u w:val="single"/>
                 </w:rPr>
-                <w:t>10.26434/chemrxiv.15007956/v1</w:t>
+                <w:t>10.48550/arxiv.2608.27277</w:t>
               </w:r>
             </w:hyperlink>
           </w:p>
@@ -18573,42 +18573,48 @@
                   <w:sz w:val="16"/>
                   <w:u w:val="single"/>
                 </w:rPr>
-                <w:t>Commentary on ten selected 2025 papers in AI for Materials Science</w:t>
-              </w:r>
-            </w:hyperlink>
-          </w:p>
-        </w:tc>
-        <w:tc>
-          <w:tcPr>
-            <w:tcW w:type="dxa" w:w="1680"/>
-          </w:tcPr>
-          <w:p>
-            <w:pPr>
-              <w:jc w:val="left"/>
-            </w:pPr>
-            <w:r/>
-          </w:p>
-        </w:tc>
-        <w:tc>
-          <w:tcPr>
-            <w:tcW w:type="dxa" w:w="1680"/>
-          </w:tcPr>
-          <w:p>
-            <w:pPr>
-              <w:jc w:val="left"/>
-            </w:pPr>
-            <w:r/>
-          </w:p>
-        </w:tc>
-        <w:tc>
-          <w:tcPr>
-            <w:tcW w:type="dxa" w:w="1680"/>
-          </w:tcPr>
-          <w:p>
-            <w:pPr>
-              <w:jc w:val="left"/>
-            </w:pPr>
-            <w:r/>
+                <w:t>Carbon Nanotube-Induced Magnetic Shielding Effects on 129Xe NMR from Equivariant Neural Networks</w:t>
+              </w:r>
+            </w:hyperlink>
+          </w:p>
+        </w:tc>
+        <w:tc>
+          <w:tcPr>
+            <w:tcW w:type="dxa" w:w="1680"/>
+          </w:tcPr>
+          <w:p>
+            <w:pPr>
+              <w:jc w:val="left"/>
+            </w:pPr>
+            <w:r/>
+          </w:p>
+        </w:tc>
+        <w:tc>
+          <w:tcPr>
+            <w:tcW w:type="dxa" w:w="1680"/>
+          </w:tcPr>
+          <w:p>
+            <w:pPr>
+              <w:jc w:val="left"/>
+            </w:pPr>
+            <w:r/>
+          </w:p>
+        </w:tc>
+        <w:tc>
+          <w:tcPr>
+            <w:tcW w:type="dxa" w:w="1680"/>
+          </w:tcPr>
+          <w:p>
+            <w:pPr>
+              <w:jc w:val="left"/>
+            </w:pPr>
+            <w:r/>
+            <w:r>
+              <w:rPr>
+                <w:sz w:val="16"/>
+              </w:rPr>
+              <w:t>MD, MLIP</w:t>
+            </w:r>
           </w:p>
         </w:tc>
         <w:tc>
@@ -18644,7 +18650,7 @@
                   <w:sz w:val="16"/>
                   <w:u w:val="single"/>
                 </w:rPr>
-                <w:t>10.20517/jmi.2026.36</w:t>
+                <w:t>10.26434/chemrxiv.15007956/v1</w:t>
               </w:r>
             </w:hyperlink>
           </w:p>
@@ -18667,7 +18673,7 @@
                   <w:sz w:val="16"/>
                   <w:u w:val="single"/>
                 </w:rPr>
-                <w:t>Packora: Systematic Design for Generative Molecular Crystal Structure Prediction</w:t>
+                <w:t>Commentary on ten selected 2025 papers in AI for Materials Science</w:t>
               </w:r>
             </w:hyperlink>
           </w:p>
@@ -18738,7 +18744,7 @@
                   <w:sz w:val="16"/>
                   <w:u w:val="single"/>
                 </w:rPr>
-                <w:t>link</w:t>
+                <w:t>10.20517/jmi.2026.36</w:t>
               </w:r>
             </w:hyperlink>
           </w:p>
@@ -18761,58 +18767,58 @@
                   <w:sz w:val="16"/>
                   <w:u w:val="single"/>
                 </w:rPr>
-                <w:t>Docking-Score Landscapes Shape Active-Learning Performance across Vina, Glide, and SILCS</w:t>
-              </w:r>
-            </w:hyperlink>
-          </w:p>
-        </w:tc>
-        <w:tc>
-          <w:tcPr>
-            <w:tcW w:type="dxa" w:w="1680"/>
-          </w:tcPr>
-          <w:p>
-            <w:pPr>
-              <w:jc w:val="left"/>
-            </w:pPr>
-            <w:r/>
-          </w:p>
-        </w:tc>
-        <w:tc>
-          <w:tcPr>
-            <w:tcW w:type="dxa" w:w="1680"/>
-          </w:tcPr>
-          <w:p>
-            <w:pPr>
-              <w:jc w:val="left"/>
-            </w:pPr>
-            <w:r/>
-          </w:p>
-        </w:tc>
-        <w:tc>
-          <w:tcPr>
-            <w:tcW w:type="dxa" w:w="1680"/>
-          </w:tcPr>
-          <w:p>
-            <w:pPr>
-              <w:jc w:val="left"/>
-            </w:pPr>
-            <w:r/>
-          </w:p>
-        </w:tc>
-        <w:tc>
-          <w:tcPr>
-            <w:tcW w:type="dxa" w:w="1680"/>
-          </w:tcPr>
-          <w:p>
-            <w:pPr>
-              <w:jc w:val="left"/>
-            </w:pPr>
-            <w:r/>
-            <w:r>
-              <w:rPr>
-                <w:sz w:val="16"/>
-              </w:rPr>
-              <w:t>2026-08-28</w:t>
+                <w:t>Packora: Systematic Design for Generative Molecular Crystal Structure Prediction</w:t>
+              </w:r>
+            </w:hyperlink>
+          </w:p>
+        </w:tc>
+        <w:tc>
+          <w:tcPr>
+            <w:tcW w:type="dxa" w:w="1680"/>
+          </w:tcPr>
+          <w:p>
+            <w:pPr>
+              <w:jc w:val="left"/>
+            </w:pPr>
+            <w:r/>
+          </w:p>
+        </w:tc>
+        <w:tc>
+          <w:tcPr>
+            <w:tcW w:type="dxa" w:w="1680"/>
+          </w:tcPr>
+          <w:p>
+            <w:pPr>
+              <w:jc w:val="left"/>
+            </w:pPr>
+            <w:r/>
+          </w:p>
+        </w:tc>
+        <w:tc>
+          <w:tcPr>
+            <w:tcW w:type="dxa" w:w="1680"/>
+          </w:tcPr>
+          <w:p>
+            <w:pPr>
+              <w:jc w:val="left"/>
+            </w:pPr>
+            <w:r/>
+          </w:p>
+        </w:tc>
+        <w:tc>
+          <w:tcPr>
+            <w:tcW w:type="dxa" w:w="1680"/>
+          </w:tcPr>
+          <w:p>
+            <w:pPr>
+              <w:jc w:val="left"/>
+            </w:pPr>
+            <w:r/>
+            <w:r>
+              <w:rPr>
+                <w:sz w:val="16"/>
+              </w:rPr>
+              <w:t>2026-08-27</w:t>
             </w:r>
           </w:p>
         </w:tc>
@@ -18832,7 +18838,7 @@
                   <w:sz w:val="16"/>
                   <w:u w:val="single"/>
                 </w:rPr>
-                <w:t>10.26434/chemrxiv-2025-3t356/v2</w:t>
+                <w:t>link</w:t>
               </w:r>
             </w:hyperlink>
           </w:p>
@@ -18855,7 +18861,7 @@
                   <w:sz w:val="16"/>
                   <w:u w:val="single"/>
                 </w:rPr>
-                <w:t>Autoregressive Generative Latent Diffusion Models for Magnetohydrodynamics</w:t>
+                <w:t>Docking-Score Landscapes Shape Active-Learning Performance across Vina, Glide, and SILCS</w:t>
               </w:r>
             </w:hyperlink>
           </w:p>
@@ -18926,7 +18932,7 @@
                   <w:sz w:val="16"/>
                   <w:u w:val="single"/>
                 </w:rPr>
-                <w:t>10.1109/icops53334.2026.11660190</w:t>
+                <w:t>10.26434/chemrxiv-2025-3t356/v2</w:t>
               </w:r>
             </w:hyperlink>
           </w:p>
@@ -18949,48 +18955,42 @@
                   <w:sz w:val="16"/>
                   <w:u w:val="single"/>
                 </w:rPr>
-                <w:t>Crystal structure prediction with nuclear quantum and finite-temperature effects via deep free energy learning</w:t>
-              </w:r>
-            </w:hyperlink>
-          </w:p>
-        </w:tc>
-        <w:tc>
-          <w:tcPr>
-            <w:tcW w:type="dxa" w:w="1680"/>
-          </w:tcPr>
-          <w:p>
-            <w:pPr>
-              <w:jc w:val="left"/>
-            </w:pPr>
-            <w:r/>
-          </w:p>
-        </w:tc>
-        <w:tc>
-          <w:tcPr>
-            <w:tcW w:type="dxa" w:w="1680"/>
-          </w:tcPr>
-          <w:p>
-            <w:pPr>
-              <w:jc w:val="left"/>
-            </w:pPr>
-            <w:r/>
-          </w:p>
-        </w:tc>
-        <w:tc>
-          <w:tcPr>
-            <w:tcW w:type="dxa" w:w="1680"/>
-          </w:tcPr>
-          <w:p>
-            <w:pPr>
-              <w:jc w:val="left"/>
-            </w:pPr>
-            <w:r/>
-            <w:r>
-              <w:rPr>
-                <w:sz w:val="16"/>
-              </w:rPr>
-              <w:t>free energy</w:t>
-            </w:r>
+                <w:t>Autoregressive Generative Latent Diffusion Models for Magnetohydrodynamics</w:t>
+              </w:r>
+            </w:hyperlink>
+          </w:p>
+        </w:tc>
+        <w:tc>
+          <w:tcPr>
+            <w:tcW w:type="dxa" w:w="1680"/>
+          </w:tcPr>
+          <w:p>
+            <w:pPr>
+              <w:jc w:val="left"/>
+            </w:pPr>
+            <w:r/>
+          </w:p>
+        </w:tc>
+        <w:tc>
+          <w:tcPr>
+            <w:tcW w:type="dxa" w:w="1680"/>
+          </w:tcPr>
+          <w:p>
+            <w:pPr>
+              <w:jc w:val="left"/>
+            </w:pPr>
+            <w:r/>
+          </w:p>
+        </w:tc>
+        <w:tc>
+          <w:tcPr>
+            <w:tcW w:type="dxa" w:w="1680"/>
+          </w:tcPr>
+          <w:p>
+            <w:pPr>
+              <w:jc w:val="left"/>
+            </w:pPr>
+            <w:r/>
           </w:p>
         </w:tc>
         <w:tc>
@@ -19026,7 +19026,7 @@
                   <w:sz w:val="16"/>
                   <w:u w:val="single"/>
                 </w:rPr>
-                <w:t>10.1103/3qjr-mgv7</w:t>
+                <w:t>10.1109/icops53334.2026.11660190</w:t>
               </w:r>
             </w:hyperlink>
           </w:p>
@@ -19049,42 +19049,48 @@
                   <w:sz w:val="16"/>
                   <w:u w:val="single"/>
                 </w:rPr>
-                <w:t>Neural network finds twisted crystals that steer light at the nanoscale</w:t>
-              </w:r>
-            </w:hyperlink>
-          </w:p>
-        </w:tc>
-        <w:tc>
-          <w:tcPr>
-            <w:tcW w:type="dxa" w:w="1680"/>
-          </w:tcPr>
-          <w:p>
-            <w:pPr>
-              <w:jc w:val="left"/>
-            </w:pPr>
-            <w:r/>
-          </w:p>
-        </w:tc>
-        <w:tc>
-          <w:tcPr>
-            <w:tcW w:type="dxa" w:w="1680"/>
-          </w:tcPr>
-          <w:p>
-            <w:pPr>
-              <w:jc w:val="left"/>
-            </w:pPr>
-            <w:r/>
-          </w:p>
-        </w:tc>
-        <w:tc>
-          <w:tcPr>
-            <w:tcW w:type="dxa" w:w="1680"/>
-          </w:tcPr>
-          <w:p>
-            <w:pPr>
-              <w:jc w:val="left"/>
-            </w:pPr>
-            <w:r/>
+                <w:t>Crystal structure prediction with nuclear quantum and finite-temperature effects via deep free energy learning</w:t>
+              </w:r>
+            </w:hyperlink>
+          </w:p>
+        </w:tc>
+        <w:tc>
+          <w:tcPr>
+            <w:tcW w:type="dxa" w:w="1680"/>
+          </w:tcPr>
+          <w:p>
+            <w:pPr>
+              <w:jc w:val="left"/>
+            </w:pPr>
+            <w:r/>
+          </w:p>
+        </w:tc>
+        <w:tc>
+          <w:tcPr>
+            <w:tcW w:type="dxa" w:w="1680"/>
+          </w:tcPr>
+          <w:p>
+            <w:pPr>
+              <w:jc w:val="left"/>
+            </w:pPr>
+            <w:r/>
+          </w:p>
+        </w:tc>
+        <w:tc>
+          <w:tcPr>
+            <w:tcW w:type="dxa" w:w="1680"/>
+          </w:tcPr>
+          <w:p>
+            <w:pPr>
+              <w:jc w:val="left"/>
+            </w:pPr>
+            <w:r/>
+            <w:r>
+              <w:rPr>
+                <w:sz w:val="16"/>
+              </w:rPr>
+              <w:t>free energy</w:t>
+            </w:r>
           </w:p>
         </w:tc>
         <w:tc>
@@ -19113,14 +19119,14 @@
               <w:jc w:val="left"/>
             </w:pPr>
             <w:r/>
-            <w:hyperlink r:id="rId210">
-              <w:r>
-                <w:rPr>
-                  <w:color w:val="0B4F9E"/>
-                  <w:sz w:val="16"/>
-                  <w:u w:val="single"/>
-                </w:rPr>
-                <w:t>10.1038/s41563-026-02744-x</w:t>
+            <w:hyperlink r:id="rId209">
+              <w:r>
+                <w:rPr>
+                  <w:color w:val="0B4F9E"/>
+                  <w:sz w:val="16"/>
+                  <w:u w:val="single"/>
+                </w:rPr>
+                <w:t>10.1103/3qjr-mgv7</w:t>
               </w:r>
             </w:hyperlink>
           </w:p>
@@ -19136,6 +19142,77 @@
               <w:jc w:val="left"/>
             </w:pPr>
             <w:r/>
+            <w:hyperlink r:id="rId210">
+              <w:r>
+                <w:rPr>
+                  <w:color w:val="0B4F9E"/>
+                  <w:sz w:val="16"/>
+                  <w:u w:val="single"/>
+                </w:rPr>
+                <w:t>Neural network finds twisted crystals that steer light at the nanoscale</w:t>
+              </w:r>
+            </w:hyperlink>
+          </w:p>
+        </w:tc>
+        <w:tc>
+          <w:tcPr>
+            <w:tcW w:type="dxa" w:w="1680"/>
+          </w:tcPr>
+          <w:p>
+            <w:pPr>
+              <w:jc w:val="left"/>
+            </w:pPr>
+            <w:r/>
+          </w:p>
+        </w:tc>
+        <w:tc>
+          <w:tcPr>
+            <w:tcW w:type="dxa" w:w="1680"/>
+          </w:tcPr>
+          <w:p>
+            <w:pPr>
+              <w:jc w:val="left"/>
+            </w:pPr>
+            <w:r/>
+          </w:p>
+        </w:tc>
+        <w:tc>
+          <w:tcPr>
+            <w:tcW w:type="dxa" w:w="1680"/>
+          </w:tcPr>
+          <w:p>
+            <w:pPr>
+              <w:jc w:val="left"/>
+            </w:pPr>
+            <w:r/>
+          </w:p>
+        </w:tc>
+        <w:tc>
+          <w:tcPr>
+            <w:tcW w:type="dxa" w:w="1680"/>
+          </w:tcPr>
+          <w:p>
+            <w:pPr>
+              <w:jc w:val="left"/>
+            </w:pPr>
+            <w:r/>
+            <w:r>
+              <w:rPr>
+                <w:sz w:val="16"/>
+              </w:rPr>
+              <w:t>2026-08-28</w:t>
+            </w:r>
+          </w:p>
+        </w:tc>
+        <w:tc>
+          <w:tcPr>
+            <w:tcW w:type="dxa" w:w="1680"/>
+          </w:tcPr>
+          <w:p>
+            <w:pPr>
+              <w:jc w:val="left"/>
+            </w:pPr>
+            <w:r/>
             <w:hyperlink r:id="rId211">
               <w:r>
                 <w:rPr>
@@ -19143,84 +19220,7 @@
                   <w:sz w:val="16"/>
                   <w:u w:val="single"/>
                 </w:rPr>
-                <w:t>OrbGNN: A Wave function-based Machine Learning Interelectronic Representation</w:t>
-              </w:r>
-            </w:hyperlink>
-          </w:p>
-        </w:tc>
-        <w:tc>
-          <w:tcPr>
-            <w:tcW w:type="dxa" w:w="1680"/>
-          </w:tcPr>
-          <w:p>
-            <w:pPr>
-              <w:jc w:val="left"/>
-            </w:pPr>
-            <w:r/>
-          </w:p>
-        </w:tc>
-        <w:tc>
-          <w:tcPr>
-            <w:tcW w:type="dxa" w:w="1680"/>
-          </w:tcPr>
-          <w:p>
-            <w:pPr>
-              <w:jc w:val="left"/>
-            </w:pPr>
-            <w:r/>
-          </w:p>
-        </w:tc>
-        <w:tc>
-          <w:tcPr>
-            <w:tcW w:type="dxa" w:w="1680"/>
-          </w:tcPr>
-          <w:p>
-            <w:pPr>
-              <w:jc w:val="left"/>
-            </w:pPr>
-            <w:r/>
-            <w:r>
-              <w:rPr>
-                <w:sz w:val="16"/>
-              </w:rPr>
-              <w:t>MLIP</w:t>
-            </w:r>
-          </w:p>
-        </w:tc>
-        <w:tc>
-          <w:tcPr>
-            <w:tcW w:type="dxa" w:w="1680"/>
-          </w:tcPr>
-          <w:p>
-            <w:pPr>
-              <w:jc w:val="left"/>
-            </w:pPr>
-            <w:r/>
-            <w:r>
-              <w:rPr>
-                <w:sz w:val="16"/>
-              </w:rPr>
-              <w:t>2026-08-28</w:t>
-            </w:r>
-          </w:p>
-        </w:tc>
-        <w:tc>
-          <w:tcPr>
-            <w:tcW w:type="dxa" w:w="1680"/>
-          </w:tcPr>
-          <w:p>
-            <w:pPr>
-              <w:jc w:val="left"/>
-            </w:pPr>
-            <w:r/>
-            <w:hyperlink r:id="rId211">
-              <w:r>
-                <w:rPr>
-                  <w:color w:val="0B4F9E"/>
-                  <w:sz w:val="16"/>
-                  <w:u w:val="single"/>
-                </w:rPr>
-                <w:t>link</w:t>
+                <w:t>10.1038/s41563-026-02744-x</w:t>
               </w:r>
             </w:hyperlink>
           </w:p>
@@ -19243,64 +19243,64 @@
                   <w:sz w:val="16"/>
                   <w:u w:val="single"/>
                 </w:rPr>
-                <w:t>High-quality, high-information datasets for universal atomistic machine learning</w:t>
-              </w:r>
-            </w:hyperlink>
-          </w:p>
-        </w:tc>
-        <w:tc>
-          <w:tcPr>
-            <w:tcW w:type="dxa" w:w="1680"/>
-          </w:tcPr>
-          <w:p>
-            <w:pPr>
-              <w:jc w:val="left"/>
-            </w:pPr>
-            <w:r/>
-          </w:p>
-        </w:tc>
-        <w:tc>
-          <w:tcPr>
-            <w:tcW w:type="dxa" w:w="1680"/>
-          </w:tcPr>
-          <w:p>
-            <w:pPr>
-              <w:jc w:val="left"/>
-            </w:pPr>
-            <w:r/>
-          </w:p>
-        </w:tc>
-        <w:tc>
-          <w:tcPr>
-            <w:tcW w:type="dxa" w:w="1680"/>
-          </w:tcPr>
-          <w:p>
-            <w:pPr>
-              <w:jc w:val="left"/>
-            </w:pPr>
-            <w:r/>
-            <w:r>
-              <w:rPr>
-                <w:sz w:val="16"/>
-              </w:rPr>
-              <w:t>r2SCAN, meta-GGA, DFT</w:t>
-            </w:r>
-          </w:p>
-        </w:tc>
-        <w:tc>
-          <w:tcPr>
-            <w:tcW w:type="dxa" w:w="1680"/>
-          </w:tcPr>
-          <w:p>
-            <w:pPr>
-              <w:jc w:val="left"/>
-            </w:pPr>
-            <w:r/>
-            <w:r>
-              <w:rPr>
-                <w:sz w:val="16"/>
-              </w:rPr>
-              <w:t>2026-08-29</w:t>
+                <w:t>OrbGNN: A Wave function-based Machine Learning Interelectronic Representation</w:t>
+              </w:r>
+            </w:hyperlink>
+          </w:p>
+        </w:tc>
+        <w:tc>
+          <w:tcPr>
+            <w:tcW w:type="dxa" w:w="1680"/>
+          </w:tcPr>
+          <w:p>
+            <w:pPr>
+              <w:jc w:val="left"/>
+            </w:pPr>
+            <w:r/>
+          </w:p>
+        </w:tc>
+        <w:tc>
+          <w:tcPr>
+            <w:tcW w:type="dxa" w:w="1680"/>
+          </w:tcPr>
+          <w:p>
+            <w:pPr>
+              <w:jc w:val="left"/>
+            </w:pPr>
+            <w:r/>
+          </w:p>
+        </w:tc>
+        <w:tc>
+          <w:tcPr>
+            <w:tcW w:type="dxa" w:w="1680"/>
+          </w:tcPr>
+          <w:p>
+            <w:pPr>
+              <w:jc w:val="left"/>
+            </w:pPr>
+            <w:r/>
+            <w:r>
+              <w:rPr>
+                <w:sz w:val="16"/>
+              </w:rPr>
+              <w:t>MLIP</w:t>
+            </w:r>
+          </w:p>
+        </w:tc>
+        <w:tc>
+          <w:tcPr>
+            <w:tcW w:type="dxa" w:w="1680"/>
+          </w:tcPr>
+          <w:p>
+            <w:pPr>
+              <w:jc w:val="left"/>
+            </w:pPr>
+            <w:r/>
+            <w:r>
+              <w:rPr>
+                <w:sz w:val="16"/>
+              </w:rPr>
+              <w:t>2026-08-28</w:t>
             </w:r>
           </w:p>
         </w:tc>
@@ -19320,7 +19320,7 @@
                   <w:sz w:val="16"/>
                   <w:u w:val="single"/>
                 </w:rPr>
-                <w:t>10.24435/materialscloud:vm-51</w:t>
+                <w:t>link</w:t>
               </w:r>
             </w:hyperlink>
           </w:p>
@@ -19343,42 +19343,48 @@
                   <w:sz w:val="16"/>
                   <w:u w:val="single"/>
                 </w:rPr>
-                <w:t>Volumetric reference data of the orbit: a deep learning MRI analysis in the German national cohort</w:t>
-              </w:r>
-            </w:hyperlink>
-          </w:p>
-        </w:tc>
-        <w:tc>
-          <w:tcPr>
-            <w:tcW w:type="dxa" w:w="1680"/>
-          </w:tcPr>
-          <w:p>
-            <w:pPr>
-              <w:jc w:val="left"/>
-            </w:pPr>
-            <w:r/>
-          </w:p>
-        </w:tc>
-        <w:tc>
-          <w:tcPr>
-            <w:tcW w:type="dxa" w:w="1680"/>
-          </w:tcPr>
-          <w:p>
-            <w:pPr>
-              <w:jc w:val="left"/>
-            </w:pPr>
-            <w:r/>
-          </w:p>
-        </w:tc>
-        <w:tc>
-          <w:tcPr>
-            <w:tcW w:type="dxa" w:w="1680"/>
-          </w:tcPr>
-          <w:p>
-            <w:pPr>
-              <w:jc w:val="left"/>
-            </w:pPr>
-            <w:r/>
+                <w:t>High-quality, high-information datasets for universal atomistic machine learning</w:t>
+              </w:r>
+            </w:hyperlink>
+          </w:p>
+        </w:tc>
+        <w:tc>
+          <w:tcPr>
+            <w:tcW w:type="dxa" w:w="1680"/>
+          </w:tcPr>
+          <w:p>
+            <w:pPr>
+              <w:jc w:val="left"/>
+            </w:pPr>
+            <w:r/>
+          </w:p>
+        </w:tc>
+        <w:tc>
+          <w:tcPr>
+            <w:tcW w:type="dxa" w:w="1680"/>
+          </w:tcPr>
+          <w:p>
+            <w:pPr>
+              <w:jc w:val="left"/>
+            </w:pPr>
+            <w:r/>
+          </w:p>
+        </w:tc>
+        <w:tc>
+          <w:tcPr>
+            <w:tcW w:type="dxa" w:w="1680"/>
+          </w:tcPr>
+          <w:p>
+            <w:pPr>
+              <w:jc w:val="left"/>
+            </w:pPr>
+            <w:r/>
+            <w:r>
+              <w:rPr>
+                <w:sz w:val="16"/>
+              </w:rPr>
+              <w:t>r2SCAN, meta-GGA, DFT</w:t>
+            </w:r>
           </w:p>
         </w:tc>
         <w:tc>
@@ -19414,7 +19420,7 @@
                   <w:sz w:val="16"/>
                   <w:u w:val="single"/>
                 </w:rPr>
-                <w:t>10.1038/s41598-026-68393-x</w:t>
+                <w:t>10.24435/materialscloud:vm-51</w:t>
               </w:r>
             </w:hyperlink>
           </w:p>
@@ -19437,48 +19443,42 @@
                   <w:sz w:val="16"/>
                   <w:u w:val="single"/>
                 </w:rPr>
-                <w:t>DFT and machine learning insights into productive versus self-metathesis selectivity in ruthenium-catalyzed ethenolysis</w:t>
-              </w:r>
-            </w:hyperlink>
-          </w:p>
-        </w:tc>
-        <w:tc>
-          <w:tcPr>
-            <w:tcW w:type="dxa" w:w="1680"/>
-          </w:tcPr>
-          <w:p>
-            <w:pPr>
-              <w:jc w:val="left"/>
-            </w:pPr>
-            <w:r/>
-          </w:p>
-        </w:tc>
-        <w:tc>
-          <w:tcPr>
-            <w:tcW w:type="dxa" w:w="1680"/>
-          </w:tcPr>
-          <w:p>
-            <w:pPr>
-              <w:jc w:val="left"/>
-            </w:pPr>
-            <w:r/>
-          </w:p>
-        </w:tc>
-        <w:tc>
-          <w:tcPr>
-            <w:tcW w:type="dxa" w:w="1680"/>
-          </w:tcPr>
-          <w:p>
-            <w:pPr>
-              <w:jc w:val="left"/>
-            </w:pPr>
-            <w:r/>
-            <w:r>
-              <w:rPr>
-                <w:sz w:val="16"/>
-              </w:rPr>
-              <w:t>DFT</w:t>
-            </w:r>
+                <w:t>Volumetric reference data of the orbit: a deep learning MRI analysis in the German national cohort</w:t>
+              </w:r>
+            </w:hyperlink>
+          </w:p>
+        </w:tc>
+        <w:tc>
+          <w:tcPr>
+            <w:tcW w:type="dxa" w:w="1680"/>
+          </w:tcPr>
+          <w:p>
+            <w:pPr>
+              <w:jc w:val="left"/>
+            </w:pPr>
+            <w:r/>
+          </w:p>
+        </w:tc>
+        <w:tc>
+          <w:tcPr>
+            <w:tcW w:type="dxa" w:w="1680"/>
+          </w:tcPr>
+          <w:p>
+            <w:pPr>
+              <w:jc w:val="left"/>
+            </w:pPr>
+            <w:r/>
+          </w:p>
+        </w:tc>
+        <w:tc>
+          <w:tcPr>
+            <w:tcW w:type="dxa" w:w="1680"/>
+          </w:tcPr>
+          <w:p>
+            <w:pPr>
+              <w:jc w:val="left"/>
+            </w:pPr>
+            <w:r/>
           </w:p>
         </w:tc>
         <w:tc>
@@ -19514,7 +19514,7 @@
                   <w:sz w:val="16"/>
                   <w:u w:val="single"/>
                 </w:rPr>
-                <w:t>10.1016/j.jcat.2026.117142</w:t>
+                <w:t>10.1038/s41598-026-68393-x</w:t>
               </w:r>
             </w:hyperlink>
           </w:p>
@@ -19537,42 +19537,48 @@
                   <w:sz w:val="16"/>
                   <w:u w:val="single"/>
                 </w:rPr>
-                <w:t>PCFM-based small-sample data augmentation and inverse design of an all-dielectric metasurface supporting triple Fano res</w:t>
-              </w:r>
-            </w:hyperlink>
-          </w:p>
-        </w:tc>
-        <w:tc>
-          <w:tcPr>
-            <w:tcW w:type="dxa" w:w="1680"/>
-          </w:tcPr>
-          <w:p>
-            <w:pPr>
-              <w:jc w:val="left"/>
-            </w:pPr>
-            <w:r/>
-          </w:p>
-        </w:tc>
-        <w:tc>
-          <w:tcPr>
-            <w:tcW w:type="dxa" w:w="1680"/>
-          </w:tcPr>
-          <w:p>
-            <w:pPr>
-              <w:jc w:val="left"/>
-            </w:pPr>
-            <w:r/>
-          </w:p>
-        </w:tc>
-        <w:tc>
-          <w:tcPr>
-            <w:tcW w:type="dxa" w:w="1680"/>
-          </w:tcPr>
-          <w:p>
-            <w:pPr>
-              <w:jc w:val="left"/>
-            </w:pPr>
-            <w:r/>
+                <w:t>DFT and machine learning insights into productive versus self-metathesis selectivity in ruthenium-catalyzed ethenolysis</w:t>
+              </w:r>
+            </w:hyperlink>
+          </w:p>
+        </w:tc>
+        <w:tc>
+          <w:tcPr>
+            <w:tcW w:type="dxa" w:w="1680"/>
+          </w:tcPr>
+          <w:p>
+            <w:pPr>
+              <w:jc w:val="left"/>
+            </w:pPr>
+            <w:r/>
+          </w:p>
+        </w:tc>
+        <w:tc>
+          <w:tcPr>
+            <w:tcW w:type="dxa" w:w="1680"/>
+          </w:tcPr>
+          <w:p>
+            <w:pPr>
+              <w:jc w:val="left"/>
+            </w:pPr>
+            <w:r/>
+          </w:p>
+        </w:tc>
+        <w:tc>
+          <w:tcPr>
+            <w:tcW w:type="dxa" w:w="1680"/>
+          </w:tcPr>
+          <w:p>
+            <w:pPr>
+              <w:jc w:val="left"/>
+            </w:pPr>
+            <w:r/>
+            <w:r>
+              <w:rPr>
+                <w:sz w:val="16"/>
+              </w:rPr>
+              <w:t>DFT</w:t>
+            </w:r>
           </w:p>
         </w:tc>
         <w:tc>
@@ -19608,7 +19614,7 @@
                   <w:sz w:val="16"/>
                   <w:u w:val="single"/>
                 </w:rPr>
-                <w:t>10.1016/j.optcom.2026.133711</w:t>
+                <w:t>10.1016/j.jcat.2026.117142</w:t>
               </w:r>
             </w:hyperlink>
           </w:p>
@@ -19631,58 +19637,58 @@
                   <w:sz w:val="16"/>
                   <w:u w:val="single"/>
                 </w:rPr>
-                <w:t>Accelerating Materials Discovery: A Review of Machine Learning in X‐Ray Absorption Spectroscopy</w:t>
-              </w:r>
-            </w:hyperlink>
-          </w:p>
-        </w:tc>
-        <w:tc>
-          <w:tcPr>
-            <w:tcW w:type="dxa" w:w="1680"/>
-          </w:tcPr>
-          <w:p>
-            <w:pPr>
-              <w:jc w:val="left"/>
-            </w:pPr>
-            <w:r/>
-          </w:p>
-        </w:tc>
-        <w:tc>
-          <w:tcPr>
-            <w:tcW w:type="dxa" w:w="1680"/>
-          </w:tcPr>
-          <w:p>
-            <w:pPr>
-              <w:jc w:val="left"/>
-            </w:pPr>
-            <w:r/>
-          </w:p>
-        </w:tc>
-        <w:tc>
-          <w:tcPr>
-            <w:tcW w:type="dxa" w:w="1680"/>
-          </w:tcPr>
-          <w:p>
-            <w:pPr>
-              <w:jc w:val="left"/>
-            </w:pPr>
-            <w:r/>
-          </w:p>
-        </w:tc>
-        <w:tc>
-          <w:tcPr>
-            <w:tcW w:type="dxa" w:w="1680"/>
-          </w:tcPr>
-          <w:p>
-            <w:pPr>
-              <w:jc w:val="left"/>
-            </w:pPr>
-            <w:r/>
-            <w:r>
-              <w:rPr>
-                <w:sz w:val="16"/>
-              </w:rPr>
-              <w:t>2026-08-30</w:t>
+                <w:t>PCFM-based small-sample data augmentation and inverse design of an all-dielectric metasurface supporting triple Fano res</w:t>
+              </w:r>
+            </w:hyperlink>
+          </w:p>
+        </w:tc>
+        <w:tc>
+          <w:tcPr>
+            <w:tcW w:type="dxa" w:w="1680"/>
+          </w:tcPr>
+          <w:p>
+            <w:pPr>
+              <w:jc w:val="left"/>
+            </w:pPr>
+            <w:r/>
+          </w:p>
+        </w:tc>
+        <w:tc>
+          <w:tcPr>
+            <w:tcW w:type="dxa" w:w="1680"/>
+          </w:tcPr>
+          <w:p>
+            <w:pPr>
+              <w:jc w:val="left"/>
+            </w:pPr>
+            <w:r/>
+          </w:p>
+        </w:tc>
+        <w:tc>
+          <w:tcPr>
+            <w:tcW w:type="dxa" w:w="1680"/>
+          </w:tcPr>
+          <w:p>
+            <w:pPr>
+              <w:jc w:val="left"/>
+            </w:pPr>
+            <w:r/>
+          </w:p>
+        </w:tc>
+        <w:tc>
+          <w:tcPr>
+            <w:tcW w:type="dxa" w:w="1680"/>
+          </w:tcPr>
+          <w:p>
+            <w:pPr>
+              <w:jc w:val="left"/>
+            </w:pPr>
+            <w:r/>
+            <w:r>
+              <w:rPr>
+                <w:sz w:val="16"/>
+              </w:rPr>
+              <w:t>2026-08-29</w:t>
             </w:r>
           </w:p>
         </w:tc>
@@ -19702,7 +19708,7 @@
                   <w:sz w:val="16"/>
                   <w:u w:val="single"/>
                 </w:rPr>
-                <w:t>10.1002/aisy.70529</w:t>
+                <w:t>10.1016/j.optcom.2026.133711</w:t>
               </w:r>
             </w:hyperlink>
           </w:p>
@@ -19725,7 +19731,7 @@
                   <w:sz w:val="16"/>
                   <w:u w:val="single"/>
                 </w:rPr>
-                <w:t>Learning 3D void growth and coalescence in heterogeneous polycrystalline materials using vision Transformer models</w:t>
+                <w:t>Accelerating Materials Discovery: A Review of Machine Learning in X‐Ray Absorption Spectroscopy</w:t>
               </w:r>
             </w:hyperlink>
           </w:p>
@@ -19796,7 +19802,7 @@
                   <w:sz w:val="16"/>
                   <w:u w:val="single"/>
                 </w:rPr>
-                <w:t>10.1016/j.engfracmech.2026.112576</w:t>
+                <w:t>10.1002/aisy.70529</w:t>
               </w:r>
             </w:hyperlink>
           </w:p>
@@ -19819,48 +19825,42 @@
                   <w:sz w:val="16"/>
                   <w:u w:val="single"/>
                 </w:rPr>
-                <w:t>DFA-Grasp: Depth Foundation Model-Augmented Transparent Object Depth Completion for Robotic Grasping</w:t>
-              </w:r>
-            </w:hyperlink>
-          </w:p>
-        </w:tc>
-        <w:tc>
-          <w:tcPr>
-            <w:tcW w:type="dxa" w:w="1680"/>
-          </w:tcPr>
-          <w:p>
-            <w:pPr>
-              <w:jc w:val="left"/>
-            </w:pPr>
-            <w:r/>
-          </w:p>
-        </w:tc>
-        <w:tc>
-          <w:tcPr>
-            <w:tcW w:type="dxa" w:w="1680"/>
-          </w:tcPr>
-          <w:p>
-            <w:pPr>
-              <w:jc w:val="left"/>
-            </w:pPr>
-            <w:r/>
-          </w:p>
-        </w:tc>
-        <w:tc>
-          <w:tcPr>
-            <w:tcW w:type="dxa" w:w="1680"/>
-          </w:tcPr>
-          <w:p>
-            <w:pPr>
-              <w:jc w:val="left"/>
-            </w:pPr>
-            <w:r/>
-            <w:r>
-              <w:rPr>
-                <w:sz w:val="16"/>
-              </w:rPr>
-              <w:t>MLIP</w:t>
-            </w:r>
+                <w:t>Learning 3D void growth and coalescence in heterogeneous polycrystalline materials using vision Transformer models</w:t>
+              </w:r>
+            </w:hyperlink>
+          </w:p>
+        </w:tc>
+        <w:tc>
+          <w:tcPr>
+            <w:tcW w:type="dxa" w:w="1680"/>
+          </w:tcPr>
+          <w:p>
+            <w:pPr>
+              <w:jc w:val="left"/>
+            </w:pPr>
+            <w:r/>
+          </w:p>
+        </w:tc>
+        <w:tc>
+          <w:tcPr>
+            <w:tcW w:type="dxa" w:w="1680"/>
+          </w:tcPr>
+          <w:p>
+            <w:pPr>
+              <w:jc w:val="left"/>
+            </w:pPr>
+            <w:r/>
+          </w:p>
+        </w:tc>
+        <w:tc>
+          <w:tcPr>
+            <w:tcW w:type="dxa" w:w="1680"/>
+          </w:tcPr>
+          <w:p>
+            <w:pPr>
+              <w:jc w:val="left"/>
+            </w:pPr>
+            <w:r/>
           </w:p>
         </w:tc>
         <w:tc>
@@ -19896,7 +19896,7 @@
                   <w:sz w:val="16"/>
                   <w:u w:val="single"/>
                 </w:rPr>
-                <w:t>10.1016/j.robot.2026.105733</w:t>
+                <w:t>10.1016/j.engfracmech.2026.112576</w:t>
               </w:r>
             </w:hyperlink>
           </w:p>
@@ -19919,47 +19919,47 @@
                   <w:sz w:val="16"/>
                   <w:u w:val="single"/>
                 </w:rPr>
-                <w:t>Cesium Clustering and Fluoroberyllate Network Disruption in FLiBe: A Total Scattering and Molecular Dynamics Study</w:t>
-              </w:r>
-            </w:hyperlink>
-          </w:p>
-        </w:tc>
-        <w:tc>
-          <w:tcPr>
-            <w:tcW w:type="dxa" w:w="1680"/>
-          </w:tcPr>
-          <w:p>
-            <w:pPr>
-              <w:jc w:val="left"/>
-            </w:pPr>
-            <w:r/>
-          </w:p>
-        </w:tc>
-        <w:tc>
-          <w:tcPr>
-            <w:tcW w:type="dxa" w:w="1680"/>
-          </w:tcPr>
-          <w:p>
-            <w:pPr>
-              <w:jc w:val="left"/>
-            </w:pPr>
-            <w:r/>
-          </w:p>
-        </w:tc>
-        <w:tc>
-          <w:tcPr>
-            <w:tcW w:type="dxa" w:w="1680"/>
-          </w:tcPr>
-          <w:p>
-            <w:pPr>
-              <w:jc w:val="left"/>
-            </w:pPr>
-            <w:r/>
-            <w:r>
-              <w:rPr>
-                <w:sz w:val="16"/>
-              </w:rPr>
-              <w:t>MD</w:t>
+                <w:t>DFA-Grasp: Depth Foundation Model-Augmented Transparent Object Depth Completion for Robotic Grasping</w:t>
+              </w:r>
+            </w:hyperlink>
+          </w:p>
+        </w:tc>
+        <w:tc>
+          <w:tcPr>
+            <w:tcW w:type="dxa" w:w="1680"/>
+          </w:tcPr>
+          <w:p>
+            <w:pPr>
+              <w:jc w:val="left"/>
+            </w:pPr>
+            <w:r/>
+          </w:p>
+        </w:tc>
+        <w:tc>
+          <w:tcPr>
+            <w:tcW w:type="dxa" w:w="1680"/>
+          </w:tcPr>
+          <w:p>
+            <w:pPr>
+              <w:jc w:val="left"/>
+            </w:pPr>
+            <w:r/>
+          </w:p>
+        </w:tc>
+        <w:tc>
+          <w:tcPr>
+            <w:tcW w:type="dxa" w:w="1680"/>
+          </w:tcPr>
+          <w:p>
+            <w:pPr>
+              <w:jc w:val="left"/>
+            </w:pPr>
+            <w:r/>
+            <w:r>
+              <w:rPr>
+                <w:sz w:val="16"/>
+              </w:rPr>
+              <w:t>MLIP</w:t>
             </w:r>
           </w:p>
         </w:tc>
@@ -19996,7 +19996,7 @@
                   <w:sz w:val="16"/>
                   <w:u w:val="single"/>
                 </w:rPr>
-                <w:t>link</w:t>
+                <w:t>10.1016/j.robot.2026.105733</w:t>
               </w:r>
             </w:hyperlink>
           </w:p>
@@ -20019,64 +20019,64 @@
                   <w:sz w:val="16"/>
                   <w:u w:val="single"/>
                 </w:rPr>
-                <w:t>Compiling Matter: An AI-Driven Research Program for Universal Nanofabrication, Matter Compilation, and Programmable Matt</w:t>
-              </w:r>
-            </w:hyperlink>
-          </w:p>
-        </w:tc>
-        <w:tc>
-          <w:tcPr>
-            <w:tcW w:type="dxa" w:w="1680"/>
-          </w:tcPr>
-          <w:p>
-            <w:pPr>
-              <w:jc w:val="left"/>
-            </w:pPr>
-            <w:r/>
-          </w:p>
-        </w:tc>
-        <w:tc>
-          <w:tcPr>
-            <w:tcW w:type="dxa" w:w="1680"/>
-          </w:tcPr>
-          <w:p>
-            <w:pPr>
-              <w:jc w:val="left"/>
-            </w:pPr>
-            <w:r/>
-          </w:p>
-        </w:tc>
-        <w:tc>
-          <w:tcPr>
-            <w:tcW w:type="dxa" w:w="1680"/>
-          </w:tcPr>
-          <w:p>
-            <w:pPr>
-              <w:jc w:val="left"/>
-            </w:pPr>
-            <w:r/>
-            <w:r>
-              <w:rPr>
-                <w:sz w:val="16"/>
-              </w:rPr>
-              <w:t>MLIP</w:t>
-            </w:r>
-          </w:p>
-        </w:tc>
-        <w:tc>
-          <w:tcPr>
-            <w:tcW w:type="dxa" w:w="1680"/>
-          </w:tcPr>
-          <w:p>
-            <w:pPr>
-              <w:jc w:val="left"/>
-            </w:pPr>
-            <w:r/>
-            <w:r>
-              <w:rPr>
-                <w:sz w:val="16"/>
-              </w:rPr>
-              <w:t>2026-08-31</w:t>
+                <w:t>Cesium Clustering and Fluoroberyllate Network Disruption in FLiBe: A Total Scattering and Molecular Dynamics Study</w:t>
+              </w:r>
+            </w:hyperlink>
+          </w:p>
+        </w:tc>
+        <w:tc>
+          <w:tcPr>
+            <w:tcW w:type="dxa" w:w="1680"/>
+          </w:tcPr>
+          <w:p>
+            <w:pPr>
+              <w:jc w:val="left"/>
+            </w:pPr>
+            <w:r/>
+          </w:p>
+        </w:tc>
+        <w:tc>
+          <w:tcPr>
+            <w:tcW w:type="dxa" w:w="1680"/>
+          </w:tcPr>
+          <w:p>
+            <w:pPr>
+              <w:jc w:val="left"/>
+            </w:pPr>
+            <w:r/>
+          </w:p>
+        </w:tc>
+        <w:tc>
+          <w:tcPr>
+            <w:tcW w:type="dxa" w:w="1680"/>
+          </w:tcPr>
+          <w:p>
+            <w:pPr>
+              <w:jc w:val="left"/>
+            </w:pPr>
+            <w:r/>
+            <w:r>
+              <w:rPr>
+                <w:sz w:val="16"/>
+              </w:rPr>
+              <w:t>MD</w:t>
+            </w:r>
+          </w:p>
+        </w:tc>
+        <w:tc>
+          <w:tcPr>
+            <w:tcW w:type="dxa" w:w="1680"/>
+          </w:tcPr>
+          <w:p>
+            <w:pPr>
+              <w:jc w:val="left"/>
+            </w:pPr>
+            <w:r/>
+            <w:r>
+              <w:rPr>
+                <w:sz w:val="16"/>
+              </w:rPr>
+              <w:t>2026-08-30</w:t>
             </w:r>
           </w:p>
         </w:tc>
@@ -20096,7 +20096,7 @@
                   <w:sz w:val="16"/>
                   <w:u w:val="single"/>
                 </w:rPr>
-                <w:t>10.5281/zenodo.22206444</w:t>
+                <w:t>link</w:t>
               </w:r>
             </w:hyperlink>
           </w:p>
@@ -20119,47 +20119,47 @@
                   <w:sz w:val="16"/>
                   <w:u w:val="single"/>
                 </w:rPr>
-                <w:t>AdaptNTK: Adaptive Uncertainty Quantification and Active Learning for Neural Network Potentials</w:t>
-              </w:r>
-            </w:hyperlink>
-          </w:p>
-        </w:tc>
-        <w:tc>
-          <w:tcPr>
-            <w:tcW w:type="dxa" w:w="1680"/>
-          </w:tcPr>
-          <w:p>
-            <w:pPr>
-              <w:jc w:val="left"/>
-            </w:pPr>
-            <w:r/>
-          </w:p>
-        </w:tc>
-        <w:tc>
-          <w:tcPr>
-            <w:tcW w:type="dxa" w:w="1680"/>
-          </w:tcPr>
-          <w:p>
-            <w:pPr>
-              <w:jc w:val="left"/>
-            </w:pPr>
-            <w:r/>
-          </w:p>
-        </w:tc>
-        <w:tc>
-          <w:tcPr>
-            <w:tcW w:type="dxa" w:w="1680"/>
-          </w:tcPr>
-          <w:p>
-            <w:pPr>
-              <w:jc w:val="left"/>
-            </w:pPr>
-            <w:r/>
-            <w:r>
-              <w:rPr>
-                <w:sz w:val="16"/>
-              </w:rPr>
-              <w:t>DFT, MD, MLIP</w:t>
+                <w:t>Compiling Matter: An AI-Driven Research Program for Universal Nanofabrication, Matter Compilation, and Programmable Matt</w:t>
+              </w:r>
+            </w:hyperlink>
+          </w:p>
+        </w:tc>
+        <w:tc>
+          <w:tcPr>
+            <w:tcW w:type="dxa" w:w="1680"/>
+          </w:tcPr>
+          <w:p>
+            <w:pPr>
+              <w:jc w:val="left"/>
+            </w:pPr>
+            <w:r/>
+          </w:p>
+        </w:tc>
+        <w:tc>
+          <w:tcPr>
+            <w:tcW w:type="dxa" w:w="1680"/>
+          </w:tcPr>
+          <w:p>
+            <w:pPr>
+              <w:jc w:val="left"/>
+            </w:pPr>
+            <w:r/>
+          </w:p>
+        </w:tc>
+        <w:tc>
+          <w:tcPr>
+            <w:tcW w:type="dxa" w:w="1680"/>
+          </w:tcPr>
+          <w:p>
+            <w:pPr>
+              <w:jc w:val="left"/>
+            </w:pPr>
+            <w:r/>
+            <w:r>
+              <w:rPr>
+                <w:sz w:val="16"/>
+              </w:rPr>
+              <w:t>MLIP</w:t>
             </w:r>
           </w:p>
         </w:tc>
@@ -20196,7 +20196,7 @@
                   <w:sz w:val="16"/>
                   <w:u w:val="single"/>
                 </w:rPr>
-                <w:t>10.48550/arxiv.2609.00488</w:t>
+                <w:t>10.5281/zenodo.22206444</w:t>
               </w:r>
             </w:hyperlink>
           </w:p>
@@ -20219,47 +20219,47 @@
                   <w:sz w:val="16"/>
                   <w:u w:val="single"/>
                 </w:rPr>
-                <w:t>CrystalGRW: generative modeling of crystal structures with targeted crystallographic properties via geodesic random walk</w:t>
-              </w:r>
-            </w:hyperlink>
-          </w:p>
-        </w:tc>
-        <w:tc>
-          <w:tcPr>
-            <w:tcW w:type="dxa" w:w="1680"/>
-          </w:tcPr>
-          <w:p>
-            <w:pPr>
-              <w:jc w:val="left"/>
-            </w:pPr>
-            <w:r/>
-          </w:p>
-        </w:tc>
-        <w:tc>
-          <w:tcPr>
-            <w:tcW w:type="dxa" w:w="1680"/>
-          </w:tcPr>
-          <w:p>
-            <w:pPr>
-              <w:jc w:val="left"/>
-            </w:pPr>
-            <w:r/>
-          </w:p>
-        </w:tc>
-        <w:tc>
-          <w:tcPr>
-            <w:tcW w:type="dxa" w:w="1680"/>
-          </w:tcPr>
-          <w:p>
-            <w:pPr>
-              <w:jc w:val="left"/>
-            </w:pPr>
-            <w:r/>
-            <w:r>
-              <w:rPr>
-                <w:sz w:val="16"/>
-              </w:rPr>
-              <w:t>DFT</w:t>
+                <w:t>AdaptNTK: Adaptive Uncertainty Quantification and Active Learning for Neural Network Potentials</w:t>
+              </w:r>
+            </w:hyperlink>
+          </w:p>
+        </w:tc>
+        <w:tc>
+          <w:tcPr>
+            <w:tcW w:type="dxa" w:w="1680"/>
+          </w:tcPr>
+          <w:p>
+            <w:pPr>
+              <w:jc w:val="left"/>
+            </w:pPr>
+            <w:r/>
+          </w:p>
+        </w:tc>
+        <w:tc>
+          <w:tcPr>
+            <w:tcW w:type="dxa" w:w="1680"/>
+          </w:tcPr>
+          <w:p>
+            <w:pPr>
+              <w:jc w:val="left"/>
+            </w:pPr>
+            <w:r/>
+          </w:p>
+        </w:tc>
+        <w:tc>
+          <w:tcPr>
+            <w:tcW w:type="dxa" w:w="1680"/>
+          </w:tcPr>
+          <w:p>
+            <w:pPr>
+              <w:jc w:val="left"/>
+            </w:pPr>
+            <w:r/>
+            <w:r>
+              <w:rPr>
+                <w:sz w:val="16"/>
+              </w:rPr>
+              <w:t>DFT, MD, MLIP</w:t>
             </w:r>
           </w:p>
         </w:tc>
@@ -20296,7 +20296,7 @@
                   <w:sz w:val="16"/>
                   <w:u w:val="single"/>
                 </w:rPr>
-                <w:t>10.1038/s41598-026-62470-x</w:t>
+                <w:t>10.48550/arxiv.2609.00488</w:t>
               </w:r>
             </w:hyperlink>
           </w:p>
@@ -20319,42 +20319,48 @@
                   <w:sz w:val="16"/>
                   <w:u w:val="single"/>
                 </w:rPr>
-                <w:t>Workflow design as a research variable in computational materials discovery</w:t>
-              </w:r>
-            </w:hyperlink>
-          </w:p>
-        </w:tc>
-        <w:tc>
-          <w:tcPr>
-            <w:tcW w:type="dxa" w:w="1680"/>
-          </w:tcPr>
-          <w:p>
-            <w:pPr>
-              <w:jc w:val="left"/>
-            </w:pPr>
-            <w:r/>
-          </w:p>
-        </w:tc>
-        <w:tc>
-          <w:tcPr>
-            <w:tcW w:type="dxa" w:w="1680"/>
-          </w:tcPr>
-          <w:p>
-            <w:pPr>
-              <w:jc w:val="left"/>
-            </w:pPr>
-            <w:r/>
-          </w:p>
-        </w:tc>
-        <w:tc>
-          <w:tcPr>
-            <w:tcW w:type="dxa" w:w="1680"/>
-          </w:tcPr>
-          <w:p>
-            <w:pPr>
-              <w:jc w:val="left"/>
-            </w:pPr>
-            <w:r/>
+                <w:t>CrystalGRW: generative modeling of crystal structures with targeted crystallographic properties via geodesic random walk</w:t>
+              </w:r>
+            </w:hyperlink>
+          </w:p>
+        </w:tc>
+        <w:tc>
+          <w:tcPr>
+            <w:tcW w:type="dxa" w:w="1680"/>
+          </w:tcPr>
+          <w:p>
+            <w:pPr>
+              <w:jc w:val="left"/>
+            </w:pPr>
+            <w:r/>
+          </w:p>
+        </w:tc>
+        <w:tc>
+          <w:tcPr>
+            <w:tcW w:type="dxa" w:w="1680"/>
+          </w:tcPr>
+          <w:p>
+            <w:pPr>
+              <w:jc w:val="left"/>
+            </w:pPr>
+            <w:r/>
+          </w:p>
+        </w:tc>
+        <w:tc>
+          <w:tcPr>
+            <w:tcW w:type="dxa" w:w="1680"/>
+          </w:tcPr>
+          <w:p>
+            <w:pPr>
+              <w:jc w:val="left"/>
+            </w:pPr>
+            <w:r/>
+            <w:r>
+              <w:rPr>
+                <w:sz w:val="16"/>
+              </w:rPr>
+              <w:t>DFT</w:t>
+            </w:r>
           </w:p>
         </w:tc>
         <w:tc>
@@ -20390,7 +20396,7 @@
                   <w:sz w:val="16"/>
                   <w:u w:val="single"/>
                 </w:rPr>
-                <w:t>10.26434/chemrxiv.15008076/v1</w:t>
+                <w:t>10.1038/s41598-026-62470-x</w:t>
               </w:r>
             </w:hyperlink>
           </w:p>
@@ -20413,7 +20419,7 @@
                   <w:sz w:val="16"/>
                   <w:u w:val="single"/>
                 </w:rPr>
-                <w:t>Nonlinear Crystal Structure Prediction</w:t>
+                <w:t>Workflow design as a research variable in computational materials discovery</w:t>
               </w:r>
             </w:hyperlink>
           </w:p>
@@ -20484,7 +20490,7 @@
                   <w:sz w:val="16"/>
                   <w:u w:val="single"/>
                 </w:rPr>
-                <w:t>10.5281/zenodo.22195386</w:t>
+                <w:t>10.26434/chemrxiv.15008076/v1</w:t>
               </w:r>
             </w:hyperlink>
           </w:p>
@@ -20507,48 +20513,42 @@
                   <w:sz w:val="16"/>
                   <w:u w:val="single"/>
                 </w:rPr>
-                <w:t>bayesaenet: uncertainty quantification for machine learning interatomic potentials</w:t>
-              </w:r>
-            </w:hyperlink>
-          </w:p>
-        </w:tc>
-        <w:tc>
-          <w:tcPr>
-            <w:tcW w:type="dxa" w:w="1680"/>
-          </w:tcPr>
-          <w:p>
-            <w:pPr>
-              <w:jc w:val="left"/>
-            </w:pPr>
-            <w:r/>
-          </w:p>
-        </w:tc>
-        <w:tc>
-          <w:tcPr>
-            <w:tcW w:type="dxa" w:w="1680"/>
-          </w:tcPr>
-          <w:p>
-            <w:pPr>
-              <w:jc w:val="left"/>
-            </w:pPr>
-            <w:r/>
-          </w:p>
-        </w:tc>
-        <w:tc>
-          <w:tcPr>
-            <w:tcW w:type="dxa" w:w="1680"/>
-          </w:tcPr>
-          <w:p>
-            <w:pPr>
-              <w:jc w:val="left"/>
-            </w:pPr>
-            <w:r/>
-            <w:r>
-              <w:rPr>
-                <w:sz w:val="16"/>
-              </w:rPr>
-              <w:t>MLIP</w:t>
-            </w:r>
+                <w:t>Nonlinear Crystal Structure Prediction</w:t>
+              </w:r>
+            </w:hyperlink>
+          </w:p>
+        </w:tc>
+        <w:tc>
+          <w:tcPr>
+            <w:tcW w:type="dxa" w:w="1680"/>
+          </w:tcPr>
+          <w:p>
+            <w:pPr>
+              <w:jc w:val="left"/>
+            </w:pPr>
+            <w:r/>
+          </w:p>
+        </w:tc>
+        <w:tc>
+          <w:tcPr>
+            <w:tcW w:type="dxa" w:w="1680"/>
+          </w:tcPr>
+          <w:p>
+            <w:pPr>
+              <w:jc w:val="left"/>
+            </w:pPr>
+            <w:r/>
+          </w:p>
+        </w:tc>
+        <w:tc>
+          <w:tcPr>
+            <w:tcW w:type="dxa" w:w="1680"/>
+          </w:tcPr>
+          <w:p>
+            <w:pPr>
+              <w:jc w:val="left"/>
+            </w:pPr>
+            <w:r/>
           </w:p>
         </w:tc>
         <w:tc>
@@ -20584,7 +20584,7 @@
                   <w:sz w:val="16"/>
                   <w:u w:val="single"/>
                 </w:rPr>
-                <w:t>10.5281/zenodo.22201403</w:t>
+                <w:t>10.5281/zenodo.22195386</w:t>
               </w:r>
             </w:hyperlink>
           </w:p>
@@ -20607,42 +20607,48 @@
                   <w:sz w:val="16"/>
                   <w:u w:val="single"/>
                 </w:rPr>
-                <w:t>Learning Materials Properties from Scarce Labels and Unlabeled Crystals</w:t>
-              </w:r>
-            </w:hyperlink>
-          </w:p>
-        </w:tc>
-        <w:tc>
-          <w:tcPr>
-            <w:tcW w:type="dxa" w:w="1680"/>
-          </w:tcPr>
-          <w:p>
-            <w:pPr>
-              <w:jc w:val="left"/>
-            </w:pPr>
-            <w:r/>
-          </w:p>
-        </w:tc>
-        <w:tc>
-          <w:tcPr>
-            <w:tcW w:type="dxa" w:w="1680"/>
-          </w:tcPr>
-          <w:p>
-            <w:pPr>
-              <w:jc w:val="left"/>
-            </w:pPr>
-            <w:r/>
-          </w:p>
-        </w:tc>
-        <w:tc>
-          <w:tcPr>
-            <w:tcW w:type="dxa" w:w="1680"/>
-          </w:tcPr>
-          <w:p>
-            <w:pPr>
-              <w:jc w:val="left"/>
-            </w:pPr>
-            <w:r/>
+                <w:t>bayesaenet: uncertainty quantification for machine learning interatomic potentials</w:t>
+              </w:r>
+            </w:hyperlink>
+          </w:p>
+        </w:tc>
+        <w:tc>
+          <w:tcPr>
+            <w:tcW w:type="dxa" w:w="1680"/>
+          </w:tcPr>
+          <w:p>
+            <w:pPr>
+              <w:jc w:val="left"/>
+            </w:pPr>
+            <w:r/>
+          </w:p>
+        </w:tc>
+        <w:tc>
+          <w:tcPr>
+            <w:tcW w:type="dxa" w:w="1680"/>
+          </w:tcPr>
+          <w:p>
+            <w:pPr>
+              <w:jc w:val="left"/>
+            </w:pPr>
+            <w:r/>
+          </w:p>
+        </w:tc>
+        <w:tc>
+          <w:tcPr>
+            <w:tcW w:type="dxa" w:w="1680"/>
+          </w:tcPr>
+          <w:p>
+            <w:pPr>
+              <w:jc w:val="left"/>
+            </w:pPr>
+            <w:r/>
+            <w:r>
+              <w:rPr>
+                <w:sz w:val="16"/>
+              </w:rPr>
+              <w:t>MLIP</w:t>
+            </w:r>
           </w:p>
         </w:tc>
         <w:tc>
@@ -20678,7 +20684,7 @@
                   <w:sz w:val="16"/>
                   <w:u w:val="single"/>
                 </w:rPr>
-                <w:t>link</w:t>
+                <w:t>10.5281/zenodo.22201403</w:t>
               </w:r>
             </w:hyperlink>
           </w:p>
@@ -20701,48 +20707,42 @@
                   <w:sz w:val="16"/>
                   <w:u w:val="single"/>
                 </w:rPr>
-                <w:t>GigaPath-Flash and GigaTIME-Flash: Toward population-scale discovery with efficient pathology foundation models</w:t>
-              </w:r>
-            </w:hyperlink>
-          </w:p>
-        </w:tc>
-        <w:tc>
-          <w:tcPr>
-            <w:tcW w:type="dxa" w:w="1680"/>
-          </w:tcPr>
-          <w:p>
-            <w:pPr>
-              <w:jc w:val="left"/>
-            </w:pPr>
-            <w:r/>
-          </w:p>
-        </w:tc>
-        <w:tc>
-          <w:tcPr>
-            <w:tcW w:type="dxa" w:w="1680"/>
-          </w:tcPr>
-          <w:p>
-            <w:pPr>
-              <w:jc w:val="left"/>
-            </w:pPr>
-            <w:r/>
-          </w:p>
-        </w:tc>
-        <w:tc>
-          <w:tcPr>
-            <w:tcW w:type="dxa" w:w="1680"/>
-          </w:tcPr>
-          <w:p>
-            <w:pPr>
-              <w:jc w:val="left"/>
-            </w:pPr>
-            <w:r/>
-            <w:r>
-              <w:rPr>
-                <w:sz w:val="16"/>
-              </w:rPr>
-              <w:t>MLIP</w:t>
-            </w:r>
+                <w:t>Learning Materials Properties from Scarce Labels and Unlabeled Crystals</w:t>
+              </w:r>
+            </w:hyperlink>
+          </w:p>
+        </w:tc>
+        <w:tc>
+          <w:tcPr>
+            <w:tcW w:type="dxa" w:w="1680"/>
+          </w:tcPr>
+          <w:p>
+            <w:pPr>
+              <w:jc w:val="left"/>
+            </w:pPr>
+            <w:r/>
+          </w:p>
+        </w:tc>
+        <w:tc>
+          <w:tcPr>
+            <w:tcW w:type="dxa" w:w="1680"/>
+          </w:tcPr>
+          <w:p>
+            <w:pPr>
+              <w:jc w:val="left"/>
+            </w:pPr>
+            <w:r/>
+          </w:p>
+        </w:tc>
+        <w:tc>
+          <w:tcPr>
+            <w:tcW w:type="dxa" w:w="1680"/>
+          </w:tcPr>
+          <w:p>
+            <w:pPr>
+              <w:jc w:val="left"/>
+            </w:pPr>
+            <w:r/>
           </w:p>
         </w:tc>
         <w:tc>
@@ -20801,64 +20801,64 @@
                   <w:sz w:val="16"/>
                   <w:u w:val="single"/>
                 </w:rPr>
-                <w:t>When Do Models Win? A Learning Curve Benchmark for Molecular Property Prediction in Low-Data Regimes</w:t>
-              </w:r>
-            </w:hyperlink>
-          </w:p>
-        </w:tc>
-        <w:tc>
-          <w:tcPr>
-            <w:tcW w:type="dxa" w:w="1680"/>
-          </w:tcPr>
-          <w:p>
-            <w:pPr>
-              <w:jc w:val="left"/>
-            </w:pPr>
-            <w:r/>
-          </w:p>
-        </w:tc>
-        <w:tc>
-          <w:tcPr>
-            <w:tcW w:type="dxa" w:w="1680"/>
-          </w:tcPr>
-          <w:p>
-            <w:pPr>
-              <w:jc w:val="left"/>
-            </w:pPr>
-            <w:r/>
-          </w:p>
-        </w:tc>
-        <w:tc>
-          <w:tcPr>
-            <w:tcW w:type="dxa" w:w="1680"/>
-          </w:tcPr>
-          <w:p>
-            <w:pPr>
-              <w:jc w:val="left"/>
-            </w:pPr>
-            <w:r/>
-            <w:r>
-              <w:rPr>
-                <w:sz w:val="16"/>
-              </w:rPr>
-              <w:t>DFT</w:t>
-            </w:r>
-          </w:p>
-        </w:tc>
-        <w:tc>
-          <w:tcPr>
-            <w:tcW w:type="dxa" w:w="1680"/>
-          </w:tcPr>
-          <w:p>
-            <w:pPr>
-              <w:jc w:val="left"/>
-            </w:pPr>
-            <w:r/>
-            <w:r>
-              <w:rPr>
-                <w:sz w:val="16"/>
-              </w:rPr>
-              <w:t>2026-09-01</w:t>
+                <w:t>GigaPath-Flash and GigaTIME-Flash: Toward population-scale discovery with efficient pathology foundation models</w:t>
+              </w:r>
+            </w:hyperlink>
+          </w:p>
+        </w:tc>
+        <w:tc>
+          <w:tcPr>
+            <w:tcW w:type="dxa" w:w="1680"/>
+          </w:tcPr>
+          <w:p>
+            <w:pPr>
+              <w:jc w:val="left"/>
+            </w:pPr>
+            <w:r/>
+          </w:p>
+        </w:tc>
+        <w:tc>
+          <w:tcPr>
+            <w:tcW w:type="dxa" w:w="1680"/>
+          </w:tcPr>
+          <w:p>
+            <w:pPr>
+              <w:jc w:val="left"/>
+            </w:pPr>
+            <w:r/>
+          </w:p>
+        </w:tc>
+        <w:tc>
+          <w:tcPr>
+            <w:tcW w:type="dxa" w:w="1680"/>
+          </w:tcPr>
+          <w:p>
+            <w:pPr>
+              <w:jc w:val="left"/>
+            </w:pPr>
+            <w:r/>
+            <w:r>
+              <w:rPr>
+                <w:sz w:val="16"/>
+              </w:rPr>
+              <w:t>MLIP</w:t>
+            </w:r>
+          </w:p>
+        </w:tc>
+        <w:tc>
+          <w:tcPr>
+            <w:tcW w:type="dxa" w:w="1680"/>
+          </w:tcPr>
+          <w:p>
+            <w:pPr>
+              <w:jc w:val="left"/>
+            </w:pPr>
+            <w:r/>
+            <w:r>
+              <w:rPr>
+                <w:sz w:val="16"/>
+              </w:rPr>
+              <w:t>2026-08-31</w:t>
             </w:r>
           </w:p>
         </w:tc>
@@ -20878,7 +20878,7 @@
                   <w:sz w:val="16"/>
                   <w:u w:val="single"/>
                 </w:rPr>
-                <w:t>10.26434/chemrxiv.15001253/v6</w:t>
+                <w:t>link</w:t>
               </w:r>
             </w:hyperlink>
           </w:p>
@@ -20901,47 +20901,47 @@
                   <w:sz w:val="16"/>
                   <w:u w:val="single"/>
                 </w:rPr>
-                <w:t>Multicenter Validation of Foundation Model Adaptation for Automated Pancreatic Tumor Delineation on CT Scans</w:t>
-              </w:r>
-            </w:hyperlink>
-          </w:p>
-        </w:tc>
-        <w:tc>
-          <w:tcPr>
-            <w:tcW w:type="dxa" w:w="1680"/>
-          </w:tcPr>
-          <w:p>
-            <w:pPr>
-              <w:jc w:val="left"/>
-            </w:pPr>
-            <w:r/>
-          </w:p>
-        </w:tc>
-        <w:tc>
-          <w:tcPr>
-            <w:tcW w:type="dxa" w:w="1680"/>
-          </w:tcPr>
-          <w:p>
-            <w:pPr>
-              <w:jc w:val="left"/>
-            </w:pPr>
-            <w:r/>
-          </w:p>
-        </w:tc>
-        <w:tc>
-          <w:tcPr>
-            <w:tcW w:type="dxa" w:w="1680"/>
-          </w:tcPr>
-          <w:p>
-            <w:pPr>
-              <w:jc w:val="left"/>
-            </w:pPr>
-            <w:r/>
-            <w:r>
-              <w:rPr>
-                <w:sz w:val="16"/>
-              </w:rPr>
-              <w:t>MLIP</w:t>
+                <w:t>When Do Models Win? A Learning Curve Benchmark for Molecular Property Prediction in Low-Data Regimes</w:t>
+              </w:r>
+            </w:hyperlink>
+          </w:p>
+        </w:tc>
+        <w:tc>
+          <w:tcPr>
+            <w:tcW w:type="dxa" w:w="1680"/>
+          </w:tcPr>
+          <w:p>
+            <w:pPr>
+              <w:jc w:val="left"/>
+            </w:pPr>
+            <w:r/>
+          </w:p>
+        </w:tc>
+        <w:tc>
+          <w:tcPr>
+            <w:tcW w:type="dxa" w:w="1680"/>
+          </w:tcPr>
+          <w:p>
+            <w:pPr>
+              <w:jc w:val="left"/>
+            </w:pPr>
+            <w:r/>
+          </w:p>
+        </w:tc>
+        <w:tc>
+          <w:tcPr>
+            <w:tcW w:type="dxa" w:w="1680"/>
+          </w:tcPr>
+          <w:p>
+            <w:pPr>
+              <w:jc w:val="left"/>
+            </w:pPr>
+            <w:r/>
+            <w:r>
+              <w:rPr>
+                <w:sz w:val="16"/>
+              </w:rPr>
+              <w:t>DFT</w:t>
             </w:r>
           </w:p>
         </w:tc>
@@ -20978,7 +20978,7 @@
                   <w:sz w:val="16"/>
                   <w:u w:val="single"/>
                 </w:rPr>
-                <w:t>10.3390/cancers18172836</w:t>
+                <w:t>10.26434/chemrxiv.15001253/v6</w:t>
               </w:r>
             </w:hyperlink>
           </w:p>
@@ -21001,42 +21001,48 @@
                   <w:sz w:val="16"/>
                   <w:u w:val="single"/>
                 </w:rPr>
-                <w:t>Conditional Latent-Prior Generative Compressed Sensing with Application to Petrophysical Target-Log Reconstruction</w:t>
-              </w:r>
-            </w:hyperlink>
-          </w:p>
-        </w:tc>
-        <w:tc>
-          <w:tcPr>
-            <w:tcW w:type="dxa" w:w="1680"/>
-          </w:tcPr>
-          <w:p>
-            <w:pPr>
-              <w:jc w:val="left"/>
-            </w:pPr>
-            <w:r/>
-          </w:p>
-        </w:tc>
-        <w:tc>
-          <w:tcPr>
-            <w:tcW w:type="dxa" w:w="1680"/>
-          </w:tcPr>
-          <w:p>
-            <w:pPr>
-              <w:jc w:val="left"/>
-            </w:pPr>
-            <w:r/>
-          </w:p>
-        </w:tc>
-        <w:tc>
-          <w:tcPr>
-            <w:tcW w:type="dxa" w:w="1680"/>
-          </w:tcPr>
-          <w:p>
-            <w:pPr>
-              <w:jc w:val="left"/>
-            </w:pPr>
-            <w:r/>
+                <w:t>Multicenter Validation of Foundation Model Adaptation for Automated Pancreatic Tumor Delineation on CT Scans</w:t>
+              </w:r>
+            </w:hyperlink>
+          </w:p>
+        </w:tc>
+        <w:tc>
+          <w:tcPr>
+            <w:tcW w:type="dxa" w:w="1680"/>
+          </w:tcPr>
+          <w:p>
+            <w:pPr>
+              <w:jc w:val="left"/>
+            </w:pPr>
+            <w:r/>
+          </w:p>
+        </w:tc>
+        <w:tc>
+          <w:tcPr>
+            <w:tcW w:type="dxa" w:w="1680"/>
+          </w:tcPr>
+          <w:p>
+            <w:pPr>
+              <w:jc w:val="left"/>
+            </w:pPr>
+            <w:r/>
+          </w:p>
+        </w:tc>
+        <w:tc>
+          <w:tcPr>
+            <w:tcW w:type="dxa" w:w="1680"/>
+          </w:tcPr>
+          <w:p>
+            <w:pPr>
+              <w:jc w:val="left"/>
+            </w:pPr>
+            <w:r/>
+            <w:r>
+              <w:rPr>
+                <w:sz w:val="16"/>
+              </w:rPr>
+              <w:t>MLIP</w:t>
+            </w:r>
           </w:p>
         </w:tc>
         <w:tc>
@@ -21072,7 +21078,7 @@
                   <w:sz w:val="16"/>
                   <w:u w:val="single"/>
                 </w:rPr>
-                <w:t>10.2139/ssrn.7385284</w:t>
+                <w:t>10.3390/cancers18172836</w:t>
               </w:r>
             </w:hyperlink>
           </w:p>
@@ -21095,48 +21101,42 @@
                   <w:sz w:val="16"/>
                   <w:u w:val="single"/>
                 </w:rPr>
-                <w:t>AtomVoxelizer: Periodic atom-centered voxel grids for fast spatial atomistic analysis</w:t>
-              </w:r>
-            </w:hyperlink>
-          </w:p>
-        </w:tc>
-        <w:tc>
-          <w:tcPr>
-            <w:tcW w:type="dxa" w:w="1680"/>
-          </w:tcPr>
-          <w:p>
-            <w:pPr>
-              <w:jc w:val="left"/>
-            </w:pPr>
-            <w:r/>
-          </w:p>
-        </w:tc>
-        <w:tc>
-          <w:tcPr>
-            <w:tcW w:type="dxa" w:w="1680"/>
-          </w:tcPr>
-          <w:p>
-            <w:pPr>
-              <w:jc w:val="left"/>
-            </w:pPr>
-            <w:r/>
-          </w:p>
-        </w:tc>
-        <w:tc>
-          <w:tcPr>
-            <w:tcW w:type="dxa" w:w="1680"/>
-          </w:tcPr>
-          <w:p>
-            <w:pPr>
-              <w:jc w:val="left"/>
-            </w:pPr>
-            <w:r/>
-            <w:r>
-              <w:rPr>
-                <w:sz w:val="16"/>
-              </w:rPr>
-              <w:t>MLIP</w:t>
-            </w:r>
+                <w:t>Conditional Latent-Prior Generative Compressed Sensing with Application to Petrophysical Target-Log Reconstruction</w:t>
+              </w:r>
+            </w:hyperlink>
+          </w:p>
+        </w:tc>
+        <w:tc>
+          <w:tcPr>
+            <w:tcW w:type="dxa" w:w="1680"/>
+          </w:tcPr>
+          <w:p>
+            <w:pPr>
+              <w:jc w:val="left"/>
+            </w:pPr>
+            <w:r/>
+          </w:p>
+        </w:tc>
+        <w:tc>
+          <w:tcPr>
+            <w:tcW w:type="dxa" w:w="1680"/>
+          </w:tcPr>
+          <w:p>
+            <w:pPr>
+              <w:jc w:val="left"/>
+            </w:pPr>
+            <w:r/>
+          </w:p>
+        </w:tc>
+        <w:tc>
+          <w:tcPr>
+            <w:tcW w:type="dxa" w:w="1680"/>
+          </w:tcPr>
+          <w:p>
+            <w:pPr>
+              <w:jc w:val="left"/>
+            </w:pPr>
+            <w:r/>
           </w:p>
         </w:tc>
         <w:tc>
@@ -21172,7 +21172,7 @@
                   <w:sz w:val="16"/>
                   <w:u w:val="single"/>
                 </w:rPr>
-                <w:t>10.1016/j.softx.2026.102992</w:t>
+                <w:t>10.2139/ssrn.7385284</w:t>
               </w:r>
             </w:hyperlink>
           </w:p>
@@ -21195,42 +21195,48 @@
                   <w:sz w:val="16"/>
                   <w:u w:val="single"/>
                 </w:rPr>
-                <w:t>Active Learning for Neural Classifiers: Selecting Training and Test Areas in Satellite Image Object Recognition</w:t>
-              </w:r>
-            </w:hyperlink>
-          </w:p>
-        </w:tc>
-        <w:tc>
-          <w:tcPr>
-            <w:tcW w:type="dxa" w:w="1680"/>
-          </w:tcPr>
-          <w:p>
-            <w:pPr>
-              <w:jc w:val="left"/>
-            </w:pPr>
-            <w:r/>
-          </w:p>
-        </w:tc>
-        <w:tc>
-          <w:tcPr>
-            <w:tcW w:type="dxa" w:w="1680"/>
-          </w:tcPr>
-          <w:p>
-            <w:pPr>
-              <w:jc w:val="left"/>
-            </w:pPr>
-            <w:r/>
-          </w:p>
-        </w:tc>
-        <w:tc>
-          <w:tcPr>
-            <w:tcW w:type="dxa" w:w="1680"/>
-          </w:tcPr>
-          <w:p>
-            <w:pPr>
-              <w:jc w:val="left"/>
-            </w:pPr>
-            <w:r/>
+                <w:t>AtomVoxelizer: Periodic atom-centered voxel grids for fast spatial atomistic analysis</w:t>
+              </w:r>
+            </w:hyperlink>
+          </w:p>
+        </w:tc>
+        <w:tc>
+          <w:tcPr>
+            <w:tcW w:type="dxa" w:w="1680"/>
+          </w:tcPr>
+          <w:p>
+            <w:pPr>
+              <w:jc w:val="left"/>
+            </w:pPr>
+            <w:r/>
+          </w:p>
+        </w:tc>
+        <w:tc>
+          <w:tcPr>
+            <w:tcW w:type="dxa" w:w="1680"/>
+          </w:tcPr>
+          <w:p>
+            <w:pPr>
+              <w:jc w:val="left"/>
+            </w:pPr>
+            <w:r/>
+          </w:p>
+        </w:tc>
+        <w:tc>
+          <w:tcPr>
+            <w:tcW w:type="dxa" w:w="1680"/>
+          </w:tcPr>
+          <w:p>
+            <w:pPr>
+              <w:jc w:val="left"/>
+            </w:pPr>
+            <w:r/>
+            <w:r>
+              <w:rPr>
+                <w:sz w:val="16"/>
+              </w:rPr>
+              <w:t>MLIP</w:t>
+            </w:r>
           </w:p>
         </w:tc>
         <w:tc>
@@ -21266,7 +21272,7 @@
                   <w:sz w:val="16"/>
                   <w:u w:val="single"/>
                 </w:rPr>
-                <w:t>10.1007/978-3-032-16265-6_4</w:t>
+                <w:t>10.1016/j.softx.2026.102992</w:t>
               </w:r>
             </w:hyperlink>
           </w:p>
@@ -21289,7 +21295,7 @@
                   <w:sz w:val="16"/>
                   <w:u w:val="single"/>
                 </w:rPr>
-                <w:t>Accelerating materials discovery for room-temperature qubits via Generative Quantum Machine Learning</w:t>
+                <w:t>Active Learning for Neural Classifiers: Selecting Training and Test Areas in Satellite Image Object Recognition</w:t>
               </w:r>
             </w:hyperlink>
           </w:p>
@@ -21360,7 +21366,7 @@
                   <w:sz w:val="16"/>
                   <w:u w:val="single"/>
                 </w:rPr>
-                <w:t>10.1016/j.physb.2026.419255</w:t>
+                <w:t>10.1007/978-3-032-16265-6_4</w:t>
               </w:r>
             </w:hyperlink>
           </w:p>
@@ -21383,7 +21389,7 @@
                   <w:sz w:val="16"/>
                   <w:u w:val="single"/>
                 </w:rPr>
-                <w:t>Dynamical analysis of fractional order corruption diffusion model with optimal control and cost-effectiveness analysis</w:t>
+                <w:t>Accelerating materials discovery for room-temperature qubits via Generative Quantum Machine Learning</w:t>
               </w:r>
             </w:hyperlink>
           </w:p>
@@ -21454,7 +21460,7 @@
                   <w:sz w:val="16"/>
                   <w:u w:val="single"/>
                 </w:rPr>
-                <w:t>10.1080/0022250x.2026.2726737</w:t>
+                <w:t>10.1016/j.physb.2026.419255</w:t>
               </w:r>
             </w:hyperlink>
           </w:p>
@@ -21477,48 +21483,42 @@
                   <w:sz w:val="16"/>
                   <w:u w:val="single"/>
                 </w:rPr>
-                <w:t>Accelerating dynamic simulations of photoexcited materials and their evolution by electron-informed machine learning</w:t>
-              </w:r>
-            </w:hyperlink>
-          </w:p>
-        </w:tc>
-        <w:tc>
-          <w:tcPr>
-            <w:tcW w:type="dxa" w:w="1680"/>
-          </w:tcPr>
-          <w:p>
-            <w:pPr>
-              <w:jc w:val="left"/>
-            </w:pPr>
-            <w:r/>
-          </w:p>
-        </w:tc>
-        <w:tc>
-          <w:tcPr>
-            <w:tcW w:type="dxa" w:w="1680"/>
-          </w:tcPr>
-          <w:p>
-            <w:pPr>
-              <w:jc w:val="left"/>
-            </w:pPr>
-            <w:r/>
-          </w:p>
-        </w:tc>
-        <w:tc>
-          <w:tcPr>
-            <w:tcW w:type="dxa" w:w="1680"/>
-          </w:tcPr>
-          <w:p>
-            <w:pPr>
-              <w:jc w:val="left"/>
-            </w:pPr>
-            <w:r/>
-            <w:r>
-              <w:rPr>
-                <w:sz w:val="16"/>
-              </w:rPr>
-              <w:t>DFT, MD</w:t>
-            </w:r>
+                <w:t>Dynamical analysis of fractional order corruption diffusion model with optimal control and cost-effectiveness analysis</w:t>
+              </w:r>
+            </w:hyperlink>
+          </w:p>
+        </w:tc>
+        <w:tc>
+          <w:tcPr>
+            <w:tcW w:type="dxa" w:w="1680"/>
+          </w:tcPr>
+          <w:p>
+            <w:pPr>
+              <w:jc w:val="left"/>
+            </w:pPr>
+            <w:r/>
+          </w:p>
+        </w:tc>
+        <w:tc>
+          <w:tcPr>
+            <w:tcW w:type="dxa" w:w="1680"/>
+          </w:tcPr>
+          <w:p>
+            <w:pPr>
+              <w:jc w:val="left"/>
+            </w:pPr>
+            <w:r/>
+          </w:p>
+        </w:tc>
+        <w:tc>
+          <w:tcPr>
+            <w:tcW w:type="dxa" w:w="1680"/>
+          </w:tcPr>
+          <w:p>
+            <w:pPr>
+              <w:jc w:val="left"/>
+            </w:pPr>
+            <w:r/>
           </w:p>
         </w:tc>
         <w:tc>
@@ -21554,7 +21554,7 @@
                   <w:sz w:val="16"/>
                   <w:u w:val="single"/>
                 </w:rPr>
-                <w:t>link</w:t>
+                <w:t>10.1080/0022250x.2026.2726737</w:t>
               </w:r>
             </w:hyperlink>
           </w:p>
@@ -21577,42 +21577,48 @@
                   <w:sz w:val="16"/>
                   <w:u w:val="single"/>
                 </w:rPr>
-                <w:t>Why Multi-Layer Message Passing Works: Completeness Theory for Graph Neural Network Interatomic Potentials</w:t>
-              </w:r>
-            </w:hyperlink>
-          </w:p>
-        </w:tc>
-        <w:tc>
-          <w:tcPr>
-            <w:tcW w:type="dxa" w:w="1680"/>
-          </w:tcPr>
-          <w:p>
-            <w:pPr>
-              <w:jc w:val="left"/>
-            </w:pPr>
-            <w:r/>
-          </w:p>
-        </w:tc>
-        <w:tc>
-          <w:tcPr>
-            <w:tcW w:type="dxa" w:w="1680"/>
-          </w:tcPr>
-          <w:p>
-            <w:pPr>
-              <w:jc w:val="left"/>
-            </w:pPr>
-            <w:r/>
-          </w:p>
-        </w:tc>
-        <w:tc>
-          <w:tcPr>
-            <w:tcW w:type="dxa" w:w="1680"/>
-          </w:tcPr>
-          <w:p>
-            <w:pPr>
-              <w:jc w:val="left"/>
-            </w:pPr>
-            <w:r/>
+                <w:t>Accelerating dynamic simulations of photoexcited materials and their evolution by electron-informed machine learning</w:t>
+              </w:r>
+            </w:hyperlink>
+          </w:p>
+        </w:tc>
+        <w:tc>
+          <w:tcPr>
+            <w:tcW w:type="dxa" w:w="1680"/>
+          </w:tcPr>
+          <w:p>
+            <w:pPr>
+              <w:jc w:val="left"/>
+            </w:pPr>
+            <w:r/>
+          </w:p>
+        </w:tc>
+        <w:tc>
+          <w:tcPr>
+            <w:tcW w:type="dxa" w:w="1680"/>
+          </w:tcPr>
+          <w:p>
+            <w:pPr>
+              <w:jc w:val="left"/>
+            </w:pPr>
+            <w:r/>
+          </w:p>
+        </w:tc>
+        <w:tc>
+          <w:tcPr>
+            <w:tcW w:type="dxa" w:w="1680"/>
+          </w:tcPr>
+          <w:p>
+            <w:pPr>
+              <w:jc w:val="left"/>
+            </w:pPr>
+            <w:r/>
+            <w:r>
+              <w:rPr>
+                <w:sz w:val="16"/>
+              </w:rPr>
+              <w:t>DFT, MD</w:t>
+            </w:r>
           </w:p>
         </w:tc>
         <w:tc>
@@ -21671,7 +21677,7 @@
                   <w:sz w:val="16"/>
                   <w:u w:val="single"/>
                 </w:rPr>
-                <w:t>Element priors and target support shape chemical transfer in materials graph networks</w:t>
+                <w:t>Why Multi-Layer Message Passing Works: Completeness Theory for Graph Neural Network Interatomic Potentials</w:t>
               </w:r>
             </w:hyperlink>
           </w:p>
@@ -21765,7 +21771,7 @@
                   <w:sz w:val="16"/>
                   <w:u w:val="single"/>
                 </w:rPr>
-                <w:t>Text-guided flow matching enables sample-efficient crystal structure generation</w:t>
+                <w:t>Element priors and target support shape chemical transfer in materials graph networks</w:t>
               </w:r>
             </w:hyperlink>
           </w:p>
@@ -21859,48 +21865,42 @@
                   <w:sz w:val="16"/>
                   <w:u w:val="single"/>
                 </w:rPr>
-                <w:t>Machine Learning Local Potentials for Accelerated Electron-Phonon Interactions Calculations within the Projector Augment</w:t>
-              </w:r>
-            </w:hyperlink>
-          </w:p>
-        </w:tc>
-        <w:tc>
-          <w:tcPr>
-            <w:tcW w:type="dxa" w:w="1680"/>
-          </w:tcPr>
-          <w:p>
-            <w:pPr>
-              <w:jc w:val="left"/>
-            </w:pPr>
-            <w:r/>
-          </w:p>
-        </w:tc>
-        <w:tc>
-          <w:tcPr>
-            <w:tcW w:type="dxa" w:w="1680"/>
-          </w:tcPr>
-          <w:p>
-            <w:pPr>
-              <w:jc w:val="left"/>
-            </w:pPr>
-            <w:r/>
-          </w:p>
-        </w:tc>
-        <w:tc>
-          <w:tcPr>
-            <w:tcW w:type="dxa" w:w="1680"/>
-          </w:tcPr>
-          <w:p>
-            <w:pPr>
-              <w:jc w:val="left"/>
-            </w:pPr>
-            <w:r/>
-            <w:r>
-              <w:rPr>
-                <w:sz w:val="16"/>
-              </w:rPr>
-              <w:t>phonons</w:t>
-            </w:r>
+                <w:t>Text-guided flow matching enables sample-efficient crystal structure generation</w:t>
+              </w:r>
+            </w:hyperlink>
+          </w:p>
+        </w:tc>
+        <w:tc>
+          <w:tcPr>
+            <w:tcW w:type="dxa" w:w="1680"/>
+          </w:tcPr>
+          <w:p>
+            <w:pPr>
+              <w:jc w:val="left"/>
+            </w:pPr>
+            <w:r/>
+          </w:p>
+        </w:tc>
+        <w:tc>
+          <w:tcPr>
+            <w:tcW w:type="dxa" w:w="1680"/>
+          </w:tcPr>
+          <w:p>
+            <w:pPr>
+              <w:jc w:val="left"/>
+            </w:pPr>
+            <w:r/>
+          </w:p>
+        </w:tc>
+        <w:tc>
+          <w:tcPr>
+            <w:tcW w:type="dxa" w:w="1680"/>
+          </w:tcPr>
+          <w:p>
+            <w:pPr>
+              <w:jc w:val="left"/>
+            </w:pPr>
+            <w:r/>
           </w:p>
         </w:tc>
         <w:tc>
@@ -21959,58 +21959,64 @@
                   <w:sz w:val="16"/>
                   <w:u w:val="single"/>
                 </w:rPr>
-                <w:t>A Machine Learning–Based Surrogate Model for the Assessment of Geological Fault Reactivation</w:t>
-              </w:r>
-            </w:hyperlink>
-          </w:p>
-        </w:tc>
-        <w:tc>
-          <w:tcPr>
-            <w:tcW w:type="dxa" w:w="1680"/>
-          </w:tcPr>
-          <w:p>
-            <w:pPr>
-              <w:jc w:val="left"/>
-            </w:pPr>
-            <w:r/>
-          </w:p>
-        </w:tc>
-        <w:tc>
-          <w:tcPr>
-            <w:tcW w:type="dxa" w:w="1680"/>
-          </w:tcPr>
-          <w:p>
-            <w:pPr>
-              <w:jc w:val="left"/>
-            </w:pPr>
-            <w:r/>
-          </w:p>
-        </w:tc>
-        <w:tc>
-          <w:tcPr>
-            <w:tcW w:type="dxa" w:w="1680"/>
-          </w:tcPr>
-          <w:p>
-            <w:pPr>
-              <w:jc w:val="left"/>
-            </w:pPr>
-            <w:r/>
-          </w:p>
-        </w:tc>
-        <w:tc>
-          <w:tcPr>
-            <w:tcW w:type="dxa" w:w="1680"/>
-          </w:tcPr>
-          <w:p>
-            <w:pPr>
-              <w:jc w:val="left"/>
-            </w:pPr>
-            <w:r/>
-            <w:r>
-              <w:rPr>
-                <w:sz w:val="16"/>
-              </w:rPr>
-              <w:t>2026-09-02</w:t>
+                <w:t>Machine Learning Local Potentials for Accelerated Electron-Phonon Interactions Calculations within the Projector Augment</w:t>
+              </w:r>
+            </w:hyperlink>
+          </w:p>
+        </w:tc>
+        <w:tc>
+          <w:tcPr>
+            <w:tcW w:type="dxa" w:w="1680"/>
+          </w:tcPr>
+          <w:p>
+            <w:pPr>
+              <w:jc w:val="left"/>
+            </w:pPr>
+            <w:r/>
+          </w:p>
+        </w:tc>
+        <w:tc>
+          <w:tcPr>
+            <w:tcW w:type="dxa" w:w="1680"/>
+          </w:tcPr>
+          <w:p>
+            <w:pPr>
+              <w:jc w:val="left"/>
+            </w:pPr>
+            <w:r/>
+          </w:p>
+        </w:tc>
+        <w:tc>
+          <w:tcPr>
+            <w:tcW w:type="dxa" w:w="1680"/>
+          </w:tcPr>
+          <w:p>
+            <w:pPr>
+              <w:jc w:val="left"/>
+            </w:pPr>
+            <w:r/>
+            <w:r>
+              <w:rPr>
+                <w:sz w:val="16"/>
+              </w:rPr>
+              <w:t>phonons</w:t>
+            </w:r>
+          </w:p>
+        </w:tc>
+        <w:tc>
+          <w:tcPr>
+            <w:tcW w:type="dxa" w:w="1680"/>
+          </w:tcPr>
+          <w:p>
+            <w:pPr>
+              <w:jc w:val="left"/>
+            </w:pPr>
+            <w:r/>
+            <w:r>
+              <w:rPr>
+                <w:sz w:val="16"/>
+              </w:rPr>
+              <w:t>2026-09-01</w:t>
             </w:r>
           </w:p>
         </w:tc>
@@ -22030,7 +22036,7 @@
                   <w:sz w:val="16"/>
                   <w:u w:val="single"/>
                 </w:rPr>
-                <w:t>10.3997/2214-4609.202637038</w:t>
+                <w:t>link</w:t>
               </w:r>
             </w:hyperlink>
           </w:p>
@@ -22053,7 +22059,7 @@
                   <w:sz w:val="16"/>
                   <w:u w:val="single"/>
                 </w:rPr>
-                <w:t>History matching of realistic oil fields using deep-learning based surrogate models and MCMC</w:t>
+                <w:t>A Machine Learning–Based Surrogate Model for the Assessment of Geological Fault Reactivation</w:t>
               </w:r>
             </w:hyperlink>
           </w:p>
@@ -22124,7 +22130,7 @@
                   <w:sz w:val="16"/>
                   <w:u w:val="single"/>
                 </w:rPr>
-                <w:t>10.3997/2214-4609.202637181</w:t>
+                <w:t>10.3997/2214-4609.202637038</w:t>
               </w:r>
             </w:hyperlink>
           </w:p>
@@ -22147,7 +22153,7 @@
                   <w:sz w:val="16"/>
                   <w:u w:val="single"/>
                 </w:rPr>
-                <w:t>An MLP Surrogate Model for Accelerated Well Placement Optimization in Hydrocarbon Reservoirs</w:t>
+                <w:t>History matching of realistic oil fields using deep-learning based surrogate models and MCMC</w:t>
               </w:r>
             </w:hyperlink>
           </w:p>
@@ -22218,7 +22224,7 @@
                   <w:sz w:val="16"/>
                   <w:u w:val="single"/>
                 </w:rPr>
-                <w:t>10.3997/2214-4609.202637085</w:t>
+                <w:t>10.3997/2214-4609.202637181</w:t>
               </w:r>
             </w:hyperlink>
           </w:p>
@@ -22241,7 +22247,7 @@
                   <w:sz w:val="16"/>
                   <w:u w:val="single"/>
                 </w:rPr>
-                <w:t>Design of a real-time prediction device for lithium battery SOC based on BP neural network and STM32 chip</w:t>
+                <w:t>An MLP Surrogate Model for Accelerated Well Placement Optimization in Hydrocarbon Reservoirs</w:t>
               </w:r>
             </w:hyperlink>
           </w:p>
@@ -22312,7 +22318,7 @@
                   <w:sz w:val="16"/>
                   <w:u w:val="single"/>
                 </w:rPr>
-                <w:t>10.1117/12.3122410</w:t>
+                <w:t>10.3997/2214-4609.202637085</w:t>
               </w:r>
             </w:hyperlink>
           </w:p>
@@ -22335,7 +22341,7 @@
                   <w:sz w:val="16"/>
                   <w:u w:val="single"/>
                 </w:rPr>
-                <w:t>Deep Learning Surrogate Models for Multiscale, Time-Dependent Heat Transport in Geothermal Reservoirs</w:t>
+                <w:t>Design of a real-time prediction device for lithium battery SOC based on BP neural network and STM32 chip</w:t>
               </w:r>
             </w:hyperlink>
           </w:p>
@@ -22406,7 +22412,7 @@
                   <w:sz w:val="16"/>
                   <w:u w:val="single"/>
                 </w:rPr>
-                <w:t>10.3997/2214-4609.202637011</w:t>
+                <w:t>10.1117/12.3122410</w:t>
               </w:r>
             </w:hyperlink>
           </w:p>
@@ -22429,58 +22435,58 @@
                   <w:sz w:val="16"/>
                   <w:u w:val="single"/>
                 </w:rPr>
-                <w:t>Deep Learning for Discovering Novel Materials with Desired Properties</w:t>
-              </w:r>
-            </w:hyperlink>
-          </w:p>
-        </w:tc>
-        <w:tc>
-          <w:tcPr>
-            <w:tcW w:type="dxa" w:w="1680"/>
-          </w:tcPr>
-          <w:p>
-            <w:pPr>
-              <w:jc w:val="left"/>
-            </w:pPr>
-            <w:r/>
-          </w:p>
-        </w:tc>
-        <w:tc>
-          <w:tcPr>
-            <w:tcW w:type="dxa" w:w="1680"/>
-          </w:tcPr>
-          <w:p>
-            <w:pPr>
-              <w:jc w:val="left"/>
-            </w:pPr>
-            <w:r/>
-          </w:p>
-        </w:tc>
-        <w:tc>
-          <w:tcPr>
-            <w:tcW w:type="dxa" w:w="1680"/>
-          </w:tcPr>
-          <w:p>
-            <w:pPr>
-              <w:jc w:val="left"/>
-            </w:pPr>
-            <w:r/>
-          </w:p>
-        </w:tc>
-        <w:tc>
-          <w:tcPr>
-            <w:tcW w:type="dxa" w:w="1680"/>
-          </w:tcPr>
-          <w:p>
-            <w:pPr>
-              <w:jc w:val="left"/>
-            </w:pPr>
-            <w:r/>
-            <w:r>
-              <w:rPr>
-                <w:sz w:val="16"/>
-              </w:rPr>
-              <w:t>2026-09-03</w:t>
+                <w:t>Deep Learning Surrogate Models for Multiscale, Time-Dependent Heat Transport in Geothermal Reservoirs</w:t>
+              </w:r>
+            </w:hyperlink>
+          </w:p>
+        </w:tc>
+        <w:tc>
+          <w:tcPr>
+            <w:tcW w:type="dxa" w:w="1680"/>
+          </w:tcPr>
+          <w:p>
+            <w:pPr>
+              <w:jc w:val="left"/>
+            </w:pPr>
+            <w:r/>
+          </w:p>
+        </w:tc>
+        <w:tc>
+          <w:tcPr>
+            <w:tcW w:type="dxa" w:w="1680"/>
+          </w:tcPr>
+          <w:p>
+            <w:pPr>
+              <w:jc w:val="left"/>
+            </w:pPr>
+            <w:r/>
+          </w:p>
+        </w:tc>
+        <w:tc>
+          <w:tcPr>
+            <w:tcW w:type="dxa" w:w="1680"/>
+          </w:tcPr>
+          <w:p>
+            <w:pPr>
+              <w:jc w:val="left"/>
+            </w:pPr>
+            <w:r/>
+          </w:p>
+        </w:tc>
+        <w:tc>
+          <w:tcPr>
+            <w:tcW w:type="dxa" w:w="1680"/>
+          </w:tcPr>
+          <w:p>
+            <w:pPr>
+              <w:jc w:val="left"/>
+            </w:pPr>
+            <w:r/>
+            <w:r>
+              <w:rPr>
+                <w:sz w:val="16"/>
+              </w:rPr>
+              <w:t>2026-09-02</w:t>
             </w:r>
           </w:p>
         </w:tc>
@@ -22500,7 +22506,7 @@
                   <w:sz w:val="16"/>
                   <w:u w:val="single"/>
                 </w:rPr>
-                <w:t>10.5281/zenodo.22270638</w:t>
+                <w:t>10.3997/2214-4609.202637011</w:t>
               </w:r>
             </w:hyperlink>
           </w:p>
@@ -22523,7 +22529,7 @@
                   <w:sz w:val="16"/>
                   <w:u w:val="single"/>
                 </w:rPr>
-                <w:t>A dynamic multi-objective optimization framework for geothermal systems via deep learning surrogate models</w:t>
+                <w:t>Deep Learning for Discovering Novel Materials with Desired Properties</w:t>
               </w:r>
             </w:hyperlink>
           </w:p>
@@ -22594,7 +22600,7 @@
                   <w:sz w:val="16"/>
                   <w:u w:val="single"/>
                 </w:rPr>
-                <w:t>10.1016/j.icheatmasstransfer.2026.112491</w:t>
+                <w:t>10.5281/zenodo.22270638</w:t>
               </w:r>
             </w:hyperlink>
           </w:p>
@@ -22617,7 +22623,7 @@
                   <w:sz w:val="16"/>
                   <w:u w:val="single"/>
                 </w:rPr>
-                <w:t>Inverse design of digital metamaterials with tailored mechanical responses</w:t>
+                <w:t>A dynamic multi-objective optimization framework for geothermal systems via deep learning surrogate models</w:t>
               </w:r>
             </w:hyperlink>
           </w:p>
@@ -22688,7 +22694,7 @@
                   <w:sz w:val="16"/>
                   <w:u w:val="single"/>
                 </w:rPr>
-                <w:t>10.1016/j.commatsci.2026.115034</w:t>
+                <w:t>10.1016/j.icheatmasstransfer.2026.112491</w:t>
               </w:r>
             </w:hyperlink>
           </w:p>
@@ -22711,58 +22717,58 @@
                   <w:sz w:val="16"/>
                   <w:u w:val="single"/>
                 </w:rPr>
-                <w:t>A Robust and Sustainable Machine Learning Framework for Indoor Localization in Mobile IoT Networks</w:t>
-              </w:r>
-            </w:hyperlink>
-          </w:p>
-        </w:tc>
-        <w:tc>
-          <w:tcPr>
-            <w:tcW w:type="dxa" w:w="1680"/>
-          </w:tcPr>
-          <w:p>
-            <w:pPr>
-              <w:jc w:val="left"/>
-            </w:pPr>
-            <w:r/>
-          </w:p>
-        </w:tc>
-        <w:tc>
-          <w:tcPr>
-            <w:tcW w:type="dxa" w:w="1680"/>
-          </w:tcPr>
-          <w:p>
-            <w:pPr>
-              <w:jc w:val="left"/>
-            </w:pPr>
-            <w:r/>
-          </w:p>
-        </w:tc>
-        <w:tc>
-          <w:tcPr>
-            <w:tcW w:type="dxa" w:w="1680"/>
-          </w:tcPr>
-          <w:p>
-            <w:pPr>
-              <w:jc w:val="left"/>
-            </w:pPr>
-            <w:r/>
-          </w:p>
-        </w:tc>
-        <w:tc>
-          <w:tcPr>
-            <w:tcW w:type="dxa" w:w="1680"/>
-          </w:tcPr>
-          <w:p>
-            <w:pPr>
-              <w:jc w:val="left"/>
-            </w:pPr>
-            <w:r/>
-            <w:r>
-              <w:rPr>
-                <w:sz w:val="16"/>
-              </w:rPr>
-              <w:t>2026-09-04</w:t>
+                <w:t>Inverse design of digital metamaterials with tailored mechanical responses</w:t>
+              </w:r>
+            </w:hyperlink>
+          </w:p>
+        </w:tc>
+        <w:tc>
+          <w:tcPr>
+            <w:tcW w:type="dxa" w:w="1680"/>
+          </w:tcPr>
+          <w:p>
+            <w:pPr>
+              <w:jc w:val="left"/>
+            </w:pPr>
+            <w:r/>
+          </w:p>
+        </w:tc>
+        <w:tc>
+          <w:tcPr>
+            <w:tcW w:type="dxa" w:w="1680"/>
+          </w:tcPr>
+          <w:p>
+            <w:pPr>
+              <w:jc w:val="left"/>
+            </w:pPr>
+            <w:r/>
+          </w:p>
+        </w:tc>
+        <w:tc>
+          <w:tcPr>
+            <w:tcW w:type="dxa" w:w="1680"/>
+          </w:tcPr>
+          <w:p>
+            <w:pPr>
+              <w:jc w:val="left"/>
+            </w:pPr>
+            <w:r/>
+          </w:p>
+        </w:tc>
+        <w:tc>
+          <w:tcPr>
+            <w:tcW w:type="dxa" w:w="1680"/>
+          </w:tcPr>
+          <w:p>
+            <w:pPr>
+              <w:jc w:val="left"/>
+            </w:pPr>
+            <w:r/>
+            <w:r>
+              <w:rPr>
+                <w:sz w:val="16"/>
+              </w:rPr>
+              <w:t>2026-09-03</w:t>
             </w:r>
           </w:p>
         </w:tc>
@@ -22782,7 +22788,7 @@
                   <w:sz w:val="16"/>
                   <w:u w:val="single"/>
                 </w:rPr>
-                <w:t>10.3390/electronics15173994</w:t>
+                <w:t>10.1016/j.commatsci.2026.115034</w:t>
               </w:r>
             </w:hyperlink>
           </w:p>
@@ -22805,48 +22811,42 @@
                   <w:sz w:val="16"/>
                   <w:u w:val="single"/>
                 </w:rPr>
-                <w:t xml:space="preserve">Field-aware and charge-informed machine learning for predicting molecular and condensed-phase responses and vibrational </w:t>
-              </w:r>
-            </w:hyperlink>
-          </w:p>
-        </w:tc>
-        <w:tc>
-          <w:tcPr>
-            <w:tcW w:type="dxa" w:w="1680"/>
-          </w:tcPr>
-          <w:p>
-            <w:pPr>
-              <w:jc w:val="left"/>
-            </w:pPr>
-            <w:r/>
-          </w:p>
-        </w:tc>
-        <w:tc>
-          <w:tcPr>
-            <w:tcW w:type="dxa" w:w="1680"/>
-          </w:tcPr>
-          <w:p>
-            <w:pPr>
-              <w:jc w:val="left"/>
-            </w:pPr>
-            <w:r/>
-          </w:p>
-        </w:tc>
-        <w:tc>
-          <w:tcPr>
-            <w:tcW w:type="dxa" w:w="1680"/>
-          </w:tcPr>
-          <w:p>
-            <w:pPr>
-              <w:jc w:val="left"/>
-            </w:pPr>
-            <w:r/>
-            <w:r>
-              <w:rPr>
-                <w:sz w:val="16"/>
-              </w:rPr>
-              <w:t>MLIP</w:t>
-            </w:r>
+                <w:t>A Robust and Sustainable Machine Learning Framework for Indoor Localization in Mobile IoT Networks</w:t>
+              </w:r>
+            </w:hyperlink>
+          </w:p>
+        </w:tc>
+        <w:tc>
+          <w:tcPr>
+            <w:tcW w:type="dxa" w:w="1680"/>
+          </w:tcPr>
+          <w:p>
+            <w:pPr>
+              <w:jc w:val="left"/>
+            </w:pPr>
+            <w:r/>
+          </w:p>
+        </w:tc>
+        <w:tc>
+          <w:tcPr>
+            <w:tcW w:type="dxa" w:w="1680"/>
+          </w:tcPr>
+          <w:p>
+            <w:pPr>
+              <w:jc w:val="left"/>
+            </w:pPr>
+            <w:r/>
+          </w:p>
+        </w:tc>
+        <w:tc>
+          <w:tcPr>
+            <w:tcW w:type="dxa" w:w="1680"/>
+          </w:tcPr>
+          <w:p>
+            <w:pPr>
+              <w:jc w:val="left"/>
+            </w:pPr>
+            <w:r/>
           </w:p>
         </w:tc>
         <w:tc>
@@ -22882,7 +22882,7 @@
                   <w:sz w:val="16"/>
                   <w:u w:val="single"/>
                 </w:rPr>
-                <w:t>10.1038/s41524-026-02293-6</w:t>
+                <w:t>10.3390/electronics15173994</w:t>
               </w:r>
             </w:hyperlink>
           </w:p>
@@ -22905,7 +22905,7 @@
                   <w:sz w:val="16"/>
                   <w:u w:val="single"/>
                 </w:rPr>
-                <w:t>Evaluating Sequence Foundation Models for Insect Olfactory Gene Discovery: Failure Modes, Evidence Standards, and a Benc</w:t>
+                <w:t xml:space="preserve">Field-aware and charge-informed machine learning for predicting molecular and condensed-phase responses and vibrational </w:t>
               </w:r>
             </w:hyperlink>
           </w:p>
@@ -22982,7 +22982,7 @@
                   <w:sz w:val="16"/>
                   <w:u w:val="single"/>
                 </w:rPr>
-                <w:t>10.3390/insects17090928</w:t>
+                <w:t>10.1038/s41524-026-02293-6</w:t>
               </w:r>
             </w:hyperlink>
           </w:p>
@@ -23005,42 +23005,48 @@
                   <w:sz w:val="16"/>
                   <w:u w:val="single"/>
                 </w:rPr>
-                <w:t>UniTG: A Unified System for Efficient and Seamless Textual Graph Learning</w:t>
-              </w:r>
-            </w:hyperlink>
-          </w:p>
-        </w:tc>
-        <w:tc>
-          <w:tcPr>
-            <w:tcW w:type="dxa" w:w="1680"/>
-          </w:tcPr>
-          <w:p>
-            <w:pPr>
-              <w:jc w:val="left"/>
-            </w:pPr>
-            <w:r/>
-          </w:p>
-        </w:tc>
-        <w:tc>
-          <w:tcPr>
-            <w:tcW w:type="dxa" w:w="1680"/>
-          </w:tcPr>
-          <w:p>
-            <w:pPr>
-              <w:jc w:val="left"/>
-            </w:pPr>
-            <w:r/>
-          </w:p>
-        </w:tc>
-        <w:tc>
-          <w:tcPr>
-            <w:tcW w:type="dxa" w:w="1680"/>
-          </w:tcPr>
-          <w:p>
-            <w:pPr>
-              <w:jc w:val="left"/>
-            </w:pPr>
-            <w:r/>
+                <w:t>Evaluating Sequence Foundation Models for Insect Olfactory Gene Discovery: Failure Modes, Evidence Standards, and a Benc</w:t>
+              </w:r>
+            </w:hyperlink>
+          </w:p>
+        </w:tc>
+        <w:tc>
+          <w:tcPr>
+            <w:tcW w:type="dxa" w:w="1680"/>
+          </w:tcPr>
+          <w:p>
+            <w:pPr>
+              <w:jc w:val="left"/>
+            </w:pPr>
+            <w:r/>
+          </w:p>
+        </w:tc>
+        <w:tc>
+          <w:tcPr>
+            <w:tcW w:type="dxa" w:w="1680"/>
+          </w:tcPr>
+          <w:p>
+            <w:pPr>
+              <w:jc w:val="left"/>
+            </w:pPr>
+            <w:r/>
+          </w:p>
+        </w:tc>
+        <w:tc>
+          <w:tcPr>
+            <w:tcW w:type="dxa" w:w="1680"/>
+          </w:tcPr>
+          <w:p>
+            <w:pPr>
+              <w:jc w:val="left"/>
+            </w:pPr>
+            <w:r/>
+            <w:r>
+              <w:rPr>
+                <w:sz w:val="16"/>
+              </w:rPr>
+              <w:t>MLIP</w:t>
+            </w:r>
           </w:p>
         </w:tc>
         <w:tc>
@@ -23076,7 +23082,7 @@
                   <w:sz w:val="16"/>
                   <w:u w:val="single"/>
                 </w:rPr>
-                <w:t>10.14778/3836663.3836688</w:t>
+                <w:t>10.3390/insects17090928</w:t>
               </w:r>
             </w:hyperlink>
           </w:p>
@@ -23099,7 +23105,7 @@
                   <w:sz w:val="16"/>
                   <w:u w:val="single"/>
                 </w:rPr>
-                <w:t>Visible-infrared spectrum tunable aperiodic Ge 2 Sb 2 Te 5 photonic crystals</w:t>
+                <w:t>UniTG: A Unified System for Efficient and Seamless Textual Graph Learning</w:t>
               </w:r>
             </w:hyperlink>
           </w:p>
@@ -23170,7 +23176,7 @@
                   <w:sz w:val="16"/>
                   <w:u w:val="single"/>
                 </w:rPr>
-                <w:t>10.1039/d6tc01283c</w:t>
+                <w:t>10.14778/3836663.3836688</w:t>
               </w:r>
             </w:hyperlink>
           </w:p>
@@ -23193,7 +23199,7 @@
                   <w:sz w:val="16"/>
                   <w:u w:val="single"/>
                 </w:rPr>
-                <w:t>Reaction - diffusion model of multicomponent myocardial injury based on Dirichlet concentration parameters</w:t>
+                <w:t>Visible-infrared spectrum tunable aperiodic Ge 2 Sb 2 Te 5 photonic crystals</w:t>
               </w:r>
             </w:hyperlink>
           </w:p>
@@ -23264,7 +23270,7 @@
                   <w:sz w:val="16"/>
                   <w:u w:val="single"/>
                 </w:rPr>
-                <w:t>10.20537/2076-7633-2026-18-4-929-972</w:t>
+                <w:t>10.1039/d6tc01283c</w:t>
               </w:r>
             </w:hyperlink>
           </w:p>
@@ -23287,48 +23293,42 @@
                   <w:sz w:val="16"/>
                   <w:u w:val="single"/>
                 </w:rPr>
-                <w:t>Voltage-embedded equivariant machine learning potential for open system simulations</w:t>
-              </w:r>
-            </w:hyperlink>
-          </w:p>
-        </w:tc>
-        <w:tc>
-          <w:tcPr>
-            <w:tcW w:type="dxa" w:w="1680"/>
-          </w:tcPr>
-          <w:p>
-            <w:pPr>
-              <w:jc w:val="left"/>
-            </w:pPr>
-            <w:r/>
-          </w:p>
-        </w:tc>
-        <w:tc>
-          <w:tcPr>
-            <w:tcW w:type="dxa" w:w="1680"/>
-          </w:tcPr>
-          <w:p>
-            <w:pPr>
-              <w:jc w:val="left"/>
-            </w:pPr>
-            <w:r/>
-          </w:p>
-        </w:tc>
-        <w:tc>
-          <w:tcPr>
-            <w:tcW w:type="dxa" w:w="1680"/>
-          </w:tcPr>
-          <w:p>
-            <w:pPr>
-              <w:jc w:val="left"/>
-            </w:pPr>
-            <w:r/>
-            <w:r>
-              <w:rPr>
-                <w:sz w:val="16"/>
-              </w:rPr>
-              <w:t>DFT</w:t>
-            </w:r>
+                <w:t>Reaction - diffusion model of multicomponent myocardial injury based on Dirichlet concentration parameters</w:t>
+              </w:r>
+            </w:hyperlink>
+          </w:p>
+        </w:tc>
+        <w:tc>
+          <w:tcPr>
+            <w:tcW w:type="dxa" w:w="1680"/>
+          </w:tcPr>
+          <w:p>
+            <w:pPr>
+              <w:jc w:val="left"/>
+            </w:pPr>
+            <w:r/>
+          </w:p>
+        </w:tc>
+        <w:tc>
+          <w:tcPr>
+            <w:tcW w:type="dxa" w:w="1680"/>
+          </w:tcPr>
+          <w:p>
+            <w:pPr>
+              <w:jc w:val="left"/>
+            </w:pPr>
+            <w:r/>
+          </w:p>
+        </w:tc>
+        <w:tc>
+          <w:tcPr>
+            <w:tcW w:type="dxa" w:w="1680"/>
+          </w:tcPr>
+          <w:p>
+            <w:pPr>
+              <w:jc w:val="left"/>
+            </w:pPr>
+            <w:r/>
           </w:p>
         </w:tc>
         <w:tc>
@@ -23364,7 +23364,7 @@
                   <w:sz w:val="16"/>
                   <w:u w:val="single"/>
                 </w:rPr>
-                <w:t>link</w:t>
+                <w:t>10.20537/2076-7633-2026-18-4-929-972</w:t>
               </w:r>
             </w:hyperlink>
           </w:p>
@@ -23387,47 +23387,47 @@
                   <w:sz w:val="16"/>
                   <w:u w:val="single"/>
                 </w:rPr>
-                <w:t xml:space="preserve">Hessian-based molecular conformation augmentation for a scalable and efficient strategy of machine learning interatomic </w:t>
-              </w:r>
-            </w:hyperlink>
-          </w:p>
-        </w:tc>
-        <w:tc>
-          <w:tcPr>
-            <w:tcW w:type="dxa" w:w="1680"/>
-          </w:tcPr>
-          <w:p>
-            <w:pPr>
-              <w:jc w:val="left"/>
-            </w:pPr>
-            <w:r/>
-          </w:p>
-        </w:tc>
-        <w:tc>
-          <w:tcPr>
-            <w:tcW w:type="dxa" w:w="1680"/>
-          </w:tcPr>
-          <w:p>
-            <w:pPr>
-              <w:jc w:val="left"/>
-            </w:pPr>
-            <w:r/>
-          </w:p>
-        </w:tc>
-        <w:tc>
-          <w:tcPr>
-            <w:tcW w:type="dxa" w:w="1680"/>
-          </w:tcPr>
-          <w:p>
-            <w:pPr>
-              <w:jc w:val="left"/>
-            </w:pPr>
-            <w:r/>
-            <w:r>
-              <w:rPr>
-                <w:sz w:val="16"/>
-              </w:rPr>
-              <w:t>MLIP</w:t>
+                <w:t>Voltage-embedded equivariant machine learning potential for open system simulations</w:t>
+              </w:r>
+            </w:hyperlink>
+          </w:p>
+        </w:tc>
+        <w:tc>
+          <w:tcPr>
+            <w:tcW w:type="dxa" w:w="1680"/>
+          </w:tcPr>
+          <w:p>
+            <w:pPr>
+              <w:jc w:val="left"/>
+            </w:pPr>
+            <w:r/>
+          </w:p>
+        </w:tc>
+        <w:tc>
+          <w:tcPr>
+            <w:tcW w:type="dxa" w:w="1680"/>
+          </w:tcPr>
+          <w:p>
+            <w:pPr>
+              <w:jc w:val="left"/>
+            </w:pPr>
+            <w:r/>
+          </w:p>
+        </w:tc>
+        <w:tc>
+          <w:tcPr>
+            <w:tcW w:type="dxa" w:w="1680"/>
+          </w:tcPr>
+          <w:p>
+            <w:pPr>
+              <w:jc w:val="left"/>
+            </w:pPr>
+            <w:r/>
+            <w:r>
+              <w:rPr>
+                <w:sz w:val="16"/>
+              </w:rPr>
+              <w:t>DFT</w:t>
             </w:r>
           </w:p>
         </w:tc>
@@ -23487,64 +23487,64 @@
                   <w:sz w:val="16"/>
                   <w:u w:val="single"/>
                 </w:rPr>
-                <w:t>Thermal conductivity predictions with foundation atomistic models</w:t>
-              </w:r>
-            </w:hyperlink>
-          </w:p>
-        </w:tc>
-        <w:tc>
-          <w:tcPr>
-            <w:tcW w:type="dxa" w:w="1680"/>
-          </w:tcPr>
-          <w:p>
-            <w:pPr>
-              <w:jc w:val="left"/>
-            </w:pPr>
-            <w:r/>
-          </w:p>
-        </w:tc>
-        <w:tc>
-          <w:tcPr>
-            <w:tcW w:type="dxa" w:w="1680"/>
-          </w:tcPr>
-          <w:p>
-            <w:pPr>
-              <w:jc w:val="left"/>
-            </w:pPr>
-            <w:r/>
-          </w:p>
-        </w:tc>
-        <w:tc>
-          <w:tcPr>
-            <w:tcW w:type="dxa" w:w="1680"/>
-          </w:tcPr>
-          <w:p>
-            <w:pPr>
-              <w:jc w:val="left"/>
-            </w:pPr>
-            <w:r/>
-            <w:r>
-              <w:rPr>
-                <w:sz w:val="16"/>
-              </w:rPr>
-              <w:t>DFT, MLIP</w:t>
-            </w:r>
-          </w:p>
-        </w:tc>
-        <w:tc>
-          <w:tcPr>
-            <w:tcW w:type="dxa" w:w="1680"/>
-          </w:tcPr>
-          <w:p>
-            <w:pPr>
-              <w:jc w:val="left"/>
-            </w:pPr>
-            <w:r/>
-            <w:r>
-              <w:rPr>
-                <w:sz w:val="16"/>
-              </w:rPr>
-              <w:t>2026-09-05</w:t>
+                <w:t xml:space="preserve">Hessian-based molecular conformation augmentation for a scalable and efficient strategy of machine learning interatomic </w:t>
+              </w:r>
+            </w:hyperlink>
+          </w:p>
+        </w:tc>
+        <w:tc>
+          <w:tcPr>
+            <w:tcW w:type="dxa" w:w="1680"/>
+          </w:tcPr>
+          <w:p>
+            <w:pPr>
+              <w:jc w:val="left"/>
+            </w:pPr>
+            <w:r/>
+          </w:p>
+        </w:tc>
+        <w:tc>
+          <w:tcPr>
+            <w:tcW w:type="dxa" w:w="1680"/>
+          </w:tcPr>
+          <w:p>
+            <w:pPr>
+              <w:jc w:val="left"/>
+            </w:pPr>
+            <w:r/>
+          </w:p>
+        </w:tc>
+        <w:tc>
+          <w:tcPr>
+            <w:tcW w:type="dxa" w:w="1680"/>
+          </w:tcPr>
+          <w:p>
+            <w:pPr>
+              <w:jc w:val="left"/>
+            </w:pPr>
+            <w:r/>
+            <w:r>
+              <w:rPr>
+                <w:sz w:val="16"/>
+              </w:rPr>
+              <w:t>MLIP</w:t>
+            </w:r>
+          </w:p>
+        </w:tc>
+        <w:tc>
+          <w:tcPr>
+            <w:tcW w:type="dxa" w:w="1680"/>
+          </w:tcPr>
+          <w:p>
+            <w:pPr>
+              <w:jc w:val="left"/>
+            </w:pPr>
+            <w:r/>
+            <w:r>
+              <w:rPr>
+                <w:sz w:val="16"/>
+              </w:rPr>
+              <w:t>2026-09-04</w:t>
             </w:r>
           </w:p>
         </w:tc>
@@ -23564,7 +23564,7 @@
                   <w:sz w:val="16"/>
                   <w:u w:val="single"/>
                 </w:rPr>
-                <w:t>10.1038/s41467-026-76391-w</w:t>
+                <w:t>link</w:t>
               </w:r>
             </w:hyperlink>
           </w:p>
@@ -23587,42 +23587,48 @@
                   <w:sz w:val="16"/>
                   <w:u w:val="single"/>
                 </w:rPr>
-                <w:t>Using Approximations of Practice to Support Calculus Instructors’ Enactment of Equitable Active Learning Teaching Practi</w:t>
-              </w:r>
-            </w:hyperlink>
-          </w:p>
-        </w:tc>
-        <w:tc>
-          <w:tcPr>
-            <w:tcW w:type="dxa" w:w="1680"/>
-          </w:tcPr>
-          <w:p>
-            <w:pPr>
-              <w:jc w:val="left"/>
-            </w:pPr>
-            <w:r/>
-          </w:p>
-        </w:tc>
-        <w:tc>
-          <w:tcPr>
-            <w:tcW w:type="dxa" w:w="1680"/>
-          </w:tcPr>
-          <w:p>
-            <w:pPr>
-              <w:jc w:val="left"/>
-            </w:pPr>
-            <w:r/>
-          </w:p>
-        </w:tc>
-        <w:tc>
-          <w:tcPr>
-            <w:tcW w:type="dxa" w:w="1680"/>
-          </w:tcPr>
-          <w:p>
-            <w:pPr>
-              <w:jc w:val="left"/>
-            </w:pPr>
-            <w:r/>
+                <w:t>Thermal conductivity predictions with foundation atomistic models</w:t>
+              </w:r>
+            </w:hyperlink>
+          </w:p>
+        </w:tc>
+        <w:tc>
+          <w:tcPr>
+            <w:tcW w:type="dxa" w:w="1680"/>
+          </w:tcPr>
+          <w:p>
+            <w:pPr>
+              <w:jc w:val="left"/>
+            </w:pPr>
+            <w:r/>
+          </w:p>
+        </w:tc>
+        <w:tc>
+          <w:tcPr>
+            <w:tcW w:type="dxa" w:w="1680"/>
+          </w:tcPr>
+          <w:p>
+            <w:pPr>
+              <w:jc w:val="left"/>
+            </w:pPr>
+            <w:r/>
+          </w:p>
+        </w:tc>
+        <w:tc>
+          <w:tcPr>
+            <w:tcW w:type="dxa" w:w="1680"/>
+          </w:tcPr>
+          <w:p>
+            <w:pPr>
+              <w:jc w:val="left"/>
+            </w:pPr>
+            <w:r/>
+            <w:r>
+              <w:rPr>
+                <w:sz w:val="16"/>
+              </w:rPr>
+              <w:t>DFT, MLIP</w:t>
+            </w:r>
           </w:p>
         </w:tc>
         <w:tc>
@@ -23658,7 +23664,7 @@
                   <w:sz w:val="16"/>
                   <w:u w:val="single"/>
                 </w:rPr>
-                <w:t>10.1007/s40753-026-00315-8</w:t>
+                <w:t>10.1038/s41467-026-76391-w</w:t>
               </w:r>
             </w:hyperlink>
           </w:p>
@@ -23681,58 +23687,58 @@
                   <w:sz w:val="16"/>
                   <w:u w:val="single"/>
                 </w:rPr>
-                <w:t>The Effect of Wayang Huruf Interactive Learning Media on Letter Recognition Skills in Children Aged 4–5 Years</w:t>
-              </w:r>
-            </w:hyperlink>
-          </w:p>
-        </w:tc>
-        <w:tc>
-          <w:tcPr>
-            <w:tcW w:type="dxa" w:w="1680"/>
-          </w:tcPr>
-          <w:p>
-            <w:pPr>
-              <w:jc w:val="left"/>
-            </w:pPr>
-            <w:r/>
-          </w:p>
-        </w:tc>
-        <w:tc>
-          <w:tcPr>
-            <w:tcW w:type="dxa" w:w="1680"/>
-          </w:tcPr>
-          <w:p>
-            <w:pPr>
-              <w:jc w:val="left"/>
-            </w:pPr>
-            <w:r/>
-          </w:p>
-        </w:tc>
-        <w:tc>
-          <w:tcPr>
-            <w:tcW w:type="dxa" w:w="1680"/>
-          </w:tcPr>
-          <w:p>
-            <w:pPr>
-              <w:jc w:val="left"/>
-            </w:pPr>
-            <w:r/>
-          </w:p>
-        </w:tc>
-        <w:tc>
-          <w:tcPr>
-            <w:tcW w:type="dxa" w:w="1680"/>
-          </w:tcPr>
-          <w:p>
-            <w:pPr>
-              <w:jc w:val="left"/>
-            </w:pPr>
-            <w:r/>
-            <w:r>
-              <w:rPr>
-                <w:sz w:val="16"/>
-              </w:rPr>
-              <w:t>2026-09-06</w:t>
+                <w:t>Using Approximations of Practice to Support Calculus Instructors’ Enactment of Equitable Active Learning Teaching Practi</w:t>
+              </w:r>
+            </w:hyperlink>
+          </w:p>
+        </w:tc>
+        <w:tc>
+          <w:tcPr>
+            <w:tcW w:type="dxa" w:w="1680"/>
+          </w:tcPr>
+          <w:p>
+            <w:pPr>
+              <w:jc w:val="left"/>
+            </w:pPr>
+            <w:r/>
+          </w:p>
+        </w:tc>
+        <w:tc>
+          <w:tcPr>
+            <w:tcW w:type="dxa" w:w="1680"/>
+          </w:tcPr>
+          <w:p>
+            <w:pPr>
+              <w:jc w:val="left"/>
+            </w:pPr>
+            <w:r/>
+          </w:p>
+        </w:tc>
+        <w:tc>
+          <w:tcPr>
+            <w:tcW w:type="dxa" w:w="1680"/>
+          </w:tcPr>
+          <w:p>
+            <w:pPr>
+              <w:jc w:val="left"/>
+            </w:pPr>
+            <w:r/>
+          </w:p>
+        </w:tc>
+        <w:tc>
+          <w:tcPr>
+            <w:tcW w:type="dxa" w:w="1680"/>
+          </w:tcPr>
+          <w:p>
+            <w:pPr>
+              <w:jc w:val="left"/>
+            </w:pPr>
+            <w:r/>
+            <w:r>
+              <w:rPr>
+                <w:sz w:val="16"/>
+              </w:rPr>
+              <w:t>2026-09-05</w:t>
             </w:r>
           </w:p>
         </w:tc>
@@ -23752,7 +23758,7 @@
                   <w:sz w:val="16"/>
                   <w:u w:val="single"/>
                 </w:rPr>
-                <w:t>10.25273/jcare.v14i1.23550</w:t>
+                <w:t>10.1007/s40753-026-00315-8</w:t>
               </w:r>
             </w:hyperlink>
           </w:p>
@@ -23775,7 +23781,7 @@
                   <w:sz w:val="16"/>
                   <w:u w:val="single"/>
                 </w:rPr>
-                <w:t>LOGIN: A Large Language Model Consulted Graph Neural Network Training Framework</w:t>
+                <w:t>The Effect of Wayang Huruf Interactive Learning Media on Letter Recognition Skills in Children Aged 4–5 Years</w:t>
               </w:r>
             </w:hyperlink>
           </w:p>
@@ -23846,7 +23852,7 @@
                   <w:sz w:val="16"/>
                   <w:u w:val="single"/>
                 </w:rPr>
-                <w:t>10.1145/3845996</w:t>
+                <w:t>10.25273/jcare.v14i1.23550</w:t>
               </w:r>
             </w:hyperlink>
           </w:p>
@@ -23869,7 +23875,7 @@
                   <w:sz w:val="16"/>
                   <w:u w:val="single"/>
                 </w:rPr>
-                <w:t>Process-Driven Property Variability in PEGDA-Based Photopolymers: Multiscale Characterization and Implications for Data-</w:t>
+                <w:t>LOGIN: A Large Language Model Consulted Graph Neural Network Training Framework</w:t>
               </w:r>
             </w:hyperlink>
           </w:p>
@@ -23940,7 +23946,7 @@
                   <w:sz w:val="16"/>
                   <w:u w:val="single"/>
                 </w:rPr>
-                <w:t>10.2139/ssrn.7422818</w:t>
+                <w:t>10.1145/3845996</w:t>
               </w:r>
             </w:hyperlink>
           </w:p>
@@ -23963,7 +23969,7 @@
                   <w:sz w:val="16"/>
                   <w:u w:val="single"/>
                 </w:rPr>
-                <w:t>Implementasi Gamifikasi Berbasis Canva AI dalam Pembelajaran Bahasa Inggris di Sekolah Dasar: Pendekatan Technology Acce</w:t>
+                <w:t>Process-Driven Property Variability in PEGDA-Based Photopolymers: Multiscale Characterization and Implications for Data-</w:t>
               </w:r>
             </w:hyperlink>
           </w:p>
@@ -24034,7 +24040,7 @@
                   <w:sz w:val="16"/>
                   <w:u w:val="single"/>
                 </w:rPr>
-                <w:t>10.63447/jimik.v7i3.2011</w:t>
+                <w:t>10.2139/ssrn.7422818</w:t>
               </w:r>
             </w:hyperlink>
           </w:p>
@@ -24057,7 +24063,7 @@
                   <w:sz w:val="16"/>
                   <w:u w:val="single"/>
                 </w:rPr>
-                <w:t>Interactive Learning Media On Dynamic Electrical Materials For Concept-Based High School Students</w:t>
+                <w:t>Implementasi Gamifikasi Berbasis Canva AI dalam Pembelajaran Bahasa Inggris di Sekolah Dasar: Pendekatan Technology Acce</w:t>
               </w:r>
             </w:hyperlink>
           </w:p>
@@ -24128,7 +24134,7 @@
                   <w:sz w:val="16"/>
                   <w:u w:val="single"/>
                 </w:rPr>
-                <w:t>10.32764/20yhc152</w:t>
+                <w:t>10.63447/jimik.v7i3.2011</w:t>
               </w:r>
             </w:hyperlink>
           </w:p>
@@ -24151,7 +24157,7 @@
                   <w:sz w:val="16"/>
                   <w:u w:val="single"/>
                 </w:rPr>
-                <w:t>Inverse Design of a Wide-Angle Wideband Programmable THz Reflectarray Through Generative Adversarial Networks</w:t>
+                <w:t>Interactive Learning Media On Dynamic Electrical Materials For Concept-Based High School Students</w:t>
               </w:r>
             </w:hyperlink>
           </w:p>
@@ -24222,7 +24228,7 @@
                   <w:sz w:val="16"/>
                   <w:u w:val="single"/>
                 </w:rPr>
-                <w:t>10.66224/itrc.17.3.1</w:t>
+                <w:t>10.32764/20yhc152</w:t>
               </w:r>
             </w:hyperlink>
           </w:p>
@@ -24245,48 +24251,42 @@
                   <w:sz w:val="16"/>
                   <w:u w:val="single"/>
                 </w:rPr>
-                <w:t>Out-of-Distribution Inverse Design of Elastic Networks with Differentiable Graph Neural Network Molecular Dynamics</w:t>
-              </w:r>
-            </w:hyperlink>
-          </w:p>
-        </w:tc>
-        <w:tc>
-          <w:tcPr>
-            <w:tcW w:type="dxa" w:w="1680"/>
-          </w:tcPr>
-          <w:p>
-            <w:pPr>
-              <w:jc w:val="left"/>
-            </w:pPr>
-            <w:r/>
-          </w:p>
-        </w:tc>
-        <w:tc>
-          <w:tcPr>
-            <w:tcW w:type="dxa" w:w="1680"/>
-          </w:tcPr>
-          <w:p>
-            <w:pPr>
-              <w:jc w:val="left"/>
-            </w:pPr>
-            <w:r/>
-          </w:p>
-        </w:tc>
-        <w:tc>
-          <w:tcPr>
-            <w:tcW w:type="dxa" w:w="1680"/>
-          </w:tcPr>
-          <w:p>
-            <w:pPr>
-              <w:jc w:val="left"/>
-            </w:pPr>
-            <w:r/>
-            <w:r>
-              <w:rPr>
-                <w:sz w:val="16"/>
-              </w:rPr>
-              <w:t>MD</w:t>
-            </w:r>
+                <w:t>Inverse Design of a Wide-Angle Wideband Programmable THz Reflectarray Through Generative Adversarial Networks</w:t>
+              </w:r>
+            </w:hyperlink>
+          </w:p>
+        </w:tc>
+        <w:tc>
+          <w:tcPr>
+            <w:tcW w:type="dxa" w:w="1680"/>
+          </w:tcPr>
+          <w:p>
+            <w:pPr>
+              <w:jc w:val="left"/>
+            </w:pPr>
+            <w:r/>
+          </w:p>
+        </w:tc>
+        <w:tc>
+          <w:tcPr>
+            <w:tcW w:type="dxa" w:w="1680"/>
+          </w:tcPr>
+          <w:p>
+            <w:pPr>
+              <w:jc w:val="left"/>
+            </w:pPr>
+            <w:r/>
+          </w:p>
+        </w:tc>
+        <w:tc>
+          <w:tcPr>
+            <w:tcW w:type="dxa" w:w="1680"/>
+          </w:tcPr>
+          <w:p>
+            <w:pPr>
+              <w:jc w:val="left"/>
+            </w:pPr>
+            <w:r/>
           </w:p>
         </w:tc>
         <w:tc>
@@ -24322,7 +24322,7 @@
                   <w:sz w:val="16"/>
                   <w:u w:val="single"/>
                 </w:rPr>
-                <w:t>link</w:t>
+                <w:t>10.66224/itrc.17.3.1</w:t>
               </w:r>
             </w:hyperlink>
           </w:p>
@@ -24345,64 +24345,64 @@
                   <w:sz w:val="16"/>
                   <w:u w:val="single"/>
                 </w:rPr>
-                <w:t>pdb2reaction: End-to-End Reaction-Path Elucidation from PDB Structures Using Machine-Learning Interatomic Potentials</w:t>
-              </w:r>
-            </w:hyperlink>
-          </w:p>
-        </w:tc>
-        <w:tc>
-          <w:tcPr>
-            <w:tcW w:type="dxa" w:w="1680"/>
-          </w:tcPr>
-          <w:p>
-            <w:pPr>
-              <w:jc w:val="left"/>
-            </w:pPr>
-            <w:r/>
-          </w:p>
-        </w:tc>
-        <w:tc>
-          <w:tcPr>
-            <w:tcW w:type="dxa" w:w="1680"/>
-          </w:tcPr>
-          <w:p>
-            <w:pPr>
-              <w:jc w:val="left"/>
-            </w:pPr>
-            <w:r/>
-          </w:p>
-        </w:tc>
-        <w:tc>
-          <w:tcPr>
-            <w:tcW w:type="dxa" w:w="1680"/>
-          </w:tcPr>
-          <w:p>
-            <w:pPr>
-              <w:jc w:val="left"/>
-            </w:pPr>
-            <w:r/>
-            <w:r>
-              <w:rPr>
-                <w:sz w:val="16"/>
-              </w:rPr>
-              <w:t>DFT, MLIP</w:t>
-            </w:r>
-          </w:p>
-        </w:tc>
-        <w:tc>
-          <w:tcPr>
-            <w:tcW w:type="dxa" w:w="1680"/>
-          </w:tcPr>
-          <w:p>
-            <w:pPr>
-              <w:jc w:val="left"/>
-            </w:pPr>
-            <w:r/>
-            <w:r>
-              <w:rPr>
-                <w:sz w:val="16"/>
-              </w:rPr>
-              <w:t>2026-09-07</w:t>
+                <w:t>Out-of-Distribution Inverse Design of Elastic Networks with Differentiable Graph Neural Network Molecular Dynamics</w:t>
+              </w:r>
+            </w:hyperlink>
+          </w:p>
+        </w:tc>
+        <w:tc>
+          <w:tcPr>
+            <w:tcW w:type="dxa" w:w="1680"/>
+          </w:tcPr>
+          <w:p>
+            <w:pPr>
+              <w:jc w:val="left"/>
+            </w:pPr>
+            <w:r/>
+          </w:p>
+        </w:tc>
+        <w:tc>
+          <w:tcPr>
+            <w:tcW w:type="dxa" w:w="1680"/>
+          </w:tcPr>
+          <w:p>
+            <w:pPr>
+              <w:jc w:val="left"/>
+            </w:pPr>
+            <w:r/>
+          </w:p>
+        </w:tc>
+        <w:tc>
+          <w:tcPr>
+            <w:tcW w:type="dxa" w:w="1680"/>
+          </w:tcPr>
+          <w:p>
+            <w:pPr>
+              <w:jc w:val="left"/>
+            </w:pPr>
+            <w:r/>
+            <w:r>
+              <w:rPr>
+                <w:sz w:val="16"/>
+              </w:rPr>
+              <w:t>MD</w:t>
+            </w:r>
+          </w:p>
+        </w:tc>
+        <w:tc>
+          <w:tcPr>
+            <w:tcW w:type="dxa" w:w="1680"/>
+          </w:tcPr>
+          <w:p>
+            <w:pPr>
+              <w:jc w:val="left"/>
+            </w:pPr>
+            <w:r/>
+            <w:r>
+              <w:rPr>
+                <w:sz w:val="16"/>
+              </w:rPr>
+              <w:t>2026-09-06</w:t>
             </w:r>
           </w:p>
         </w:tc>
@@ -24422,7 +24422,7 @@
                   <w:sz w:val="16"/>
                   <w:u w:val="single"/>
                 </w:rPr>
-                <w:t>10.26434/chemrxiv.15003538/v2</w:t>
+                <w:t>link</w:t>
               </w:r>
             </w:hyperlink>
           </w:p>
@@ -24445,42 +24445,48 @@
                   <w:sz w:val="16"/>
                   <w:u w:val="single"/>
                 </w:rPr>
-                <w:t>Vessel-like Channeled Superelastic and Biocompatible Aerogels for Acoustic Absorption and Oil Removal</w:t>
-              </w:r>
-            </w:hyperlink>
-          </w:p>
-        </w:tc>
-        <w:tc>
-          <w:tcPr>
-            <w:tcW w:type="dxa" w:w="1680"/>
-          </w:tcPr>
-          <w:p>
-            <w:pPr>
-              <w:jc w:val="left"/>
-            </w:pPr>
-            <w:r/>
-          </w:p>
-        </w:tc>
-        <w:tc>
-          <w:tcPr>
-            <w:tcW w:type="dxa" w:w="1680"/>
-          </w:tcPr>
-          <w:p>
-            <w:pPr>
-              <w:jc w:val="left"/>
-            </w:pPr>
-            <w:r/>
-          </w:p>
-        </w:tc>
-        <w:tc>
-          <w:tcPr>
-            <w:tcW w:type="dxa" w:w="1680"/>
-          </w:tcPr>
-          <w:p>
-            <w:pPr>
-              <w:jc w:val="left"/>
-            </w:pPr>
-            <w:r/>
+                <w:t>pdb2reaction: End-to-End Reaction-Path Elucidation from PDB Structures Using Machine-Learning Interatomic Potentials</w:t>
+              </w:r>
+            </w:hyperlink>
+          </w:p>
+        </w:tc>
+        <w:tc>
+          <w:tcPr>
+            <w:tcW w:type="dxa" w:w="1680"/>
+          </w:tcPr>
+          <w:p>
+            <w:pPr>
+              <w:jc w:val="left"/>
+            </w:pPr>
+            <w:r/>
+          </w:p>
+        </w:tc>
+        <w:tc>
+          <w:tcPr>
+            <w:tcW w:type="dxa" w:w="1680"/>
+          </w:tcPr>
+          <w:p>
+            <w:pPr>
+              <w:jc w:val="left"/>
+            </w:pPr>
+            <w:r/>
+          </w:p>
+        </w:tc>
+        <w:tc>
+          <w:tcPr>
+            <w:tcW w:type="dxa" w:w="1680"/>
+          </w:tcPr>
+          <w:p>
+            <w:pPr>
+              <w:jc w:val="left"/>
+            </w:pPr>
+            <w:r/>
+            <w:r>
+              <w:rPr>
+                <w:sz w:val="16"/>
+              </w:rPr>
+              <w:t>DFT, MLIP</w:t>
+            </w:r>
           </w:p>
         </w:tc>
         <w:tc>
@@ -24516,7 +24522,7 @@
                   <w:sz w:val="16"/>
                   <w:u w:val="single"/>
                 </w:rPr>
-                <w:t>10.1021/acsami.6c12142</w:t>
+                <w:t>10.26434/chemrxiv.15003538/v2</w:t>
               </w:r>
             </w:hyperlink>
           </w:p>
@@ -24539,48 +24545,42 @@
                   <w:sz w:val="16"/>
                   <w:u w:val="single"/>
                 </w:rPr>
-                <w:t>The tabGAP files for "A General-Purpose and Eﬀicient Machine-Learned Potential for SiC from Ambient to Extreme Environme</w:t>
-              </w:r>
-            </w:hyperlink>
-          </w:p>
-        </w:tc>
-        <w:tc>
-          <w:tcPr>
-            <w:tcW w:type="dxa" w:w="1680"/>
-          </w:tcPr>
-          <w:p>
-            <w:pPr>
-              <w:jc w:val="left"/>
-            </w:pPr>
-            <w:r/>
-          </w:p>
-        </w:tc>
-        <w:tc>
-          <w:tcPr>
-            <w:tcW w:type="dxa" w:w="1680"/>
-          </w:tcPr>
-          <w:p>
-            <w:pPr>
-              <w:jc w:val="left"/>
-            </w:pPr>
-            <w:r/>
-          </w:p>
-        </w:tc>
-        <w:tc>
-          <w:tcPr>
-            <w:tcW w:type="dxa" w:w="1680"/>
-          </w:tcPr>
-          <w:p>
-            <w:pPr>
-              <w:jc w:val="left"/>
-            </w:pPr>
-            <w:r/>
-            <w:r>
-              <w:rPr>
-                <w:sz w:val="16"/>
-              </w:rPr>
-              <w:t>MLIP</w:t>
-            </w:r>
+                <w:t>Vessel-like Channeled Superelastic and Biocompatible Aerogels for Acoustic Absorption and Oil Removal</w:t>
+              </w:r>
+            </w:hyperlink>
+          </w:p>
+        </w:tc>
+        <w:tc>
+          <w:tcPr>
+            <w:tcW w:type="dxa" w:w="1680"/>
+          </w:tcPr>
+          <w:p>
+            <w:pPr>
+              <w:jc w:val="left"/>
+            </w:pPr>
+            <w:r/>
+          </w:p>
+        </w:tc>
+        <w:tc>
+          <w:tcPr>
+            <w:tcW w:type="dxa" w:w="1680"/>
+          </w:tcPr>
+          <w:p>
+            <w:pPr>
+              <w:jc w:val="left"/>
+            </w:pPr>
+            <w:r/>
+          </w:p>
+        </w:tc>
+        <w:tc>
+          <w:tcPr>
+            <w:tcW w:type="dxa" w:w="1680"/>
+          </w:tcPr>
+          <w:p>
+            <w:pPr>
+              <w:jc w:val="left"/>
+            </w:pPr>
+            <w:r/>
           </w:p>
         </w:tc>
         <w:tc>
@@ -24616,7 +24616,7 @@
                   <w:sz w:val="16"/>
                   <w:u w:val="single"/>
                 </w:rPr>
-                <w:t>10.6084/m9.figshare.33443881.v1</w:t>
+                <w:t>10.1021/acsami.6c12142</w:t>
               </w:r>
             </w:hyperlink>
           </w:p>
@@ -24639,42 +24639,48 @@
                   <w:sz w:val="16"/>
                   <w:u w:val="single"/>
                 </w:rPr>
-                <w:t>PI-AttnGAN: Physics-informed attention generative modeling for cross-modal FT-IR-to-Raman serum spectral reconstruction</w:t>
-              </w:r>
-            </w:hyperlink>
-          </w:p>
-        </w:tc>
-        <w:tc>
-          <w:tcPr>
-            <w:tcW w:type="dxa" w:w="1680"/>
-          </w:tcPr>
-          <w:p>
-            <w:pPr>
-              <w:jc w:val="left"/>
-            </w:pPr>
-            <w:r/>
-          </w:p>
-        </w:tc>
-        <w:tc>
-          <w:tcPr>
-            <w:tcW w:type="dxa" w:w="1680"/>
-          </w:tcPr>
-          <w:p>
-            <w:pPr>
-              <w:jc w:val="left"/>
-            </w:pPr>
-            <w:r/>
-          </w:p>
-        </w:tc>
-        <w:tc>
-          <w:tcPr>
-            <w:tcW w:type="dxa" w:w="1680"/>
-          </w:tcPr>
-          <w:p>
-            <w:pPr>
-              <w:jc w:val="left"/>
-            </w:pPr>
-            <w:r/>
+                <w:t>The tabGAP files for "A General-Purpose and Eﬀicient Machine-Learned Potential for SiC from Ambient to Extreme Environme</w:t>
+              </w:r>
+            </w:hyperlink>
+          </w:p>
+        </w:tc>
+        <w:tc>
+          <w:tcPr>
+            <w:tcW w:type="dxa" w:w="1680"/>
+          </w:tcPr>
+          <w:p>
+            <w:pPr>
+              <w:jc w:val="left"/>
+            </w:pPr>
+            <w:r/>
+          </w:p>
+        </w:tc>
+        <w:tc>
+          <w:tcPr>
+            <w:tcW w:type="dxa" w:w="1680"/>
+          </w:tcPr>
+          <w:p>
+            <w:pPr>
+              <w:jc w:val="left"/>
+            </w:pPr>
+            <w:r/>
+          </w:p>
+        </w:tc>
+        <w:tc>
+          <w:tcPr>
+            <w:tcW w:type="dxa" w:w="1680"/>
+          </w:tcPr>
+          <w:p>
+            <w:pPr>
+              <w:jc w:val="left"/>
+            </w:pPr>
+            <w:r/>
+            <w:r>
+              <w:rPr>
+                <w:sz w:val="16"/>
+              </w:rPr>
+              <w:t>MLIP</w:t>
+            </w:r>
           </w:p>
         </w:tc>
         <w:tc>
@@ -24710,7 +24716,7 @@
                   <w:sz w:val="16"/>
                   <w:u w:val="single"/>
                 </w:rPr>
-                <w:t>10.1016/j.saa.2026.128744</w:t>
+                <w:t>10.6084/m9.figshare.33443881.v1</w:t>
               </w:r>
             </w:hyperlink>
           </w:p>
@@ -24733,7 +24739,7 @@
                   <w:sz w:val="16"/>
                   <w:u w:val="single"/>
                 </w:rPr>
-                <w:t>Scalable machine learning framework for multiphase identification from powder X-ray diffraction</w:t>
+                <w:t>PI-AttnGAN: Physics-informed attention generative modeling for cross-modal FT-IR-to-Raman serum spectral reconstruction</w:t>
               </w:r>
             </w:hyperlink>
           </w:p>
@@ -24804,7 +24810,7 @@
                   <w:sz w:val="16"/>
                   <w:u w:val="single"/>
                 </w:rPr>
-                <w:t>link</w:t>
+                <w:t>10.1016/j.saa.2026.128744</w:t>
               </w:r>
             </w:hyperlink>
           </w:p>
@@ -24827,64 +24833,58 @@
                   <w:sz w:val="16"/>
                   <w:u w:val="single"/>
                 </w:rPr>
-                <w:t>∆-Machine Learning for LC-DFT-level Excitation Energies of Bacteriochlorophyll Molecules in a LH2 Complex</w:t>
-              </w:r>
-            </w:hyperlink>
-          </w:p>
-        </w:tc>
-        <w:tc>
-          <w:tcPr>
-            <w:tcW w:type="dxa" w:w="1680"/>
-          </w:tcPr>
-          <w:p>
-            <w:pPr>
-              <w:jc w:val="left"/>
-            </w:pPr>
-            <w:r/>
-          </w:p>
-        </w:tc>
-        <w:tc>
-          <w:tcPr>
-            <w:tcW w:type="dxa" w:w="1680"/>
-          </w:tcPr>
-          <w:p>
-            <w:pPr>
-              <w:jc w:val="left"/>
-            </w:pPr>
-            <w:r/>
-          </w:p>
-        </w:tc>
-        <w:tc>
-          <w:tcPr>
-            <w:tcW w:type="dxa" w:w="1680"/>
-          </w:tcPr>
-          <w:p>
-            <w:pPr>
-              <w:jc w:val="left"/>
-            </w:pPr>
-            <w:r/>
-            <w:r>
-              <w:rPr>
-                <w:sz w:val="16"/>
-              </w:rPr>
-              <w:t>DFT, tight-binding</w:t>
-            </w:r>
-          </w:p>
-        </w:tc>
-        <w:tc>
-          <w:tcPr>
-            <w:tcW w:type="dxa" w:w="1680"/>
-          </w:tcPr>
-          <w:p>
-            <w:pPr>
-              <w:jc w:val="left"/>
-            </w:pPr>
-            <w:r/>
-            <w:r>
-              <w:rPr>
-                <w:sz w:val="16"/>
-              </w:rPr>
-              <w:t>2026-09-08</w:t>
+                <w:t>Scalable machine learning framework for multiphase identification from powder X-ray diffraction</w:t>
+              </w:r>
+            </w:hyperlink>
+          </w:p>
+        </w:tc>
+        <w:tc>
+          <w:tcPr>
+            <w:tcW w:type="dxa" w:w="1680"/>
+          </w:tcPr>
+          <w:p>
+            <w:pPr>
+              <w:jc w:val="left"/>
+            </w:pPr>
+            <w:r/>
+          </w:p>
+        </w:tc>
+        <w:tc>
+          <w:tcPr>
+            <w:tcW w:type="dxa" w:w="1680"/>
+          </w:tcPr>
+          <w:p>
+            <w:pPr>
+              <w:jc w:val="left"/>
+            </w:pPr>
+            <w:r/>
+          </w:p>
+        </w:tc>
+        <w:tc>
+          <w:tcPr>
+            <w:tcW w:type="dxa" w:w="1680"/>
+          </w:tcPr>
+          <w:p>
+            <w:pPr>
+              <w:jc w:val="left"/>
+            </w:pPr>
+            <w:r/>
+          </w:p>
+        </w:tc>
+        <w:tc>
+          <w:tcPr>
+            <w:tcW w:type="dxa" w:w="1680"/>
+          </w:tcPr>
+          <w:p>
+            <w:pPr>
+              <w:jc w:val="left"/>
+            </w:pPr>
+            <w:r/>
+            <w:r>
+              <w:rPr>
+                <w:sz w:val="16"/>
+              </w:rPr>
+              <w:t>2026-09-07</w:t>
             </w:r>
           </w:p>
         </w:tc>
@@ -24904,7 +24904,7 @@
                   <w:sz w:val="16"/>
                   <w:u w:val="single"/>
                 </w:rPr>
-                <w:t>10.26434/chemrxiv.15002714/v2</w:t>
+                <w:t>link</w:t>
               </w:r>
             </w:hyperlink>
           </w:p>
@@ -24927,42 +24927,48 @@
                   <w:sz w:val="16"/>
                   <w:u w:val="single"/>
                 </w:rPr>
-                <w:t>Research on the Architecture of Artificial Intelligence-Driven Personalized Customization Industrial Design System</w:t>
-              </w:r>
-            </w:hyperlink>
-          </w:p>
-        </w:tc>
-        <w:tc>
-          <w:tcPr>
-            <w:tcW w:type="dxa" w:w="1680"/>
-          </w:tcPr>
-          <w:p>
-            <w:pPr>
-              <w:jc w:val="left"/>
-            </w:pPr>
-            <w:r/>
-          </w:p>
-        </w:tc>
-        <w:tc>
-          <w:tcPr>
-            <w:tcW w:type="dxa" w:w="1680"/>
-          </w:tcPr>
-          <w:p>
-            <w:pPr>
-              <w:jc w:val="left"/>
-            </w:pPr>
-            <w:r/>
-          </w:p>
-        </w:tc>
-        <w:tc>
-          <w:tcPr>
-            <w:tcW w:type="dxa" w:w="1680"/>
-          </w:tcPr>
-          <w:p>
-            <w:pPr>
-              <w:jc w:val="left"/>
-            </w:pPr>
-            <w:r/>
+                <w:t>∆-Machine Learning for LC-DFT-level Excitation Energies of Bacteriochlorophyll Molecules in a LH2 Complex</w:t>
+              </w:r>
+            </w:hyperlink>
+          </w:p>
+        </w:tc>
+        <w:tc>
+          <w:tcPr>
+            <w:tcW w:type="dxa" w:w="1680"/>
+          </w:tcPr>
+          <w:p>
+            <w:pPr>
+              <w:jc w:val="left"/>
+            </w:pPr>
+            <w:r/>
+          </w:p>
+        </w:tc>
+        <w:tc>
+          <w:tcPr>
+            <w:tcW w:type="dxa" w:w="1680"/>
+          </w:tcPr>
+          <w:p>
+            <w:pPr>
+              <w:jc w:val="left"/>
+            </w:pPr>
+            <w:r/>
+          </w:p>
+        </w:tc>
+        <w:tc>
+          <w:tcPr>
+            <w:tcW w:type="dxa" w:w="1680"/>
+          </w:tcPr>
+          <w:p>
+            <w:pPr>
+              <w:jc w:val="left"/>
+            </w:pPr>
+            <w:r/>
+            <w:r>
+              <w:rPr>
+                <w:sz w:val="16"/>
+              </w:rPr>
+              <w:t>DFT, tight-binding</w:t>
+            </w:r>
           </w:p>
         </w:tc>
         <w:tc>
@@ -24998,7 +25004,7 @@
                   <w:sz w:val="16"/>
                   <w:u w:val="single"/>
                 </w:rPr>
-                <w:t>10.4018/ijismd.421484</w:t>
+                <w:t>10.26434/chemrxiv.15002714/v2</w:t>
               </w:r>
             </w:hyperlink>
           </w:p>
@@ -25021,48 +25027,42 @@
                   <w:sz w:val="16"/>
                   <w:u w:val="single"/>
                 </w:rPr>
-                <w:t>QSARmil: A Package for Molecular Multi-Instance Machine Learning</w:t>
-              </w:r>
-            </w:hyperlink>
-          </w:p>
-        </w:tc>
-        <w:tc>
-          <w:tcPr>
-            <w:tcW w:type="dxa" w:w="1680"/>
-          </w:tcPr>
-          <w:p>
-            <w:pPr>
-              <w:jc w:val="left"/>
-            </w:pPr>
-            <w:r/>
-          </w:p>
-        </w:tc>
-        <w:tc>
-          <w:tcPr>
-            <w:tcW w:type="dxa" w:w="1680"/>
-          </w:tcPr>
-          <w:p>
-            <w:pPr>
-              <w:jc w:val="left"/>
-            </w:pPr>
-            <w:r/>
-          </w:p>
-        </w:tc>
-        <w:tc>
-          <w:tcPr>
-            <w:tcW w:type="dxa" w:w="1680"/>
-          </w:tcPr>
-          <w:p>
-            <w:pPr>
-              <w:jc w:val="left"/>
-            </w:pPr>
-            <w:r/>
-            <w:r>
-              <w:rPr>
-                <w:sz w:val="16"/>
-              </w:rPr>
-              <w:t>MLIP</w:t>
-            </w:r>
+                <w:t>Research on the Architecture of Artificial Intelligence-Driven Personalized Customization Industrial Design System</w:t>
+              </w:r>
+            </w:hyperlink>
+          </w:p>
+        </w:tc>
+        <w:tc>
+          <w:tcPr>
+            <w:tcW w:type="dxa" w:w="1680"/>
+          </w:tcPr>
+          <w:p>
+            <w:pPr>
+              <w:jc w:val="left"/>
+            </w:pPr>
+            <w:r/>
+          </w:p>
+        </w:tc>
+        <w:tc>
+          <w:tcPr>
+            <w:tcW w:type="dxa" w:w="1680"/>
+          </w:tcPr>
+          <w:p>
+            <w:pPr>
+              <w:jc w:val="left"/>
+            </w:pPr>
+            <w:r/>
+          </w:p>
+        </w:tc>
+        <w:tc>
+          <w:tcPr>
+            <w:tcW w:type="dxa" w:w="1680"/>
+          </w:tcPr>
+          <w:p>
+            <w:pPr>
+              <w:jc w:val="left"/>
+            </w:pPr>
+            <w:r/>
           </w:p>
         </w:tc>
         <w:tc>
@@ -25098,7 +25098,7 @@
                   <w:sz w:val="16"/>
                   <w:u w:val="single"/>
                 </w:rPr>
-                <w:t>10.26434/chemrxiv.15008449/v1</w:t>
+                <w:t>10.4018/ijismd.421484</w:t>
               </w:r>
             </w:hyperlink>
           </w:p>
@@ -25121,58 +25121,64 @@
                   <w:sz w:val="16"/>
                   <w:u w:val="single"/>
                 </w:rPr>
-                <w:t>Multicomponent reaction-diffusion model of glioblastoma with anisotropic invasion, immune microenvironment and fractiona</w:t>
-              </w:r>
-            </w:hyperlink>
-          </w:p>
-        </w:tc>
-        <w:tc>
-          <w:tcPr>
-            <w:tcW w:type="dxa" w:w="1680"/>
-          </w:tcPr>
-          <w:p>
-            <w:pPr>
-              <w:jc w:val="left"/>
-            </w:pPr>
-            <w:r/>
-          </w:p>
-        </w:tc>
-        <w:tc>
-          <w:tcPr>
-            <w:tcW w:type="dxa" w:w="1680"/>
-          </w:tcPr>
-          <w:p>
-            <w:pPr>
-              <w:jc w:val="left"/>
-            </w:pPr>
-            <w:r/>
-          </w:p>
-        </w:tc>
-        <w:tc>
-          <w:tcPr>
-            <w:tcW w:type="dxa" w:w="1680"/>
-          </w:tcPr>
-          <w:p>
-            <w:pPr>
-              <w:jc w:val="left"/>
-            </w:pPr>
-            <w:r/>
-          </w:p>
-        </w:tc>
-        <w:tc>
-          <w:tcPr>
-            <w:tcW w:type="dxa" w:w="1680"/>
-          </w:tcPr>
-          <w:p>
-            <w:pPr>
-              <w:jc w:val="left"/>
-            </w:pPr>
-            <w:r/>
-            <w:r>
-              <w:rPr>
-                <w:sz w:val="16"/>
-              </w:rPr>
-              <w:t>2026-09-09</w:t>
+                <w:t>QSARmil: A Package for Molecular Multi-Instance Machine Learning</w:t>
+              </w:r>
+            </w:hyperlink>
+          </w:p>
+        </w:tc>
+        <w:tc>
+          <w:tcPr>
+            <w:tcW w:type="dxa" w:w="1680"/>
+          </w:tcPr>
+          <w:p>
+            <w:pPr>
+              <w:jc w:val="left"/>
+            </w:pPr>
+            <w:r/>
+          </w:p>
+        </w:tc>
+        <w:tc>
+          <w:tcPr>
+            <w:tcW w:type="dxa" w:w="1680"/>
+          </w:tcPr>
+          <w:p>
+            <w:pPr>
+              <w:jc w:val="left"/>
+            </w:pPr>
+            <w:r/>
+          </w:p>
+        </w:tc>
+        <w:tc>
+          <w:tcPr>
+            <w:tcW w:type="dxa" w:w="1680"/>
+          </w:tcPr>
+          <w:p>
+            <w:pPr>
+              <w:jc w:val="left"/>
+            </w:pPr>
+            <w:r/>
+            <w:r>
+              <w:rPr>
+                <w:sz w:val="16"/>
+              </w:rPr>
+              <w:t>MLIP</w:t>
+            </w:r>
+          </w:p>
+        </w:tc>
+        <w:tc>
+          <w:tcPr>
+            <w:tcW w:type="dxa" w:w="1680"/>
+          </w:tcPr>
+          <w:p>
+            <w:pPr>
+              <w:jc w:val="left"/>
+            </w:pPr>
+            <w:r/>
+            <w:r>
+              <w:rPr>
+                <w:sz w:val="16"/>
+              </w:rPr>
+              <w:t>2026-09-08</w:t>
             </w:r>
           </w:p>
         </w:tc>
@@ -25192,7 +25198,7 @@
                   <w:sz w:val="16"/>
                   <w:u w:val="single"/>
                 </w:rPr>
-                <w:t>10.36871/2618-9976.2026.08.003</w:t>
+                <w:t>10.26434/chemrxiv.15008449/v1</w:t>
               </w:r>
             </w:hyperlink>
           </w:p>
@@ -25215,48 +25221,42 @@
                   <w:sz w:val="16"/>
                   <w:u w:val="single"/>
                 </w:rPr>
-                <w:t>Identification and Experimental Validation of Candidate Biomarkers for Parkinson’s Disease through Integrated Bioinforma</w:t>
-              </w:r>
-            </w:hyperlink>
-          </w:p>
-        </w:tc>
-        <w:tc>
-          <w:tcPr>
-            <w:tcW w:type="dxa" w:w="1680"/>
-          </w:tcPr>
-          <w:p>
-            <w:pPr>
-              <w:jc w:val="left"/>
-            </w:pPr>
-            <w:r/>
-          </w:p>
-        </w:tc>
-        <w:tc>
-          <w:tcPr>
-            <w:tcW w:type="dxa" w:w="1680"/>
-          </w:tcPr>
-          <w:p>
-            <w:pPr>
-              <w:jc w:val="left"/>
-            </w:pPr>
-            <w:r/>
-          </w:p>
-        </w:tc>
-        <w:tc>
-          <w:tcPr>
-            <w:tcW w:type="dxa" w:w="1680"/>
-          </w:tcPr>
-          <w:p>
-            <w:pPr>
-              <w:jc w:val="left"/>
-            </w:pPr>
-            <w:r/>
-            <w:r>
-              <w:rPr>
-                <w:sz w:val="16"/>
-              </w:rPr>
-              <w:t>MD</w:t>
-            </w:r>
+                <w:t>Multicomponent reaction-diffusion model of glioblastoma with anisotropic invasion, immune microenvironment and fractiona</w:t>
+              </w:r>
+            </w:hyperlink>
+          </w:p>
+        </w:tc>
+        <w:tc>
+          <w:tcPr>
+            <w:tcW w:type="dxa" w:w="1680"/>
+          </w:tcPr>
+          <w:p>
+            <w:pPr>
+              <w:jc w:val="left"/>
+            </w:pPr>
+            <w:r/>
+          </w:p>
+        </w:tc>
+        <w:tc>
+          <w:tcPr>
+            <w:tcW w:type="dxa" w:w="1680"/>
+          </w:tcPr>
+          <w:p>
+            <w:pPr>
+              <w:jc w:val="left"/>
+            </w:pPr>
+            <w:r/>
+          </w:p>
+        </w:tc>
+        <w:tc>
+          <w:tcPr>
+            <w:tcW w:type="dxa" w:w="1680"/>
+          </w:tcPr>
+          <w:p>
+            <w:pPr>
+              <w:jc w:val="left"/>
+            </w:pPr>
+            <w:r/>
           </w:p>
         </w:tc>
         <w:tc>
@@ -25292,7 +25292,7 @@
                   <w:sz w:val="16"/>
                   <w:u w:val="single"/>
                 </w:rPr>
-                <w:t>10.21203/rs.3.rs-10776401/v1</w:t>
+                <w:t>10.36871/2618-9976.2026.08.003</w:t>
               </w:r>
             </w:hyperlink>
           </w:p>
@@ -25315,42 +25315,48 @@
                   <w:sz w:val="16"/>
                   <w:u w:val="single"/>
                 </w:rPr>
-                <w:t>Exploring the Need for Interactive Learning Multimedia to Foster Students’ Mathematical Computational Thinking</w:t>
-              </w:r>
-            </w:hyperlink>
-          </w:p>
-        </w:tc>
-        <w:tc>
-          <w:tcPr>
-            <w:tcW w:type="dxa" w:w="1680"/>
-          </w:tcPr>
-          <w:p>
-            <w:pPr>
-              <w:jc w:val="left"/>
-            </w:pPr>
-            <w:r/>
-          </w:p>
-        </w:tc>
-        <w:tc>
-          <w:tcPr>
-            <w:tcW w:type="dxa" w:w="1680"/>
-          </w:tcPr>
-          <w:p>
-            <w:pPr>
-              <w:jc w:val="left"/>
-            </w:pPr>
-            <w:r/>
-          </w:p>
-        </w:tc>
-        <w:tc>
-          <w:tcPr>
-            <w:tcW w:type="dxa" w:w="1680"/>
-          </w:tcPr>
-          <w:p>
-            <w:pPr>
-              <w:jc w:val="left"/>
-            </w:pPr>
-            <w:r/>
+                <w:t>Identification and Experimental Validation of Candidate Biomarkers for Parkinson’s Disease through Integrated Bioinforma</w:t>
+              </w:r>
+            </w:hyperlink>
+          </w:p>
+        </w:tc>
+        <w:tc>
+          <w:tcPr>
+            <w:tcW w:type="dxa" w:w="1680"/>
+          </w:tcPr>
+          <w:p>
+            <w:pPr>
+              <w:jc w:val="left"/>
+            </w:pPr>
+            <w:r/>
+          </w:p>
+        </w:tc>
+        <w:tc>
+          <w:tcPr>
+            <w:tcW w:type="dxa" w:w="1680"/>
+          </w:tcPr>
+          <w:p>
+            <w:pPr>
+              <w:jc w:val="left"/>
+            </w:pPr>
+            <w:r/>
+          </w:p>
+        </w:tc>
+        <w:tc>
+          <w:tcPr>
+            <w:tcW w:type="dxa" w:w="1680"/>
+          </w:tcPr>
+          <w:p>
+            <w:pPr>
+              <w:jc w:val="left"/>
+            </w:pPr>
+            <w:r/>
+            <w:r>
+              <w:rPr>
+                <w:sz w:val="16"/>
+              </w:rPr>
+              <w:t>MD</w:t>
+            </w:r>
           </w:p>
         </w:tc>
         <w:tc>
@@ -25386,7 +25392,7 @@
                   <w:sz w:val="16"/>
                   <w:u w:val="single"/>
                 </w:rPr>
-                <w:t>10.56773/ierj.v4i1.144</w:t>
+                <w:t>10.21203/rs.3.rs-10776401/v1</w:t>
               </w:r>
             </w:hyperlink>
           </w:p>
@@ -25409,48 +25415,42 @@
                   <w:sz w:val="16"/>
                   <w:u w:val="single"/>
                 </w:rPr>
-                <w:t>Accelerating density functional theory calculations using conditional generative-adversarial neural networks</w:t>
-              </w:r>
-            </w:hyperlink>
-          </w:p>
-        </w:tc>
-        <w:tc>
-          <w:tcPr>
-            <w:tcW w:type="dxa" w:w="1680"/>
-          </w:tcPr>
-          <w:p>
-            <w:pPr>
-              <w:jc w:val="left"/>
-            </w:pPr>
-            <w:r/>
-          </w:p>
-        </w:tc>
-        <w:tc>
-          <w:tcPr>
-            <w:tcW w:type="dxa" w:w="1680"/>
-          </w:tcPr>
-          <w:p>
-            <w:pPr>
-              <w:jc w:val="left"/>
-            </w:pPr>
-            <w:r/>
-          </w:p>
-        </w:tc>
-        <w:tc>
-          <w:tcPr>
-            <w:tcW w:type="dxa" w:w="1680"/>
-          </w:tcPr>
-          <w:p>
-            <w:pPr>
-              <w:jc w:val="left"/>
-            </w:pPr>
-            <w:r/>
-            <w:r>
-              <w:rPr>
-                <w:sz w:val="16"/>
-              </w:rPr>
-              <w:t>DFT</w:t>
-            </w:r>
+                <w:t>Exploring the Need for Interactive Learning Multimedia to Foster Students’ Mathematical Computational Thinking</w:t>
+              </w:r>
+            </w:hyperlink>
+          </w:p>
+        </w:tc>
+        <w:tc>
+          <w:tcPr>
+            <w:tcW w:type="dxa" w:w="1680"/>
+          </w:tcPr>
+          <w:p>
+            <w:pPr>
+              <w:jc w:val="left"/>
+            </w:pPr>
+            <w:r/>
+          </w:p>
+        </w:tc>
+        <w:tc>
+          <w:tcPr>
+            <w:tcW w:type="dxa" w:w="1680"/>
+          </w:tcPr>
+          <w:p>
+            <w:pPr>
+              <w:jc w:val="left"/>
+            </w:pPr>
+            <w:r/>
+          </w:p>
+        </w:tc>
+        <w:tc>
+          <w:tcPr>
+            <w:tcW w:type="dxa" w:w="1680"/>
+          </w:tcPr>
+          <w:p>
+            <w:pPr>
+              <w:jc w:val="left"/>
+            </w:pPr>
+            <w:r/>
           </w:p>
         </w:tc>
         <w:tc>
@@ -25479,14 +25479,14 @@
               <w:jc w:val="left"/>
             </w:pPr>
             <w:r/>
-            <w:hyperlink r:id="rId277">
-              <w:r>
-                <w:rPr>
-                  <w:color w:val="0B4F9E"/>
-                  <w:sz w:val="16"/>
-                  <w:u w:val="single"/>
-                </w:rPr>
-                <w:t>10.1038/s41524-026-02308-2</w:t>
+            <w:hyperlink r:id="rId276">
+              <w:r>
+                <w:rPr>
+                  <w:color w:val="0B4F9E"/>
+                  <w:sz w:val="16"/>
+                  <w:u w:val="single"/>
+                </w:rPr>
+                <w:t>10.56773/ierj.v4i1.144</w:t>
               </w:r>
             </w:hyperlink>
           </w:p>
@@ -25502,6 +25502,83 @@
               <w:jc w:val="left"/>
             </w:pPr>
             <w:r/>
+            <w:hyperlink r:id="rId277">
+              <w:r>
+                <w:rPr>
+                  <w:color w:val="0B4F9E"/>
+                  <w:sz w:val="16"/>
+                  <w:u w:val="single"/>
+                </w:rPr>
+                <w:t>Accelerating density functional theory calculations using conditional generative-adversarial neural networks</w:t>
+              </w:r>
+            </w:hyperlink>
+          </w:p>
+        </w:tc>
+        <w:tc>
+          <w:tcPr>
+            <w:tcW w:type="dxa" w:w="1680"/>
+          </w:tcPr>
+          <w:p>
+            <w:pPr>
+              <w:jc w:val="left"/>
+            </w:pPr>
+            <w:r/>
+          </w:p>
+        </w:tc>
+        <w:tc>
+          <w:tcPr>
+            <w:tcW w:type="dxa" w:w="1680"/>
+          </w:tcPr>
+          <w:p>
+            <w:pPr>
+              <w:jc w:val="left"/>
+            </w:pPr>
+            <w:r/>
+          </w:p>
+        </w:tc>
+        <w:tc>
+          <w:tcPr>
+            <w:tcW w:type="dxa" w:w="1680"/>
+          </w:tcPr>
+          <w:p>
+            <w:pPr>
+              <w:jc w:val="left"/>
+            </w:pPr>
+            <w:r/>
+            <w:r>
+              <w:rPr>
+                <w:sz w:val="16"/>
+              </w:rPr>
+              <w:t>DFT</w:t>
+            </w:r>
+          </w:p>
+        </w:tc>
+        <w:tc>
+          <w:tcPr>
+            <w:tcW w:type="dxa" w:w="1680"/>
+          </w:tcPr>
+          <w:p>
+            <w:pPr>
+              <w:jc w:val="left"/>
+            </w:pPr>
+            <w:r/>
+            <w:r>
+              <w:rPr>
+                <w:sz w:val="16"/>
+              </w:rPr>
+              <w:t>2026-09-09</w:t>
+            </w:r>
+          </w:p>
+        </w:tc>
+        <w:tc>
+          <w:tcPr>
+            <w:tcW w:type="dxa" w:w="1680"/>
+          </w:tcPr>
+          <w:p>
+            <w:pPr>
+              <w:jc w:val="left"/>
+            </w:pPr>
+            <w:r/>
             <w:hyperlink r:id="rId278">
               <w:r>
                 <w:rPr>
@@ -25509,78 +25586,7 @@
                   <w:sz w:val="16"/>
                   <w:u w:val="single"/>
                 </w:rPr>
-                <w:t>Fast, Accurate, and Scalable Fermionic Neural Networks via Translation Equivariance</w:t>
-              </w:r>
-            </w:hyperlink>
-          </w:p>
-        </w:tc>
-        <w:tc>
-          <w:tcPr>
-            <w:tcW w:type="dxa" w:w="1680"/>
-          </w:tcPr>
-          <w:p>
-            <w:pPr>
-              <w:jc w:val="left"/>
-            </w:pPr>
-            <w:r/>
-          </w:p>
-        </w:tc>
-        <w:tc>
-          <w:tcPr>
-            <w:tcW w:type="dxa" w:w="1680"/>
-          </w:tcPr>
-          <w:p>
-            <w:pPr>
-              <w:jc w:val="left"/>
-            </w:pPr>
-            <w:r/>
-          </w:p>
-        </w:tc>
-        <w:tc>
-          <w:tcPr>
-            <w:tcW w:type="dxa" w:w="1680"/>
-          </w:tcPr>
-          <w:p>
-            <w:pPr>
-              <w:jc w:val="left"/>
-            </w:pPr>
-            <w:r/>
-          </w:p>
-        </w:tc>
-        <w:tc>
-          <w:tcPr>
-            <w:tcW w:type="dxa" w:w="1680"/>
-          </w:tcPr>
-          <w:p>
-            <w:pPr>
-              <w:jc w:val="left"/>
-            </w:pPr>
-            <w:r/>
-            <w:r>
-              <w:rPr>
-                <w:sz w:val="16"/>
-              </w:rPr>
-              <w:t>2026-09-09</w:t>
-            </w:r>
-          </w:p>
-        </w:tc>
-        <w:tc>
-          <w:tcPr>
-            <w:tcW w:type="dxa" w:w="1680"/>
-          </w:tcPr>
-          <w:p>
-            <w:pPr>
-              <w:jc w:val="left"/>
-            </w:pPr>
-            <w:r/>
-            <w:hyperlink r:id="rId278">
-              <w:r>
-                <w:rPr>
-                  <w:color w:val="0B4F9E"/>
-                  <w:sz w:val="16"/>
-                  <w:u w:val="single"/>
-                </w:rPr>
-                <w:t>link</w:t>
+                <w:t>10.1038/s41524-026-02308-2</w:t>
               </w:r>
             </w:hyperlink>
           </w:p>
@@ -25603,64 +25609,58 @@
                   <w:sz w:val="16"/>
                   <w:u w:val="single"/>
                 </w:rPr>
-                <w:t>Multifidelity machine learning interatomic potentials for charged point defects</w:t>
-              </w:r>
-            </w:hyperlink>
-          </w:p>
-        </w:tc>
-        <w:tc>
-          <w:tcPr>
-            <w:tcW w:type="dxa" w:w="1680"/>
-          </w:tcPr>
-          <w:p>
-            <w:pPr>
-              <w:jc w:val="left"/>
-            </w:pPr>
-            <w:r/>
-          </w:p>
-        </w:tc>
-        <w:tc>
-          <w:tcPr>
-            <w:tcW w:type="dxa" w:w="1680"/>
-          </w:tcPr>
-          <w:p>
-            <w:pPr>
-              <w:jc w:val="left"/>
-            </w:pPr>
-            <w:r/>
-          </w:p>
-        </w:tc>
-        <w:tc>
-          <w:tcPr>
-            <w:tcW w:type="dxa" w:w="1680"/>
-          </w:tcPr>
-          <w:p>
-            <w:pPr>
-              <w:jc w:val="left"/>
-            </w:pPr>
-            <w:r/>
-            <w:r>
-              <w:rPr>
-                <w:sz w:val="16"/>
-              </w:rPr>
-              <w:t>MLIP</w:t>
-            </w:r>
-          </w:p>
-        </w:tc>
-        <w:tc>
-          <w:tcPr>
-            <w:tcW w:type="dxa" w:w="1680"/>
-          </w:tcPr>
-          <w:p>
-            <w:pPr>
-              <w:jc w:val="left"/>
-            </w:pPr>
-            <w:r/>
-            <w:r>
-              <w:rPr>
-                <w:sz w:val="16"/>
-              </w:rPr>
-              <w:t>2026-09-10</w:t>
+                <w:t>Fast, Accurate, and Scalable Fermionic Neural Networks via Translation Equivariance</w:t>
+              </w:r>
+            </w:hyperlink>
+          </w:p>
+        </w:tc>
+        <w:tc>
+          <w:tcPr>
+            <w:tcW w:type="dxa" w:w="1680"/>
+          </w:tcPr>
+          <w:p>
+            <w:pPr>
+              <w:jc w:val="left"/>
+            </w:pPr>
+            <w:r/>
+          </w:p>
+        </w:tc>
+        <w:tc>
+          <w:tcPr>
+            <w:tcW w:type="dxa" w:w="1680"/>
+          </w:tcPr>
+          <w:p>
+            <w:pPr>
+              <w:jc w:val="left"/>
+            </w:pPr>
+            <w:r/>
+          </w:p>
+        </w:tc>
+        <w:tc>
+          <w:tcPr>
+            <w:tcW w:type="dxa" w:w="1680"/>
+          </w:tcPr>
+          <w:p>
+            <w:pPr>
+              <w:jc w:val="left"/>
+            </w:pPr>
+            <w:r/>
+          </w:p>
+        </w:tc>
+        <w:tc>
+          <w:tcPr>
+            <w:tcW w:type="dxa" w:w="1680"/>
+          </w:tcPr>
+          <w:p>
+            <w:pPr>
+              <w:jc w:val="left"/>
+            </w:pPr>
+            <w:r/>
+            <w:r>
+              <w:rPr>
+                <w:sz w:val="16"/>
+              </w:rPr>
+              <w:t>2026-09-09</w:t>
             </w:r>
           </w:p>
         </w:tc>
@@ -25680,7 +25680,7 @@
                   <w:sz w:val="16"/>
                   <w:u w:val="single"/>
                 </w:rPr>
-                <w:t>10.1103/tzwd-cl3y</w:t>
+                <w:t>link</w:t>
               </w:r>
             </w:hyperlink>
           </w:p>
@@ -25703,64 +25703,64 @@
                   <w:sz w:val="16"/>
                   <w:u w:val="single"/>
                 </w:rPr>
-                <w:t>Accelerating Proton Affinity Prediction with Multi-Fidelity Machine Learning</w:t>
-              </w:r>
-            </w:hyperlink>
-          </w:p>
-        </w:tc>
-        <w:tc>
-          <w:tcPr>
-            <w:tcW w:type="dxa" w:w="1680"/>
-          </w:tcPr>
-          <w:p>
-            <w:pPr>
-              <w:jc w:val="left"/>
-            </w:pPr>
-            <w:r/>
-          </w:p>
-        </w:tc>
-        <w:tc>
-          <w:tcPr>
-            <w:tcW w:type="dxa" w:w="1680"/>
-          </w:tcPr>
-          <w:p>
-            <w:pPr>
-              <w:jc w:val="left"/>
-            </w:pPr>
-            <w:r/>
-          </w:p>
-        </w:tc>
-        <w:tc>
-          <w:tcPr>
-            <w:tcW w:type="dxa" w:w="1680"/>
-          </w:tcPr>
-          <w:p>
-            <w:pPr>
-              <w:jc w:val="left"/>
-            </w:pPr>
-            <w:r/>
-            <w:r>
-              <w:rPr>
-                <w:sz w:val="16"/>
-              </w:rPr>
-              <w:t>hybrid DFT, DFT</w:t>
-            </w:r>
-          </w:p>
-        </w:tc>
-        <w:tc>
-          <w:tcPr>
-            <w:tcW w:type="dxa" w:w="1680"/>
-          </w:tcPr>
-          <w:p>
-            <w:pPr>
-              <w:jc w:val="left"/>
-            </w:pPr>
-            <w:r/>
-            <w:r>
-              <w:rPr>
-                <w:sz w:val="16"/>
-              </w:rPr>
-              <w:t>2026-09-11</w:t>
+                <w:t>Multifidelity machine learning interatomic potentials for charged point defects</w:t>
+              </w:r>
+            </w:hyperlink>
+          </w:p>
+        </w:tc>
+        <w:tc>
+          <w:tcPr>
+            <w:tcW w:type="dxa" w:w="1680"/>
+          </w:tcPr>
+          <w:p>
+            <w:pPr>
+              <w:jc w:val="left"/>
+            </w:pPr>
+            <w:r/>
+          </w:p>
+        </w:tc>
+        <w:tc>
+          <w:tcPr>
+            <w:tcW w:type="dxa" w:w="1680"/>
+          </w:tcPr>
+          <w:p>
+            <w:pPr>
+              <w:jc w:val="left"/>
+            </w:pPr>
+            <w:r/>
+          </w:p>
+        </w:tc>
+        <w:tc>
+          <w:tcPr>
+            <w:tcW w:type="dxa" w:w="1680"/>
+          </w:tcPr>
+          <w:p>
+            <w:pPr>
+              <w:jc w:val="left"/>
+            </w:pPr>
+            <w:r/>
+            <w:r>
+              <w:rPr>
+                <w:sz w:val="16"/>
+              </w:rPr>
+              <w:t>MLIP</w:t>
+            </w:r>
+          </w:p>
+        </w:tc>
+        <w:tc>
+          <w:tcPr>
+            <w:tcW w:type="dxa" w:w="1680"/>
+          </w:tcPr>
+          <w:p>
+            <w:pPr>
+              <w:jc w:val="left"/>
+            </w:pPr>
+            <w:r/>
+            <w:r>
+              <w:rPr>
+                <w:sz w:val="16"/>
+              </w:rPr>
+              <w:t>2026-09-10</w:t>
             </w:r>
           </w:p>
         </w:tc>
@@ -25780,7 +25780,7 @@
                   <w:sz w:val="16"/>
                   <w:u w:val="single"/>
                 </w:rPr>
-                <w:t>10.26434/chemrxiv.15002556/v2</w:t>
+                <w:t>10.1103/tzwd-cl3y</w:t>
               </w:r>
             </w:hyperlink>
           </w:p>
@@ -25803,42 +25803,48 @@
                   <w:sz w:val="16"/>
                   <w:u w:val="single"/>
                 </w:rPr>
-                <w:t>Artificial Intelligence-Based Alzheimer’s Disease Classification Using Brain MRI: A Review of Machine Learning, Deep Lea</w:t>
-              </w:r>
-            </w:hyperlink>
-          </w:p>
-        </w:tc>
-        <w:tc>
-          <w:tcPr>
-            <w:tcW w:type="dxa" w:w="1680"/>
-          </w:tcPr>
-          <w:p>
-            <w:pPr>
-              <w:jc w:val="left"/>
-            </w:pPr>
-            <w:r/>
-          </w:p>
-        </w:tc>
-        <w:tc>
-          <w:tcPr>
-            <w:tcW w:type="dxa" w:w="1680"/>
-          </w:tcPr>
-          <w:p>
-            <w:pPr>
-              <w:jc w:val="left"/>
-            </w:pPr>
-            <w:r/>
-          </w:p>
-        </w:tc>
-        <w:tc>
-          <w:tcPr>
-            <w:tcW w:type="dxa" w:w="1680"/>
-          </w:tcPr>
-          <w:p>
-            <w:pPr>
-              <w:jc w:val="left"/>
-            </w:pPr>
-            <w:r/>
+                <w:t>Accelerating Proton Affinity Prediction with Multi-Fidelity Machine Learning</w:t>
+              </w:r>
+            </w:hyperlink>
+          </w:p>
+        </w:tc>
+        <w:tc>
+          <w:tcPr>
+            <w:tcW w:type="dxa" w:w="1680"/>
+          </w:tcPr>
+          <w:p>
+            <w:pPr>
+              <w:jc w:val="left"/>
+            </w:pPr>
+            <w:r/>
+          </w:p>
+        </w:tc>
+        <w:tc>
+          <w:tcPr>
+            <w:tcW w:type="dxa" w:w="1680"/>
+          </w:tcPr>
+          <w:p>
+            <w:pPr>
+              <w:jc w:val="left"/>
+            </w:pPr>
+            <w:r/>
+          </w:p>
+        </w:tc>
+        <w:tc>
+          <w:tcPr>
+            <w:tcW w:type="dxa" w:w="1680"/>
+          </w:tcPr>
+          <w:p>
+            <w:pPr>
+              <w:jc w:val="left"/>
+            </w:pPr>
+            <w:r/>
+            <w:r>
+              <w:rPr>
+                <w:sz w:val="16"/>
+              </w:rPr>
+              <w:t>hybrid DFT, DFT</w:t>
+            </w:r>
           </w:p>
         </w:tc>
         <w:tc>
@@ -25874,7 +25880,7 @@
                   <w:sz w:val="16"/>
                   <w:u w:val="single"/>
                 </w:rPr>
-                <w:t>10.9734/jerr/2026/v28i91998</w:t>
+                <w:t>10.26434/chemrxiv.15002556/v2</w:t>
               </w:r>
             </w:hyperlink>
           </w:p>
@@ -25897,48 +25903,42 @@
                   <w:sz w:val="16"/>
                   <w:u w:val="single"/>
                 </w:rPr>
-                <w:t>Machine Learning‐Driven Design of Electrolytes and Interfaces for Solid‐State Lithium Batteries: Progress and Outlook</w:t>
-              </w:r>
-            </w:hyperlink>
-          </w:p>
-        </w:tc>
-        <w:tc>
-          <w:tcPr>
-            <w:tcW w:type="dxa" w:w="1680"/>
-          </w:tcPr>
-          <w:p>
-            <w:pPr>
-              <w:jc w:val="left"/>
-            </w:pPr>
-            <w:r/>
-          </w:p>
-        </w:tc>
-        <w:tc>
-          <w:tcPr>
-            <w:tcW w:type="dxa" w:w="1680"/>
-          </w:tcPr>
-          <w:p>
-            <w:pPr>
-              <w:jc w:val="left"/>
-            </w:pPr>
-            <w:r/>
-          </w:p>
-        </w:tc>
-        <w:tc>
-          <w:tcPr>
-            <w:tcW w:type="dxa" w:w="1680"/>
-          </w:tcPr>
-          <w:p>
-            <w:pPr>
-              <w:jc w:val="left"/>
-            </w:pPr>
-            <w:r/>
-            <w:r>
-              <w:rPr>
-                <w:sz w:val="16"/>
-              </w:rPr>
-              <w:t>DFT</w:t>
-            </w:r>
+                <w:t>Artificial Intelligence-Based Alzheimer’s Disease Classification Using Brain MRI: A Review of Machine Learning, Deep Lea</w:t>
+              </w:r>
+            </w:hyperlink>
+          </w:p>
+        </w:tc>
+        <w:tc>
+          <w:tcPr>
+            <w:tcW w:type="dxa" w:w="1680"/>
+          </w:tcPr>
+          <w:p>
+            <w:pPr>
+              <w:jc w:val="left"/>
+            </w:pPr>
+            <w:r/>
+          </w:p>
+        </w:tc>
+        <w:tc>
+          <w:tcPr>
+            <w:tcW w:type="dxa" w:w="1680"/>
+          </w:tcPr>
+          <w:p>
+            <w:pPr>
+              <w:jc w:val="left"/>
+            </w:pPr>
+            <w:r/>
+          </w:p>
+        </w:tc>
+        <w:tc>
+          <w:tcPr>
+            <w:tcW w:type="dxa" w:w="1680"/>
+          </w:tcPr>
+          <w:p>
+            <w:pPr>
+              <w:jc w:val="left"/>
+            </w:pPr>
+            <w:r/>
           </w:p>
         </w:tc>
         <w:tc>
@@ -25974,7 +25974,7 @@
                   <w:sz w:val="16"/>
                   <w:u w:val="single"/>
                 </w:rPr>
-                <w:t>10.1002/adfm.78357</w:t>
+                <w:t>10.9734/jerr/2026/v28i91998</w:t>
               </w:r>
             </w:hyperlink>
           </w:p>
@@ -25997,42 +25997,48 @@
                   <w:sz w:val="16"/>
                   <w:u w:val="single"/>
                 </w:rPr>
-                <w:t>Modeling and design optimization of off-axis beam expanders using super element method and active learning-based Kriging</w:t>
-              </w:r>
-            </w:hyperlink>
-          </w:p>
-        </w:tc>
-        <w:tc>
-          <w:tcPr>
-            <w:tcW w:type="dxa" w:w="1680"/>
-          </w:tcPr>
-          <w:p>
-            <w:pPr>
-              <w:jc w:val="left"/>
-            </w:pPr>
-            <w:r/>
-          </w:p>
-        </w:tc>
-        <w:tc>
-          <w:tcPr>
-            <w:tcW w:type="dxa" w:w="1680"/>
-          </w:tcPr>
-          <w:p>
-            <w:pPr>
-              <w:jc w:val="left"/>
-            </w:pPr>
-            <w:r/>
-          </w:p>
-        </w:tc>
-        <w:tc>
-          <w:tcPr>
-            <w:tcW w:type="dxa" w:w="1680"/>
-          </w:tcPr>
-          <w:p>
-            <w:pPr>
-              <w:jc w:val="left"/>
-            </w:pPr>
-            <w:r/>
+                <w:t>Machine Learning‐Driven Design of Electrolytes and Interfaces for Solid‐State Lithium Batteries: Progress and Outlook</w:t>
+              </w:r>
+            </w:hyperlink>
+          </w:p>
+        </w:tc>
+        <w:tc>
+          <w:tcPr>
+            <w:tcW w:type="dxa" w:w="1680"/>
+          </w:tcPr>
+          <w:p>
+            <w:pPr>
+              <w:jc w:val="left"/>
+            </w:pPr>
+            <w:r/>
+          </w:p>
+        </w:tc>
+        <w:tc>
+          <w:tcPr>
+            <w:tcW w:type="dxa" w:w="1680"/>
+          </w:tcPr>
+          <w:p>
+            <w:pPr>
+              <w:jc w:val="left"/>
+            </w:pPr>
+            <w:r/>
+          </w:p>
+        </w:tc>
+        <w:tc>
+          <w:tcPr>
+            <w:tcW w:type="dxa" w:w="1680"/>
+          </w:tcPr>
+          <w:p>
+            <w:pPr>
+              <w:jc w:val="left"/>
+            </w:pPr>
+            <w:r/>
+            <w:r>
+              <w:rPr>
+                <w:sz w:val="16"/>
+              </w:rPr>
+              <w:t>DFT</w:t>
+            </w:r>
           </w:p>
         </w:tc>
         <w:tc>
@@ -26068,7 +26074,7 @@
                   <w:sz w:val="16"/>
                   <w:u w:val="single"/>
                 </w:rPr>
-                <w:t>10.1117/12.3122199</w:t>
+                <w:t>10.1002/adfm.78357</w:t>
               </w:r>
             </w:hyperlink>
           </w:p>
@@ -26091,6 +26097,100 @@
                   <w:sz w:val="16"/>
                   <w:u w:val="single"/>
                 </w:rPr>
+                <w:t>Modeling and design optimization of off-axis beam expanders using super element method and active learning-based Kriging</w:t>
+              </w:r>
+            </w:hyperlink>
+          </w:p>
+        </w:tc>
+        <w:tc>
+          <w:tcPr>
+            <w:tcW w:type="dxa" w:w="1680"/>
+          </w:tcPr>
+          <w:p>
+            <w:pPr>
+              <w:jc w:val="left"/>
+            </w:pPr>
+            <w:r/>
+          </w:p>
+        </w:tc>
+        <w:tc>
+          <w:tcPr>
+            <w:tcW w:type="dxa" w:w="1680"/>
+          </w:tcPr>
+          <w:p>
+            <w:pPr>
+              <w:jc w:val="left"/>
+            </w:pPr>
+            <w:r/>
+          </w:p>
+        </w:tc>
+        <w:tc>
+          <w:tcPr>
+            <w:tcW w:type="dxa" w:w="1680"/>
+          </w:tcPr>
+          <w:p>
+            <w:pPr>
+              <w:jc w:val="left"/>
+            </w:pPr>
+            <w:r/>
+          </w:p>
+        </w:tc>
+        <w:tc>
+          <w:tcPr>
+            <w:tcW w:type="dxa" w:w="1680"/>
+          </w:tcPr>
+          <w:p>
+            <w:pPr>
+              <w:jc w:val="left"/>
+            </w:pPr>
+            <w:r/>
+            <w:r>
+              <w:rPr>
+                <w:sz w:val="16"/>
+              </w:rPr>
+              <w:t>2026-09-11</w:t>
+            </w:r>
+          </w:p>
+        </w:tc>
+        <w:tc>
+          <w:tcPr>
+            <w:tcW w:type="dxa" w:w="1680"/>
+          </w:tcPr>
+          <w:p>
+            <w:pPr>
+              <w:jc w:val="left"/>
+            </w:pPr>
+            <w:r/>
+            <w:hyperlink r:id="rId284">
+              <w:r>
+                <w:rPr>
+                  <w:color w:val="0B4F9E"/>
+                  <w:sz w:val="16"/>
+                  <w:u w:val="single"/>
+                </w:rPr>
+                <w:t>10.1117/12.3122199</w:t>
+              </w:r>
+            </w:hyperlink>
+          </w:p>
+        </w:tc>
+      </w:tr>
+      <w:tr>
+        <w:tc>
+          <w:tcPr>
+            <w:tcW w:type="dxa" w:w="1680"/>
+          </w:tcPr>
+          <w:p>
+            <w:pPr>
+              <w:jc w:val="left"/>
+            </w:pPr>
+            <w:r/>
+            <w:hyperlink r:id="rId285">
+              <w:r>
+                <w:rPr>
+                  <w:color w:val="0B4F9E"/>
+                  <w:sz w:val="16"/>
+                  <w:u w:val="single"/>
+                </w:rPr>
                 <w:t>Machine Learning for Magnetite Nanoparticles Contaminant Adsorption under Uncertainty: Revealing Data Quality Limits</w:t>
               </w:r>
             </w:hyperlink>
@@ -26155,7 +26255,7 @@
               <w:jc w:val="left"/>
             </w:pPr>
             <w:r/>
-            <w:hyperlink r:id="rId284">
+            <w:hyperlink r:id="rId285">
               <w:r>
                 <w:rPr>
                   <w:color w:val="0B4F9E"/>
@@ -26163,6 +26263,588 @@
                   <w:u w:val="single"/>
                 </w:rPr>
                 <w:t>10.1021/acsestwater.6c00772.s001</w:t>
+              </w:r>
+            </w:hyperlink>
+          </w:p>
+        </w:tc>
+      </w:tr>
+      <w:tr>
+        <w:tc>
+          <w:tcPr>
+            <w:tcW w:type="dxa" w:w="1680"/>
+          </w:tcPr>
+          <w:p>
+            <w:pPr>
+              <w:jc w:val="left"/>
+            </w:pPr>
+            <w:r/>
+            <w:hyperlink r:id="rId286">
+              <w:r>
+                <w:rPr>
+                  <w:color w:val="0B4F9E"/>
+                  <w:sz w:val="16"/>
+                  <w:u w:val="single"/>
+                </w:rPr>
+                <w:t>A Survey of Automated Time Series Forecasting: From Deep Learning to Foundation Models with Financial Applications</w:t>
+              </w:r>
+            </w:hyperlink>
+          </w:p>
+        </w:tc>
+        <w:tc>
+          <w:tcPr>
+            <w:tcW w:type="dxa" w:w="1680"/>
+          </w:tcPr>
+          <w:p>
+            <w:pPr>
+              <w:jc w:val="left"/>
+            </w:pPr>
+            <w:r/>
+          </w:p>
+        </w:tc>
+        <w:tc>
+          <w:tcPr>
+            <w:tcW w:type="dxa" w:w="1680"/>
+          </w:tcPr>
+          <w:p>
+            <w:pPr>
+              <w:jc w:val="left"/>
+            </w:pPr>
+            <w:r/>
+          </w:p>
+        </w:tc>
+        <w:tc>
+          <w:tcPr>
+            <w:tcW w:type="dxa" w:w="1680"/>
+          </w:tcPr>
+          <w:p>
+            <w:pPr>
+              <w:jc w:val="left"/>
+            </w:pPr>
+            <w:r/>
+            <w:r>
+              <w:rPr>
+                <w:sz w:val="16"/>
+              </w:rPr>
+              <w:t>MLIP</w:t>
+            </w:r>
+          </w:p>
+        </w:tc>
+        <w:tc>
+          <w:tcPr>
+            <w:tcW w:type="dxa" w:w="1680"/>
+          </w:tcPr>
+          <w:p>
+            <w:pPr>
+              <w:jc w:val="left"/>
+            </w:pPr>
+            <w:r/>
+            <w:r>
+              <w:rPr>
+                <w:sz w:val="16"/>
+              </w:rPr>
+              <w:t>2026-09-13</w:t>
+            </w:r>
+          </w:p>
+        </w:tc>
+        <w:tc>
+          <w:tcPr>
+            <w:tcW w:type="dxa" w:w="1680"/>
+          </w:tcPr>
+          <w:p>
+            <w:pPr>
+              <w:jc w:val="left"/>
+            </w:pPr>
+            <w:r/>
+            <w:hyperlink r:id="rId286">
+              <w:r>
+                <w:rPr>
+                  <w:color w:val="0B4F9E"/>
+                  <w:sz w:val="16"/>
+                  <w:u w:val="single"/>
+                </w:rPr>
+                <w:t>10.70267/aitia.2026316325</w:t>
+              </w:r>
+            </w:hyperlink>
+          </w:p>
+        </w:tc>
+      </w:tr>
+      <w:tr>
+        <w:tc>
+          <w:tcPr>
+            <w:tcW w:type="dxa" w:w="1680"/>
+          </w:tcPr>
+          <w:p>
+            <w:pPr>
+              <w:jc w:val="left"/>
+            </w:pPr>
+            <w:r/>
+            <w:hyperlink r:id="rId287">
+              <w:r>
+                <w:rPr>
+                  <w:color w:val="0B4F9E"/>
+                  <w:sz w:val="16"/>
+                  <w:u w:val="single"/>
+                </w:rPr>
+                <w:t>Towards human-centered and efficient video synthesis: a survey of multimodal diffusion models</w:t>
+              </w:r>
+            </w:hyperlink>
+          </w:p>
+        </w:tc>
+        <w:tc>
+          <w:tcPr>
+            <w:tcW w:type="dxa" w:w="1680"/>
+          </w:tcPr>
+          <w:p>
+            <w:pPr>
+              <w:jc w:val="left"/>
+            </w:pPr>
+            <w:r/>
+          </w:p>
+        </w:tc>
+        <w:tc>
+          <w:tcPr>
+            <w:tcW w:type="dxa" w:w="1680"/>
+          </w:tcPr>
+          <w:p>
+            <w:pPr>
+              <w:jc w:val="left"/>
+            </w:pPr>
+            <w:r/>
+          </w:p>
+        </w:tc>
+        <w:tc>
+          <w:tcPr>
+            <w:tcW w:type="dxa" w:w="1680"/>
+          </w:tcPr>
+          <w:p>
+            <w:pPr>
+              <w:jc w:val="left"/>
+            </w:pPr>
+            <w:r/>
+          </w:p>
+        </w:tc>
+        <w:tc>
+          <w:tcPr>
+            <w:tcW w:type="dxa" w:w="1680"/>
+          </w:tcPr>
+          <w:p>
+            <w:pPr>
+              <w:jc w:val="left"/>
+            </w:pPr>
+            <w:r/>
+            <w:r>
+              <w:rPr>
+                <w:sz w:val="16"/>
+              </w:rPr>
+              <w:t>2026-09-13</w:t>
+            </w:r>
+          </w:p>
+        </w:tc>
+        <w:tc>
+          <w:tcPr>
+            <w:tcW w:type="dxa" w:w="1680"/>
+          </w:tcPr>
+          <w:p>
+            <w:pPr>
+              <w:jc w:val="left"/>
+            </w:pPr>
+            <w:r/>
+            <w:hyperlink r:id="rId287">
+              <w:r>
+                <w:rPr>
+                  <w:color w:val="0B4F9E"/>
+                  <w:sz w:val="16"/>
+                  <w:u w:val="single"/>
+                </w:rPr>
+                <w:t>10.1007/s10462-026-11699-z</w:t>
+              </w:r>
+            </w:hyperlink>
+          </w:p>
+        </w:tc>
+      </w:tr>
+      <w:tr>
+        <w:tc>
+          <w:tcPr>
+            <w:tcW w:type="dxa" w:w="1680"/>
+          </w:tcPr>
+          <w:p>
+            <w:pPr>
+              <w:jc w:val="left"/>
+            </w:pPr>
+            <w:r/>
+            <w:hyperlink r:id="rId288">
+              <w:r>
+                <w:rPr>
+                  <w:color w:val="0B4F9E"/>
+                  <w:sz w:val="16"/>
+                  <w:u w:val="single"/>
+                </w:rPr>
+                <w:t>The Impact of Artificial Intelligence on the Generative Design and Cross-Domain Performance of Athletic Footwear</w:t>
+              </w:r>
+            </w:hyperlink>
+          </w:p>
+        </w:tc>
+        <w:tc>
+          <w:tcPr>
+            <w:tcW w:type="dxa" w:w="1680"/>
+          </w:tcPr>
+          <w:p>
+            <w:pPr>
+              <w:jc w:val="left"/>
+            </w:pPr>
+            <w:r/>
+          </w:p>
+        </w:tc>
+        <w:tc>
+          <w:tcPr>
+            <w:tcW w:type="dxa" w:w="1680"/>
+          </w:tcPr>
+          <w:p>
+            <w:pPr>
+              <w:jc w:val="left"/>
+            </w:pPr>
+            <w:r/>
+          </w:p>
+        </w:tc>
+        <w:tc>
+          <w:tcPr>
+            <w:tcW w:type="dxa" w:w="1680"/>
+          </w:tcPr>
+          <w:p>
+            <w:pPr>
+              <w:jc w:val="left"/>
+            </w:pPr>
+            <w:r/>
+            <w:r>
+              <w:rPr>
+                <w:sz w:val="16"/>
+              </w:rPr>
+              <w:t>finite element</w:t>
+            </w:r>
+          </w:p>
+        </w:tc>
+        <w:tc>
+          <w:tcPr>
+            <w:tcW w:type="dxa" w:w="1680"/>
+          </w:tcPr>
+          <w:p>
+            <w:pPr>
+              <w:jc w:val="left"/>
+            </w:pPr>
+            <w:r/>
+            <w:r>
+              <w:rPr>
+                <w:sz w:val="16"/>
+              </w:rPr>
+              <w:t>2026-09-13</w:t>
+            </w:r>
+          </w:p>
+        </w:tc>
+        <w:tc>
+          <w:tcPr>
+            <w:tcW w:type="dxa" w:w="1680"/>
+          </w:tcPr>
+          <w:p>
+            <w:pPr>
+              <w:jc w:val="left"/>
+            </w:pPr>
+            <w:r/>
+            <w:hyperlink r:id="rId288">
+              <w:r>
+                <w:rPr>
+                  <w:color w:val="0B4F9E"/>
+                  <w:sz w:val="16"/>
+                  <w:u w:val="single"/>
+                </w:rPr>
+                <w:t>10.70267/aitia.2026435440</w:t>
+              </w:r>
+            </w:hyperlink>
+          </w:p>
+        </w:tc>
+      </w:tr>
+      <w:tr>
+        <w:tc>
+          <w:tcPr>
+            <w:tcW w:type="dxa" w:w="1680"/>
+          </w:tcPr>
+          <w:p>
+            <w:pPr>
+              <w:jc w:val="left"/>
+            </w:pPr>
+            <w:r/>
+            <w:hyperlink r:id="rId289">
+              <w:r>
+                <w:rPr>
+                  <w:color w:val="0B4F9E"/>
+                  <w:sz w:val="16"/>
+                  <w:u w:val="single"/>
+                </w:rPr>
+                <w:t>OmniTCR: a foundation model unifying T cell receptor recognition prediction and conditional sequence generation</w:t>
+              </w:r>
+            </w:hyperlink>
+          </w:p>
+        </w:tc>
+        <w:tc>
+          <w:tcPr>
+            <w:tcW w:type="dxa" w:w="1680"/>
+          </w:tcPr>
+          <w:p>
+            <w:pPr>
+              <w:jc w:val="left"/>
+            </w:pPr>
+            <w:r/>
+          </w:p>
+        </w:tc>
+        <w:tc>
+          <w:tcPr>
+            <w:tcW w:type="dxa" w:w="1680"/>
+          </w:tcPr>
+          <w:p>
+            <w:pPr>
+              <w:jc w:val="left"/>
+            </w:pPr>
+            <w:r/>
+          </w:p>
+        </w:tc>
+        <w:tc>
+          <w:tcPr>
+            <w:tcW w:type="dxa" w:w="1680"/>
+          </w:tcPr>
+          <w:p>
+            <w:pPr>
+              <w:jc w:val="left"/>
+            </w:pPr>
+            <w:r/>
+            <w:r>
+              <w:rPr>
+                <w:sz w:val="16"/>
+              </w:rPr>
+              <w:t>MLIP</w:t>
+            </w:r>
+          </w:p>
+        </w:tc>
+        <w:tc>
+          <w:tcPr>
+            <w:tcW w:type="dxa" w:w="1680"/>
+          </w:tcPr>
+          <w:p>
+            <w:pPr>
+              <w:jc w:val="left"/>
+            </w:pPr>
+            <w:r/>
+            <w:r>
+              <w:rPr>
+                <w:sz w:val="16"/>
+              </w:rPr>
+              <w:t>2026-09-13</w:t>
+            </w:r>
+          </w:p>
+        </w:tc>
+        <w:tc>
+          <w:tcPr>
+            <w:tcW w:type="dxa" w:w="1680"/>
+          </w:tcPr>
+          <w:p>
+            <w:pPr>
+              <w:jc w:val="left"/>
+            </w:pPr>
+            <w:r/>
+            <w:hyperlink r:id="rId289">
+              <w:r>
+                <w:rPr>
+                  <w:color w:val="0B4F9E"/>
+                  <w:sz w:val="16"/>
+                  <w:u w:val="single"/>
+                </w:rPr>
+                <w:t>10.64898/2026.09.10.750588</w:t>
+              </w:r>
+            </w:hyperlink>
+          </w:p>
+        </w:tc>
+      </w:tr>
+      <w:tr>
+        <w:tc>
+          <w:tcPr>
+            <w:tcW w:type="dxa" w:w="1680"/>
+          </w:tcPr>
+          <w:p>
+            <w:pPr>
+              <w:jc w:val="left"/>
+            </w:pPr>
+            <w:r/>
+            <w:hyperlink r:id="rId290">
+              <w:r>
+                <w:rPr>
+                  <w:color w:val="0B4F9E"/>
+                  <w:sz w:val="16"/>
+                  <w:u w:val="single"/>
+                </w:rPr>
+                <w:t>A Review of the Applications of Artificial Intelligence in the Full-Process Design of Integrated Circuits</w:t>
+              </w:r>
+            </w:hyperlink>
+          </w:p>
+        </w:tc>
+        <w:tc>
+          <w:tcPr>
+            <w:tcW w:type="dxa" w:w="1680"/>
+          </w:tcPr>
+          <w:p>
+            <w:pPr>
+              <w:jc w:val="left"/>
+            </w:pPr>
+            <w:r/>
+          </w:p>
+        </w:tc>
+        <w:tc>
+          <w:tcPr>
+            <w:tcW w:type="dxa" w:w="1680"/>
+          </w:tcPr>
+          <w:p>
+            <w:pPr>
+              <w:jc w:val="left"/>
+            </w:pPr>
+            <w:r/>
+          </w:p>
+        </w:tc>
+        <w:tc>
+          <w:tcPr>
+            <w:tcW w:type="dxa" w:w="1680"/>
+          </w:tcPr>
+          <w:p>
+            <w:pPr>
+              <w:jc w:val="left"/>
+            </w:pPr>
+            <w:r/>
+          </w:p>
+        </w:tc>
+        <w:tc>
+          <w:tcPr>
+            <w:tcW w:type="dxa" w:w="1680"/>
+          </w:tcPr>
+          <w:p>
+            <w:pPr>
+              <w:jc w:val="left"/>
+            </w:pPr>
+            <w:r/>
+            <w:r>
+              <w:rPr>
+                <w:sz w:val="16"/>
+              </w:rPr>
+              <w:t>2026-09-13</w:t>
+            </w:r>
+          </w:p>
+        </w:tc>
+        <w:tc>
+          <w:tcPr>
+            <w:tcW w:type="dxa" w:w="1680"/>
+          </w:tcPr>
+          <w:p>
+            <w:pPr>
+              <w:jc w:val="left"/>
+            </w:pPr>
+            <w:r/>
+            <w:hyperlink r:id="rId290">
+              <w:r>
+                <w:rPr>
+                  <w:color w:val="0B4F9E"/>
+                  <w:sz w:val="16"/>
+                  <w:u w:val="single"/>
+                </w:rPr>
+                <w:t>10.70267/aitia.2026266270</w:t>
+              </w:r>
+            </w:hyperlink>
+          </w:p>
+        </w:tc>
+      </w:tr>
+      <w:tr>
+        <w:tc>
+          <w:tcPr>
+            <w:tcW w:type="dxa" w:w="1680"/>
+          </w:tcPr>
+          <w:p>
+            <w:pPr>
+              <w:jc w:val="left"/>
+            </w:pPr>
+            <w:r/>
+            <w:hyperlink r:id="rId291">
+              <w:r>
+                <w:rPr>
+                  <w:color w:val="0B4F9E"/>
+                  <w:sz w:val="16"/>
+                  <w:u w:val="single"/>
+                </w:rPr>
+                <w:t>AGENTIC SOCIO-TECHNICAL SYSTEMS FOR AGING DEMOGRAPHICS: INTEGRATING GRAPH NEURAL NETWORKS AND DEEP REINFORCEMENT LEARNIN</w:t>
+              </w:r>
+            </w:hyperlink>
+          </w:p>
+        </w:tc>
+        <w:tc>
+          <w:tcPr>
+            <w:tcW w:type="dxa" w:w="1680"/>
+          </w:tcPr>
+          <w:p>
+            <w:pPr>
+              <w:jc w:val="left"/>
+            </w:pPr>
+            <w:r/>
+          </w:p>
+        </w:tc>
+        <w:tc>
+          <w:tcPr>
+            <w:tcW w:type="dxa" w:w="1680"/>
+          </w:tcPr>
+          <w:p>
+            <w:pPr>
+              <w:jc w:val="left"/>
+            </w:pPr>
+            <w:r/>
+          </w:p>
+        </w:tc>
+        <w:tc>
+          <w:tcPr>
+            <w:tcW w:type="dxa" w:w="1680"/>
+          </w:tcPr>
+          <w:p>
+            <w:pPr>
+              <w:jc w:val="left"/>
+            </w:pPr>
+            <w:r/>
+          </w:p>
+        </w:tc>
+        <w:tc>
+          <w:tcPr>
+            <w:tcW w:type="dxa" w:w="1680"/>
+          </w:tcPr>
+          <w:p>
+            <w:pPr>
+              <w:jc w:val="left"/>
+            </w:pPr>
+            <w:r/>
+            <w:r>
+              <w:rPr>
+                <w:sz w:val="16"/>
+              </w:rPr>
+              <w:t>2026-09-13</w:t>
+            </w:r>
+          </w:p>
+        </w:tc>
+        <w:tc>
+          <w:tcPr>
+            <w:tcW w:type="dxa" w:w="1680"/>
+          </w:tcPr>
+          <w:p>
+            <w:pPr>
+              <w:jc w:val="left"/>
+            </w:pPr>
+            <w:r/>
+            <w:hyperlink r:id="rId291">
+              <w:r>
+                <w:rPr>
+                  <w:color w:val="0B4F9E"/>
+                  <w:sz w:val="16"/>
+                  <w:u w:val="single"/>
+                </w:rPr>
+                <w:t>10.58257/ijprems53211</w:t>
               </w:r>
             </w:hyperlink>
           </w:p>
@@ -26189,7 +26871,7 @@
         <w:rPr>
           <w:b/>
         </w:rPr>
-        <w:t>220</w:t>
+        <w:t>228</w:t>
       </w:r>
     </w:p>
     <w:p>
@@ -26203,7 +26885,7 @@
         <w:rPr>
           <w:b/>
         </w:rPr>
-        <w:t>107</w:t>
+        <w:t>111</w:t>
       </w:r>
     </w:p>
     <w:p>
@@ -26217,7 +26899,7 @@
         <w:rPr>
           <w:b/>
         </w:rPr>
-        <w:t>243</w:t>
+        <w:t>250</w:t>
       </w:r>
     </w:p>
     <w:p>
